--- a/docs/OrbitGuard_Video_Script.docx
+++ b/docs/OrbitGuard_Video_Script.docx
@@ -29,7 +29,7 @@
           <w:sz w:val="28"/>
           <w:szCs w:val="28"/>
         </w:rPr>
-        <w:t xml:space="preserve">Video script and motion-design cues</w:t>
+        <w:t xml:space="preserve">Video script: the 3 a.m. decision</w:t>
       </w:r>
     </w:p>
     <w:p>
@@ -61,7 +61,7 @@
           <w:sz w:val="19"/>
           <w:szCs w:val="19"/>
         </w:rPr>
-        <w:t xml:space="preserve">Runtime </w:t>
+        <w:t xml:space="preserve">Length </w:t>
       </w:r>
       <w:r>
         <w:rPr>
@@ -69,15 +69,7 @@
           <w:sz w:val="19"/>
           <w:szCs w:val="19"/>
         </w:rPr>
-        <w:t xml:space="preserve">2:55 target, 3:00 hard limit. Narration 491 words at about 175 words a minute: brisk and confident, with a breath between scenes. </w:t>
-      </w:r>
-      <w:r>
-        <w:rPr>
-          <w:rFonts w:ascii="Arial" w:cs="Arial" w:eastAsia="Arial" w:hAnsi="Arial"/>
-          <w:sz w:val="19"/>
-          <w:szCs w:val="19"/>
-        </w:rPr>
-        <w:t xml:space="preserve">Every number spoken appears on screen at the same moment, and every number was measured on the LinuxONE VM unless the source column says otherwise.</w:t>
+        <w:t xml:space="preserve">2:55 target, 3:00 hard limit. Narration is 484 words, about 170 words a minute (2:51 of voice): calm, clear, like telling a friend a story. Every number spoken also appears on screen, and every product number was measured on our LinuxONE server.</w:t>
       </w:r>
     </w:p>
     <w:p>
@@ -95,7 +87,20 @@
           <w:sz w:val="30"/>
           <w:szCs w:val="30"/>
         </w:rPr>
-        <w:t xml:space="preserve">What the judges must see, and where</w:t>
+        <w:t xml:space="preserve">The story in one breath</w:t>
+      </w:r>
+    </w:p>
+    <w:p>
+      <w:pPr>
+        <w:spacing w:after="80" w:before="0" w:line="264"/>
+      </w:pPr>
+      <w:r>
+        <w:rPr>
+          <w:rFonts w:ascii="Arial" w:cs="Arial" w:eastAsia="Arial" w:hAnsi="Arial"/>
+          <w:sz w:val="19"/>
+          <w:szCs w:val="19"/>
+        </w:rPr>
+        <w:t xml:space="preserve">A satellite operator gets an alert at 3 a.m.: something might hit their satellite. They face two questions: is this alert real, and if I move, where to? OrbitGuard answers both, shows what a crash would cost, explains it in plain English, and leaves the decision to the person. At the end we return to the same desk, and the decision has been made.</w:t>
       </w:r>
     </w:p>
     <w:tbl>
@@ -112,9 +117,9 @@
         <w:tblLayout w:type="fixed"/>
       </w:tblPr>
       <w:tblGrid>
-        <w:gridCol w:w="3600"/>
+        <w:gridCol w:w="2400"/>
         <w:gridCol w:w="6500"/>
-        <w:gridCol w:w="5298"/>
+        <w:gridCol w:w="6498"/>
       </w:tblGrid>
       <w:tr>
         <w:trPr>
@@ -122,7 +127,7 @@
         </w:trPr>
         <w:tc>
           <w:tcPr>
-            <w:tcW w:type="dxa" w:w="3600"/>
+            <w:tcW w:type="dxa" w:w="2400"/>
             <w:tcBorders>
               <w:top w:val="single" w:color="C9D3E0" w:sz="4"/>
               <w:left w:val="single" w:color="C9D3E0" w:sz="4"/>
@@ -150,7 +155,7 @@
                 <w:sz w:val="18"/>
                 <w:szCs w:val="18"/>
               </w:rPr>
-              <w:t xml:space="preserve">Guidebook / rubric item</w:t>
+              <w:t xml:space="preserve">Act</w:t>
             </w:r>
           </w:p>
         </w:tc>
@@ -184,13 +189,13 @@
                 <w:sz w:val="18"/>
                 <w:szCs w:val="18"/>
               </w:rPr>
-              <w:t xml:space="preserve">Where it lands in the video</w:t>
-            </w:r>
-          </w:p>
-        </w:tc>
-        <w:tc>
-          <w:tcPr>
-            <w:tcW w:type="dxa" w:w="5298"/>
+              <w:t xml:space="preserve">Scenes</w:t>
+            </w:r>
+          </w:p>
+        </w:tc>
+        <w:tc>
+          <w:tcPr>
+            <w:tcW w:type="dxa" w:w="6498"/>
             <w:tcBorders>
               <w:top w:val="single" w:color="C9D3E0" w:sz="4"/>
               <w:left w:val="single" w:color="C9D3E0" w:sz="4"/>
@@ -218,7 +223,7 @@
                 <w:sz w:val="18"/>
                 <w:szCs w:val="18"/>
               </w:rPr>
-              <w:t xml:space="preserve">Proof shown</w:t>
+              <w:t xml:space="preserve">What the judge should feel</w:t>
             </w:r>
           </w:p>
         </w:tc>
@@ -226,31 +231,31 @@
       <w:tr>
         <w:tc>
           <w:tcPr>
-            <w:tcW w:type="dxa" w:w="3600"/>
-            <w:tcBorders>
-              <w:top w:val="single" w:color="C9D3E0" w:sz="4"/>
-              <w:left w:val="single" w:color="C9D3E0" w:sz="4"/>
-              <w:bottom w:val="single" w:color="C9D3E0" w:sz="4"/>
-              <w:right w:val="single" w:color="C9D3E0" w:sz="4"/>
-            </w:tcBorders>
-            <w:tcMar>
-              <w:top w:type="dxa" w:w="70"/>
-              <w:left w:type="dxa" w:w="100"/>
-              <w:bottom w:type="dxa" w:w="70"/>
-              <w:right w:type="dxa" w:w="100"/>
-            </w:tcMar>
-          </w:tcPr>
-          <w:p>
-            <w:pPr>
-              <w:spacing w:after="40" w:before="0" w:line="264"/>
-            </w:pPr>
-            <w:r>
-              <w:rPr>
-                <w:rFonts w:ascii="Arial" w:cs="Arial" w:eastAsia="Arial" w:hAnsi="Arial"/>
-                <w:sz w:val="19"/>
-                <w:szCs w:val="19"/>
-              </w:rPr>
-              <w:t xml:space="preserve">Problem statement</w:t>
+            <w:tcW w:type="dxa" w:w="2400"/>
+            <w:tcBorders>
+              <w:top w:val="single" w:color="C9D3E0" w:sz="4"/>
+              <w:left w:val="single" w:color="C9D3E0" w:sz="4"/>
+              <w:bottom w:val="single" w:color="C9D3E0" w:sz="4"/>
+              <w:right w:val="single" w:color="C9D3E0" w:sz="4"/>
+            </w:tcBorders>
+            <w:tcMar>
+              <w:top w:type="dxa" w:w="70"/>
+              <w:left w:type="dxa" w:w="100"/>
+              <w:bottom w:type="dxa" w:w="70"/>
+              <w:right w:type="dxa" w:w="100"/>
+            </w:tcMar>
+          </w:tcPr>
+          <w:p>
+            <w:pPr>
+              <w:spacing w:after="40" w:before="0" w:line="264"/>
+            </w:pPr>
+            <w:r>
+              <w:rPr>
+                <w:rFonts w:ascii="Arial" w:cs="Arial" w:eastAsia="Arial" w:hAnsi="Arial"/>
+                <w:sz w:val="19"/>
+                <w:szCs w:val="19"/>
+              </w:rPr>
+              <w:t xml:space="preserve">Hook</w:t>
             </w:r>
           </w:p>
         </w:tc>
@@ -280,37 +285,37 @@
                 <w:sz w:val="19"/>
                 <w:szCs w:val="19"/>
               </w:rPr>
-              <w:t xml:space="preserve">Scenes 1–2</w:t>
-            </w:r>
-          </w:p>
-        </w:tc>
-        <w:tc>
-          <w:tcPr>
-            <w:tcW w:type="dxa" w:w="5298"/>
-            <w:tcBorders>
-              <w:top w:val="single" w:color="C9D3E0" w:sz="4"/>
-              <w:left w:val="single" w:color="C9D3E0" w:sz="4"/>
-              <w:bottom w:val="single" w:color="C9D3E0" w:sz="4"/>
-              <w:right w:val="single" w:color="C9D3E0" w:sz="4"/>
-            </w:tcBorders>
-            <w:tcMar>
-              <w:top w:type="dxa" w:w="70"/>
-              <w:left w:type="dxa" w:w="100"/>
-              <w:bottom w:type="dxa" w:w="70"/>
-              <w:right w:type="dxa" w:w="100"/>
-            </w:tcMar>
-          </w:tcPr>
-          <w:p>
-            <w:pPr>
-              <w:spacing w:after="40" w:before="0" w:line="264"/>
-            </w:pPr>
-            <w:r>
-              <w:rPr>
-                <w:rFonts w:ascii="Arial" w:cs="Arial" w:eastAsia="Arial" w:hAnsi="Arial"/>
-                <w:sz w:val="19"/>
-                <w:szCs w:val="19"/>
-              </w:rPr>
-              <w:t xml:space="preserve">ESA debris figures, FCC manoeuvre count, 2009 collision</w:t>
+              <w:t xml:space="preserve">1 · 3 a.m.</w:t>
+            </w:r>
+          </w:p>
+        </w:tc>
+        <w:tc>
+          <w:tcPr>
+            <w:tcW w:type="dxa" w:w="6498"/>
+            <w:tcBorders>
+              <w:top w:val="single" w:color="C9D3E0" w:sz="4"/>
+              <w:left w:val="single" w:color="C9D3E0" w:sz="4"/>
+              <w:bottom w:val="single" w:color="C9D3E0" w:sz="4"/>
+              <w:right w:val="single" w:color="C9D3E0" w:sz="4"/>
+            </w:tcBorders>
+            <w:tcMar>
+              <w:top w:type="dxa" w:w="70"/>
+              <w:left w:type="dxa" w:w="100"/>
+              <w:bottom w:type="dxa" w:w="70"/>
+              <w:right w:type="dxa" w:w="100"/>
+            </w:tcMar>
+          </w:tcPr>
+          <w:p>
+            <w:pPr>
+              <w:spacing w:after="40" w:before="0" w:line="264"/>
+            </w:pPr>
+            <w:r>
+              <w:rPr>
+                <w:rFonts w:ascii="Arial" w:cs="Arial" w:eastAsia="Arial" w:hAnsi="Arial"/>
+                <w:sz w:val="19"/>
+                <w:szCs w:val="19"/>
+              </w:rPr>
+              <w:t xml:space="preserve">'I'd hate to make that call.'</w:t>
             </w:r>
           </w:p>
         </w:tc>
@@ -318,7 +323,7 @@
       <w:tr>
         <w:tc>
           <w:tcPr>
-            <w:tcW w:type="dxa" w:w="3600"/>
+            <w:tcW w:type="dxa" w:w="2400"/>
             <w:tcBorders>
               <w:top w:val="single" w:color="C9D3E0" w:sz="4"/>
               <w:left w:val="single" w:color="C9D3E0" w:sz="4"/>
@@ -343,7 +348,7 @@
                 <w:sz w:val="19"/>
                 <w:szCs w:val="19"/>
               </w:rPr>
-              <w:t xml:space="preserve">Data that supports the problem</w:t>
+              <w:t xml:space="preserve">Stakes</w:t>
             </w:r>
           </w:p>
         </w:tc>
@@ -374,13 +379,13 @@
                 <w:sz w:val="19"/>
                 <w:szCs w:val="19"/>
               </w:rPr>
-              <w:t xml:space="preserve">Scene 3</w:t>
-            </w:r>
-          </w:p>
-        </w:tc>
-        <w:tc>
-          <w:tcPr>
-            <w:tcW w:type="dxa" w:w="5298"/>
+              <w:t xml:space="preserve">2 · This happens all the time · 3 · Two hard questions</w:t>
+            </w:r>
+          </w:p>
+        </w:tc>
+        <w:tc>
+          <w:tcPr>
+            <w:tcW w:type="dxa" w:w="6498"/>
             <w:tcBorders>
               <w:top w:val="single" w:color="C9D3E0" w:sz="4"/>
               <w:left w:val="single" w:color="C9D3E0" w:sz="4"/>
@@ -405,7 +410,7 @@
                 <w:sz w:val="19"/>
                 <w:szCs w:val="19"/>
               </w:rPr>
-              <w:t xml:space="preserve">ESA CAC: 66 of 8,293 high-risk; 12 of 97 teams beat the baseline</w:t>
+              <w:t xml:space="preserve">'This is a big, real problem, and it's harder than it looks.'</w:t>
             </w:r>
           </w:p>
         </w:tc>
@@ -413,31 +418,31 @@
       <w:tr>
         <w:tc>
           <w:tcPr>
-            <w:tcW w:type="dxa" w:w="3600"/>
-            <w:tcBorders>
-              <w:top w:val="single" w:color="C9D3E0" w:sz="4"/>
-              <w:left w:val="single" w:color="C9D3E0" w:sz="4"/>
-              <w:bottom w:val="single" w:color="C9D3E0" w:sz="4"/>
-              <w:right w:val="single" w:color="C9D3E0" w:sz="4"/>
-            </w:tcBorders>
-            <w:tcMar>
-              <w:top w:type="dxa" w:w="70"/>
-              <w:left w:type="dxa" w:w="100"/>
-              <w:bottom w:type="dxa" w:w="70"/>
-              <w:right w:type="dxa" w:w="100"/>
-            </w:tcMar>
-          </w:tcPr>
-          <w:p>
-            <w:pPr>
-              <w:spacing w:after="40" w:before="0" w:line="264"/>
-            </w:pPr>
-            <w:r>
-              <w:rPr>
-                <w:rFonts w:ascii="Arial" w:cs="Arial" w:eastAsia="Arial" w:hAnsi="Arial"/>
-                <w:sz w:val="19"/>
-                <w:szCs w:val="19"/>
-              </w:rPr>
-              <w:t xml:space="preserve">The solution, demonstrated</w:t>
+            <w:tcW w:type="dxa" w:w="2400"/>
+            <w:tcBorders>
+              <w:top w:val="single" w:color="C9D3E0" w:sz="4"/>
+              <w:left w:val="single" w:color="C9D3E0" w:sz="4"/>
+              <w:bottom w:val="single" w:color="C9D3E0" w:sz="4"/>
+              <w:right w:val="single" w:color="C9D3E0" w:sz="4"/>
+            </w:tcBorders>
+            <w:tcMar>
+              <w:top w:type="dxa" w:w="70"/>
+              <w:left w:type="dxa" w:w="100"/>
+              <w:bottom w:type="dxa" w:w="70"/>
+              <w:right w:type="dxa" w:w="100"/>
+            </w:tcMar>
+          </w:tcPr>
+          <w:p>
+            <w:pPr>
+              <w:spacing w:after="40" w:before="0" w:line="264"/>
+            </w:pPr>
+            <w:r>
+              <w:rPr>
+                <w:rFonts w:ascii="Arial" w:cs="Arial" w:eastAsia="Arial" w:hAnsi="Arial"/>
+                <w:sz w:val="19"/>
+                <w:szCs w:val="19"/>
+              </w:rPr>
+              <w:t xml:space="preserve">The helper</w:t>
             </w:r>
           </w:p>
         </w:tc>
@@ -467,37 +472,37 @@
                 <w:sz w:val="19"/>
                 <w:szCs w:val="19"/>
               </w:rPr>
-              <w:t xml:space="preserve">Scenes 5, 6, 8, 9 (live console)</w:t>
-            </w:r>
-          </w:p>
-        </w:tc>
-        <w:tc>
-          <w:tcPr>
-            <w:tcW w:type="dxa" w:w="5298"/>
-            <w:tcBorders>
-              <w:top w:val="single" w:color="C9D3E0" w:sz="4"/>
-              <w:left w:val="single" w:color="C9D3E0" w:sz="4"/>
-              <w:bottom w:val="single" w:color="C9D3E0" w:sz="4"/>
-              <w:right w:val="single" w:color="C9D3E0" w:sz="4"/>
-            </w:tcBorders>
-            <w:tcMar>
-              <w:top w:type="dxa" w:w="70"/>
-              <w:left w:type="dxa" w:w="100"/>
-              <w:bottom w:type="dxa" w:w="70"/>
-              <w:right w:type="dxa" w:w="100"/>
-            </w:tcMar>
-          </w:tcPr>
-          <w:p>
-            <w:pPr>
-              <w:spacing w:after="40" w:before="0" w:line="264"/>
-            </w:pPr>
-            <w:r>
-              <w:rPr>
-                <w:rFonts w:ascii="Arial" w:cs="Arial" w:eastAsia="Arial" w:hAnsi="Arial"/>
-                <w:sz w:val="19"/>
-                <w:szCs w:val="19"/>
-              </w:rPr>
-              <w:t xml:space="preserve">Stream, cascade scenario, live ISS screen, Granite brief + Ask</w:t>
+              <w:t xml:space="preserve">4 · Meet OrbitGuard</w:t>
+            </w:r>
+          </w:p>
+        </w:tc>
+        <w:tc>
+          <w:tcPr>
+            <w:tcW w:type="dxa" w:w="6498"/>
+            <w:tcBorders>
+              <w:top w:val="single" w:color="C9D3E0" w:sz="4"/>
+              <w:left w:val="single" w:color="C9D3E0" w:sz="4"/>
+              <w:bottom w:val="single" w:color="C9D3E0" w:sz="4"/>
+              <w:right w:val="single" w:color="C9D3E0" w:sz="4"/>
+            </w:tcBorders>
+            <w:tcMar>
+              <w:top w:type="dxa" w:w="70"/>
+              <w:left w:type="dxa" w:w="100"/>
+              <w:bottom w:type="dxa" w:w="70"/>
+              <w:right w:type="dxa" w:w="100"/>
+            </w:tcMar>
+          </w:tcPr>
+          <w:p>
+            <w:pPr>
+              <w:spacing w:after="40" w:before="0" w:line="264"/>
+            </w:pPr>
+            <w:r>
+              <w:rPr>
+                <w:rFonts w:ascii="Arial" w:cs="Arial" w:eastAsia="Arial" w:hAnsi="Arial"/>
+                <w:sz w:val="19"/>
+                <w:szCs w:val="19"/>
+              </w:rPr>
+              <w:t xml:space="preserve">'It runs on a serious machine.'</w:t>
             </w:r>
           </w:p>
         </w:tc>
@@ -505,7 +510,7 @@
       <w:tr>
         <w:tc>
           <w:tcPr>
-            <w:tcW w:type="dxa" w:w="3600"/>
+            <w:tcW w:type="dxa" w:w="2400"/>
             <w:tcBorders>
               <w:top w:val="single" w:color="C9D3E0" w:sz="4"/>
               <w:left w:val="single" w:color="C9D3E0" w:sz="4"/>
@@ -530,7 +535,7 @@
                 <w:sz w:val="19"/>
                 <w:szCs w:val="19"/>
               </w:rPr>
-              <w:t xml:space="preserve">How it uses IBM Z: stack, instance, model</w:t>
+              <w:t xml:space="preserve">The answers</w:t>
             </w:r>
           </w:p>
         </w:tc>
@@ -561,13 +566,13 @@
                 <w:sz w:val="19"/>
                 <w:szCs w:val="19"/>
               </w:rPr>
-              <w:t xml:space="preserve">Scenes 4 and 10, plus the header badge throughout</w:t>
-            </w:r>
-          </w:p>
-        </w:tc>
-        <w:tc>
-          <w:tcPr>
-            <w:tcW w:type="dxa" w:w="5298"/>
+              <w:t xml:space="preserve">5 · Is it real? · 6 · Where to? · 7 · The real sky · 8 · Saving fuel · 9 · Who gets hurt</w:t>
+            </w:r>
+          </w:p>
+        </w:tc>
+        <w:tc>
+          <w:tcPr>
+            <w:tcW w:type="dxa" w:w="6498"/>
             <w:tcBorders>
               <w:top w:val="single" w:color="C9D3E0" w:sz="4"/>
               <w:left w:val="single" w:color="C9D3E0" w:sz="4"/>
@@ -592,7 +597,7 @@
                 <w:sz w:val="19"/>
                 <w:szCs w:val="19"/>
               </w:rPr>
-              <w:t xml:space="preserve">s390x terminal, Telum NNPA 3.4×, Granite big-endian on the box, container</w:t>
+              <w:t xml:space="preserve">'It actually works, live, on real data.'</w:t>
             </w:r>
           </w:p>
         </w:tc>
@@ -600,31 +605,31 @@
       <w:tr>
         <w:tc>
           <w:tcPr>
-            <w:tcW w:type="dxa" w:w="3600"/>
-            <w:tcBorders>
-              <w:top w:val="single" w:color="C9D3E0" w:sz="4"/>
-              <w:left w:val="single" w:color="C9D3E0" w:sz="4"/>
-              <w:bottom w:val="single" w:color="C9D3E0" w:sz="4"/>
-              <w:right w:val="single" w:color="C9D3E0" w:sz="4"/>
-            </w:tcBorders>
-            <w:tcMar>
-              <w:top w:type="dxa" w:w="70"/>
-              <w:left w:type="dxa" w:w="100"/>
-              <w:bottom w:type="dxa" w:w="70"/>
-              <w:right w:type="dxa" w:w="100"/>
-            </w:tcMar>
-          </w:tcPr>
-          <w:p>
-            <w:pPr>
-              <w:spacing w:after="40" w:before="0" w:line="264"/>
-            </w:pPr>
-            <w:r>
-              <w:rPr>
-                <w:rFonts w:ascii="Arial" w:cs="Arial" w:eastAsia="Arial" w:hAnsi="Arial"/>
-                <w:sz w:val="19"/>
-                <w:szCs w:val="19"/>
-              </w:rPr>
-              <w:t xml:space="preserve">Value &amp; theme (Real-Time AI for Critical Decisions)</w:t>
+            <w:tcW w:type="dxa" w:w="2400"/>
+            <w:tcBorders>
+              <w:top w:val="single" w:color="C9D3E0" w:sz="4"/>
+              <w:left w:val="single" w:color="C9D3E0" w:sz="4"/>
+              <w:bottom w:val="single" w:color="C9D3E0" w:sz="4"/>
+              <w:right w:val="single" w:color="C9D3E0" w:sz="4"/>
+            </w:tcBorders>
+            <w:tcMar>
+              <w:top w:type="dxa" w:w="70"/>
+              <w:left w:type="dxa" w:w="100"/>
+              <w:bottom w:type="dxa" w:w="70"/>
+              <w:right w:type="dxa" w:w="100"/>
+            </w:tcMar>
+          </w:tcPr>
+          <w:p>
+            <w:pPr>
+              <w:spacing w:after="40" w:before="0" w:line="264"/>
+            </w:pPr>
+            <w:r>
+              <w:rPr>
+                <w:rFonts w:ascii="Arial" w:cs="Arial" w:eastAsia="Arial" w:hAnsi="Arial"/>
+                <w:sz w:val="19"/>
+                <w:szCs w:val="19"/>
+              </w:rPr>
+              <w:t xml:space="preserve">Trust</w:t>
             </w:r>
           </w:p>
         </w:tc>
@@ -654,37 +659,37 @@
                 <w:sz w:val="19"/>
                 <w:szCs w:val="19"/>
               </w:rPr>
-              <w:t xml:space="preserve">Scenes 5 (ms decisions) and 6 (the critical decision)</w:t>
-            </w:r>
-          </w:p>
-        </w:tc>
-        <w:tc>
-          <w:tcPr>
-            <w:tcW w:type="dxa" w:w="5298"/>
-            <w:tcBorders>
-              <w:top w:val="single" w:color="C9D3E0" w:sz="4"/>
-              <w:left w:val="single" w:color="C9D3E0" w:sz="4"/>
-              <w:bottom w:val="single" w:color="C9D3E0" w:sz="4"/>
-              <w:right w:val="single" w:color="C9D3E0" w:sz="4"/>
-            </w:tcBorders>
-            <w:tcMar>
-              <w:top w:type="dxa" w:w="70"/>
-              <w:left w:type="dxa" w:w="100"/>
-              <w:bottom w:type="dxa" w:w="70"/>
-              <w:right w:type="dxa" w:w="100"/>
-            </w:tcMar>
-          </w:tcPr>
-          <w:p>
-            <w:pPr>
-              <w:spacing w:after="40" w:before="0" w:line="264"/>
-            </w:pPr>
-            <w:r>
-              <w:rPr>
-                <w:rFonts w:ascii="Arial" w:cs="Arial" w:eastAsia="Arial" w:hAnsi="Arial"/>
-                <w:sz w:val="19"/>
-                <w:szCs w:val="19"/>
-              </w:rPr>
-              <w:t xml:space="preserve">45 ms per message; 20 vs 0 hazards</w:t>
+              <w:t xml:space="preserve">10 · Can you trust it? · 11 · Why IBM LinuxONE</w:t>
+            </w:r>
+          </w:p>
+        </w:tc>
+        <w:tc>
+          <w:tcPr>
+            <w:tcW w:type="dxa" w:w="6498"/>
+            <w:tcBorders>
+              <w:top w:val="single" w:color="C9D3E0" w:sz="4"/>
+              <w:left w:val="single" w:color="C9D3E0" w:sz="4"/>
+              <w:bottom w:val="single" w:color="C9D3E0" w:sz="4"/>
+              <w:right w:val="single" w:color="C9D3E0" w:sz="4"/>
+            </w:tcBorders>
+            <w:tcMar>
+              <w:top w:type="dxa" w:w="70"/>
+              <w:left w:type="dxa" w:w="100"/>
+              <w:bottom w:type="dxa" w:w="70"/>
+              <w:right w:type="dxa" w:w="100"/>
+            </w:tcMar>
+          </w:tcPr>
+          <w:p>
+            <w:pPr>
+              <w:spacing w:after="40" w:before="0" w:line="264"/>
+            </w:pPr>
+            <w:r>
+              <w:rPr>
+                <w:rFonts w:ascii="Arial" w:cs="Arial" w:eastAsia="Arial" w:hAnsi="Arial"/>
+                <w:sz w:val="19"/>
+                <w:szCs w:val="19"/>
+              </w:rPr>
+              <w:t xml:space="preserve">'They checked it properly, and IBM Z matters here.'</w:t>
             </w:r>
           </w:p>
         </w:tc>
@@ -692,7 +697,7 @@
       <w:tr>
         <w:tc>
           <w:tcPr>
-            <w:tcW w:type="dxa" w:w="3600"/>
+            <w:tcW w:type="dxa" w:w="2400"/>
             <w:tcBorders>
               <w:top w:val="single" w:color="C9D3E0" w:sz="4"/>
               <w:left w:val="single" w:color="C9D3E0" w:sz="4"/>
@@ -717,7 +722,7 @@
                 <w:sz w:val="19"/>
                 <w:szCs w:val="19"/>
               </w:rPr>
-              <w:t xml:space="preserve">Novelty</w:t>
+              <w:t xml:space="preserve">Resolution</w:t>
             </w:r>
           </w:p>
         </w:tc>
@@ -748,13 +753,13 @@
                 <w:sz w:val="19"/>
                 <w:szCs w:val="19"/>
               </w:rPr>
-              <w:t xml:space="preserve">Scenes 6, 8, 9</w:t>
-            </w:r>
-          </w:p>
-        </w:tc>
-        <w:tc>
-          <w:tcPr>
-            <w:tcW w:type="dxa" w:w="5298"/>
+              <w:t xml:space="preserve">12 · 3:02 a.m.</w:t>
+            </w:r>
+          </w:p>
+        </w:tc>
+        <w:tc>
+          <w:tcPr>
+            <w:tcW w:type="dxa" w:w="6498"/>
             <w:tcBorders>
               <w:top w:val="single" w:color="C9D3E0" w:sz="4"/>
               <w:left w:val="single" w:color="C9D3E0" w:sz="4"/>
@@ -779,194 +784,7 @@
                 <w:sz w:val="19"/>
                 <w:szCs w:val="19"/>
               </w:rPr>
-              <w:t xml:space="preserve">All-object gating, learned-then-verified burns, harm ranking, guarded Granite</w:t>
-            </w:r>
-          </w:p>
-        </w:tc>
-      </w:tr>
-      <w:tr>
-        <w:tc>
-          <w:tcPr>
-            <w:tcW w:type="dxa" w:w="3600"/>
-            <w:tcBorders>
-              <w:top w:val="single" w:color="C9D3E0" w:sz="4"/>
-              <w:left w:val="single" w:color="C9D3E0" w:sz="4"/>
-              <w:bottom w:val="single" w:color="C9D3E0" w:sz="4"/>
-              <w:right w:val="single" w:color="C9D3E0" w:sz="4"/>
-            </w:tcBorders>
-            <w:tcMar>
-              <w:top w:type="dxa" w:w="70"/>
-              <w:left w:type="dxa" w:w="100"/>
-              <w:bottom w:type="dxa" w:w="70"/>
-              <w:right w:type="dxa" w:w="100"/>
-            </w:tcMar>
-          </w:tcPr>
-          <w:p>
-            <w:pPr>
-              <w:spacing w:after="40" w:before="0" w:line="264"/>
-            </w:pPr>
-            <w:r>
-              <w:rPr>
-                <w:rFonts w:ascii="Arial" w:cs="Arial" w:eastAsia="Arial" w:hAnsi="Arial"/>
-                <w:sz w:val="19"/>
-                <w:szCs w:val="19"/>
-              </w:rPr>
-              <w:t xml:space="preserve">Technical design &amp; AI/ML on LinuxONE</w:t>
-            </w:r>
-          </w:p>
-        </w:tc>
-        <w:tc>
-          <w:tcPr>
-            <w:tcW w:type="dxa" w:w="6500"/>
-            <w:tcBorders>
-              <w:top w:val="single" w:color="C9D3E0" w:sz="4"/>
-              <w:left w:val="single" w:color="C9D3E0" w:sz="4"/>
-              <w:bottom w:val="single" w:color="C9D3E0" w:sz="4"/>
-              <w:right w:val="single" w:color="C9D3E0" w:sz="4"/>
-            </w:tcBorders>
-            <w:tcMar>
-              <w:top w:type="dxa" w:w="70"/>
-              <w:left w:type="dxa" w:w="100"/>
-              <w:bottom w:type="dxa" w:w="70"/>
-              <w:right w:type="dxa" w:w="100"/>
-            </w:tcMar>
-          </w:tcPr>
-          <w:p>
-            <w:pPr>
-              <w:spacing w:after="40" w:before="0" w:line="264"/>
-            </w:pPr>
-            <w:r>
-              <w:rPr>
-                <w:rFonts w:ascii="Arial" w:cs="Arial" w:eastAsia="Arial" w:hAnsi="Arial"/>
-                <w:sz w:val="19"/>
-                <w:szCs w:val="19"/>
-              </w:rPr>
-              <w:t xml:space="preserve">Scenes 5–10</w:t>
-            </w:r>
-          </w:p>
-        </w:tc>
-        <w:tc>
-          <w:tcPr>
-            <w:tcW w:type="dxa" w:w="5298"/>
-            <w:tcBorders>
-              <w:top w:val="single" w:color="C9D3E0" w:sz="4"/>
-              <w:left w:val="single" w:color="C9D3E0" w:sz="4"/>
-              <w:bottom w:val="single" w:color="C9D3E0" w:sz="4"/>
-              <w:right w:val="single" w:color="C9D3E0" w:sz="4"/>
-            </w:tcBorders>
-            <w:tcMar>
-              <w:top w:type="dxa" w:w="70"/>
-              <w:left w:type="dxa" w:w="100"/>
-              <w:bottom w:type="dxa" w:w="70"/>
-              <w:right w:type="dxa" w:w="100"/>
-            </w:tcMar>
-          </w:tcPr>
-          <w:p>
-            <w:pPr>
-              <w:spacing w:after="40" w:before="0" w:line="264"/>
-            </w:pPr>
-            <w:r>
-              <w:rPr>
-                <w:rFonts w:ascii="Arial" w:cs="Arial" w:eastAsia="Arial" w:hAnsi="Arial"/>
-                <w:sz w:val="19"/>
-                <w:szCs w:val="19"/>
-              </w:rPr>
-              <w:t xml:space="preserve">Calibrated ML, GP optimisation, Granite, NNPA, sealed evaluation</w:t>
-            </w:r>
-          </w:p>
-        </w:tc>
-      </w:tr>
-      <w:tr>
-        <w:tc>
-          <w:tcPr>
-            <w:tcW w:type="dxa" w:w="3600"/>
-            <w:tcBorders>
-              <w:top w:val="single" w:color="C9D3E0" w:sz="4"/>
-              <w:left w:val="single" w:color="C9D3E0" w:sz="4"/>
-              <w:bottom w:val="single" w:color="C9D3E0" w:sz="4"/>
-              <w:right w:val="single" w:color="C9D3E0" w:sz="4"/>
-            </w:tcBorders>
-            <w:shd w:fill="EEF3FA" w:color="auto" w:val="clear"/>
-            <w:tcMar>
-              <w:top w:type="dxa" w:w="70"/>
-              <w:left w:type="dxa" w:w="100"/>
-              <w:bottom w:type="dxa" w:w="70"/>
-              <w:right w:type="dxa" w:w="100"/>
-            </w:tcMar>
-          </w:tcPr>
-          <w:p>
-            <w:pPr>
-              <w:spacing w:after="40" w:before="0" w:line="264"/>
-            </w:pPr>
-            <w:r>
-              <w:rPr>
-                <w:rFonts w:ascii="Arial" w:cs="Arial" w:eastAsia="Arial" w:hAnsi="Arial"/>
-                <w:sz w:val="19"/>
-                <w:szCs w:val="19"/>
-              </w:rPr>
-              <w:t xml:space="preserve">Execution &amp; pitch</w:t>
-            </w:r>
-          </w:p>
-        </w:tc>
-        <w:tc>
-          <w:tcPr>
-            <w:tcW w:type="dxa" w:w="6500"/>
-            <w:tcBorders>
-              <w:top w:val="single" w:color="C9D3E0" w:sz="4"/>
-              <w:left w:val="single" w:color="C9D3E0" w:sz="4"/>
-              <w:bottom w:val="single" w:color="C9D3E0" w:sz="4"/>
-              <w:right w:val="single" w:color="C9D3E0" w:sz="4"/>
-            </w:tcBorders>
-            <w:shd w:fill="EEF3FA" w:color="auto" w:val="clear"/>
-            <w:tcMar>
-              <w:top w:type="dxa" w:w="70"/>
-              <w:left w:type="dxa" w:w="100"/>
-              <w:bottom w:type="dxa" w:w="70"/>
-              <w:right w:type="dxa" w:w="100"/>
-            </w:tcMar>
-          </w:tcPr>
-          <w:p>
-            <w:pPr>
-              <w:spacing w:after="40" w:before="0" w:line="264"/>
-            </w:pPr>
-            <w:r>
-              <w:rPr>
-                <w:rFonts w:ascii="Arial" w:cs="Arial" w:eastAsia="Arial" w:hAnsi="Arial"/>
-                <w:sz w:val="19"/>
-                <w:szCs w:val="19"/>
-              </w:rPr>
-              <w:t xml:space="preserve">The whole flow: one continuous system, no slides</w:t>
-            </w:r>
-          </w:p>
-        </w:tc>
-        <w:tc>
-          <w:tcPr>
-            <w:tcW w:type="dxa" w:w="5298"/>
-            <w:tcBorders>
-              <w:top w:val="single" w:color="C9D3E0" w:sz="4"/>
-              <w:left w:val="single" w:color="C9D3E0" w:sz="4"/>
-              <w:bottom w:val="single" w:color="C9D3E0" w:sz="4"/>
-              <w:right w:val="single" w:color="C9D3E0" w:sz="4"/>
-            </w:tcBorders>
-            <w:shd w:fill="EEF3FA" w:color="auto" w:val="clear"/>
-            <w:tcMar>
-              <w:top w:type="dxa" w:w="70"/>
-              <w:left w:type="dxa" w:w="100"/>
-              <w:bottom w:type="dxa" w:w="70"/>
-              <w:right w:type="dxa" w:w="100"/>
-            </w:tcMar>
-          </w:tcPr>
-          <w:p>
-            <w:pPr>
-              <w:spacing w:after="40" w:before="0" w:line="264"/>
-            </w:pPr>
-            <w:r>
-              <w:rPr>
-                <w:rFonts w:ascii="Arial" w:cs="Arial" w:eastAsia="Arial" w:hAnsi="Arial"/>
-                <w:sz w:val="19"/>
-                <w:szCs w:val="19"/>
-              </w:rPr>
-              <w:t xml:space="preserve">Under 3:00, every number on screen</w:t>
+              <w:t xml:space="preserve">'Decision made.'</w:t>
             </w:r>
           </w:p>
         </w:tc>
@@ -987,7 +805,7 @@
           <w:sz w:val="30"/>
           <w:szCs w:val="30"/>
         </w:rPr>
-        <w:t xml:space="preserve">Visual language</w:t>
+        <w:t xml:space="preserve">What is a burn?</w:t>
       </w:r>
     </w:p>
     <w:p>
@@ -1000,7 +818,38 @@
           <w:sz w:val="19"/>
           <w:szCs w:val="19"/>
         </w:rPr>
-        <w:t xml:space="preserve">The video should feel like one continuous flight through a live system, not a slide deck. Three rules:</w:t>
+        <w:t xml:space="preserve">A burn is a short firing of a satellite's engine. It gives the satellite a small push, which changes its path a little, enough to pass a dangerous object at a safer distance. Its size is measured by how much it changes the satellite's speed: our recommended burn for the space station is 20 centimetres per second, slower than a person walking. Bigger burns are safer but use fuel, and once the fuel is gone the satellite's working life is over. In the video we say 'push' and introduce the word 'burn' once, in scene 6.</w:t>
+      </w:r>
+    </w:p>
+    <w:p>
+      <w:pPr>
+        <w:pStyle w:val="Heading1"/>
+        <w:keepNext/>
+        <w:spacing w:after="120" w:before="280"/>
+      </w:pPr>
+      <w:r>
+        <w:rPr>
+          <w:rFonts w:ascii="Arial" w:cs="Arial" w:eastAsia="Arial" w:hAnsi="Arial"/>
+          <w:b/>
+          <w:bCs/>
+          <w:color w:val="0F2A4A"/>
+          <w:sz w:val="30"/>
+          <w:szCs w:val="30"/>
+        </w:rPr>
+        <w:t xml:space="preserve">How the transitions work</w:t>
+      </w:r>
+    </w:p>
+    <w:p>
+      <w:pPr>
+        <w:spacing w:after="80" w:before="0" w:line="264"/>
+      </w:pPr>
+      <w:r>
+        <w:rPr>
+          <w:rFonts w:ascii="Arial" w:cs="Arial" w:eastAsia="Arial" w:hAnsi="Arial"/>
+          <w:sz w:val="19"/>
+          <w:szCs w:val="19"/>
+        </w:rPr>
+        <w:t xml:space="preserve">The whole video happens in one world: the night desk, the Earth, and the OrbitGuard screens floating in space beside it. The camera never cuts to a new slide. Each scene grows out of the last one:</w:t>
       </w:r>
     </w:p>
     <w:p>
@@ -1020,7 +869,7 @@
           <w:sz w:val="19"/>
           <w:szCs w:val="19"/>
         </w:rPr>
-        <w:t xml:space="preserve">Real data drives every animation. </w:t>
+        <w:t xml:space="preserve">Through the screen: </w:t>
       </w:r>
       <w:r>
         <w:rPr>
@@ -1028,7 +877,7 @@
           <w:sz w:val="19"/>
           <w:szCs w:val="19"/>
         </w:rPr>
-        <w:t xml:space="preserve">Particles are real catalogue objects, ribbons are real candidate burns, the ellipse is the real covariance. Judges are engineers: animation that is also evidence is what impresses them.</w:t>
+        <w:t xml:space="preserve">the camera flies into the 3 a.m. alert and out into orbit (scenes 1 → 2).</w:t>
       </w:r>
     </w:p>
     <w:p>
@@ -1048,7 +897,7 @@
           <w:sz w:val="19"/>
           <w:szCs w:val="19"/>
         </w:rPr>
-        <w:t xml:space="preserve">Never cut when you can morph. </w:t>
+        <w:t xml:space="preserve">Same objects, new meaning: </w:t>
       </w:r>
       <w:r>
         <w:rPr>
@@ -1056,7 +905,7 @@
           <w:sz w:val="19"/>
           <w:szCs w:val="19"/>
         </w:rPr>
-        <w:t xml:space="preserve">Use match-moves and shared-element transitions: the terminal word becomes the header badge, the burn fan becomes the console's orbital view, the GP map lifts out of the Validation card. No wipes, no spins, no star dissolves.</w:t>
+        <w:t xml:space="preserve">the A-B-C icons from the question card come back as real orbits in the planner (3 → 6).</w:t>
       </w:r>
     </w:p>
     <w:p>
@@ -1076,7 +925,7 @@
           <w:sz w:val="19"/>
           <w:szCs w:val="19"/>
         </w:rPr>
-        <w:t xml:space="preserve">Motion has a reason. </w:t>
+        <w:t xml:space="preserve">Things travel: </w:t>
       </w:r>
       <w:r>
         <w:rPr>
@@ -1084,7 +933,63 @@
           <w:sz w:val="19"/>
           <w:szCs w:val="19"/>
         </w:rPr>
-        <w:t xml:space="preserve">Ease-out springs for things arriving, slow dollies for scale, snaps for verdicts. Hold every final number on screen for at least a second.</w:t>
+        <w:t xml:space="preserve">a word from the terminal flies into a badge that stays on screen; ticks from the brief flow into the checks panel; the panel folds back into the badge (4 → 10 → 11).</w:t>
+      </w:r>
+    </w:p>
+    <w:p>
+      <w:pPr>
+        <w:pStyle w:val="ListParagraph"/>
+        <w:numPr>
+          <w:ilvl w:val="0"/>
+          <w:numId w:val="2"/>
+        </w:numPr>
+        <w:spacing w:after="50" w:line="260"/>
+      </w:pPr>
+      <w:r>
+        <w:rPr>
+          <w:rFonts w:ascii="Arial" w:cs="Arial" w:eastAsia="Arial" w:hAnsi="Arial"/>
+          <w:b/>
+          <w:bCs/>
+          <w:sz w:val="19"/>
+          <w:szCs w:val="19"/>
+        </w:rPr>
+        <w:t xml:space="preserve">Zoom between scales: </w:t>
+      </w:r>
+      <w:r>
+        <w:rPr>
+          <w:rFonts w:ascii="Arial" w:cs="Arial" w:eastAsia="Arial" w:hAnsi="Arial"/>
+          <w:sz w:val="19"/>
+          <w:szCs w:val="19"/>
+        </w:rPr>
+        <w:t xml:space="preserve">the planner's orbits zoom out into the real globe and find the space station (6 → 7).</w:t>
+      </w:r>
+    </w:p>
+    <w:p>
+      <w:pPr>
+        <w:pStyle w:val="ListParagraph"/>
+        <w:numPr>
+          <w:ilvl w:val="0"/>
+          <w:numId w:val="2"/>
+        </w:numPr>
+        <w:spacing w:after="50" w:line="260"/>
+      </w:pPr>
+      <w:r>
+        <w:rPr>
+          <w:rFonts w:ascii="Arial" w:cs="Arial" w:eastAsia="Arial" w:hAnsi="Arial"/>
+          <w:b/>
+          <w:bCs/>
+          <w:sz w:val="19"/>
+          <w:szCs w:val="19"/>
+        </w:rPr>
+        <w:t xml:space="preserve">Bookends: </w:t>
+      </w:r>
+      <w:r>
+        <w:rPr>
+          <w:rFonts w:ascii="Arial" w:cs="Arial" w:eastAsia="Arial" w:hAnsi="Arial"/>
+          <w:sz w:val="19"/>
+          <w:szCs w:val="19"/>
+        </w:rPr>
+        <w:t xml:space="preserve">we end at the same desk we started at, with the alert now resolved (12).</w:t>
       </w:r>
     </w:p>
     <w:p>
@@ -1099,7 +1004,7 @@
           <w:sz w:val="19"/>
           <w:szCs w:val="19"/>
         </w:rPr>
-        <w:t xml:space="preserve">Look: </w:t>
+        <w:t xml:space="preserve">Style: </w:t>
       </w:r>
       <w:r>
         <w:rPr>
@@ -1107,30 +1012,7 @@
           <w:sz w:val="19"/>
           <w:szCs w:val="19"/>
         </w:rPr>
-        <w:t xml:space="preserve">deep navy space, satellites in cool blue, debris in warm orange, verdicts in green / amber / red as in the console. IBM Plex Sans and Mono (already in the console, open licence). Sound: a low ambient bed ducked under the voice, soft UI ticks on counters, one low impact on the 2009 collision and on 'twenty versus zero'.</w:t>
-      </w:r>
-    </w:p>
-    <w:p>
-      <w:pPr>
-        <w:spacing w:after="80" w:before="0" w:line="264"/>
-      </w:pPr>
-      <w:r>
-        <w:rPr>
-          <w:rFonts w:ascii="Arial" w:cs="Arial" w:eastAsia="Arial" w:hAnsi="Arial"/>
-          <w:b/>
-          <w:bCs/>
-          <w:sz w:val="19"/>
-          <w:szCs w:val="19"/>
-        </w:rPr>
-        <w:t xml:space="preserve">Build: </w:t>
-      </w:r>
-      <w:r>
-        <w:rPr>
-          <w:rFonts w:ascii="Arial" w:cs="Arial" w:eastAsia="Arial" w:hAnsi="Arial"/>
-          <w:sz w:val="19"/>
-          <w:szCs w:val="19"/>
-        </w:rPr>
-        <w:t xml:space="preserve">live console shots recorded at 60 fps with the scripted Playwright recorder (video/assembly/record.py). Motion-graphics scenes built in code with Motion Canvas (MIT licence) using three.js renders of our own artefacts; assembled with ffmpeg. If Motion Canvas is used, add its link to the README credits.</w:t>
+        <w:t xml:space="preserve">dark navy space, working satellites in blue, junk in orange, verdicts green / amber / red as in the console. Smooth, eased movement; nothing spins or bounces. Hold each final number for at least a second. Soft ambient music under the voice; one low thud on the 2009 crash and on 'twenty new dangers'.</w:t>
       </w:r>
     </w:p>
     <w:p>
@@ -1164,7 +1046,7 @@
           <w:sz w:val="17"/>
           <w:szCs w:val="17"/>
         </w:rPr>
-        <w:t xml:space="preserve">Columns: time, what is said, what moves on screen, and the text or proof that appears. Placeholders in braces are read from the VM on recording day (table at the end).</w:t>
+        <w:t xml:space="preserve">Read the Narration column aloud. 'Flows from before' describes how the shot grows out of the previous one. 'Plain words' are small side captions that define a term the first time it appears.</w:t>
       </w:r>
     </w:p>
     <w:tbl>
@@ -1181,10 +1063,10 @@
         <w:tblLayout w:type="fixed"/>
       </w:tblPr>
       <w:tblGrid>
-        <w:gridCol w:w="1250"/>
-        <w:gridCol w:w="5300"/>
+        <w:gridCol w:w="1150"/>
+        <w:gridCol w:w="4950"/>
         <w:gridCol w:w="5900"/>
-        <w:gridCol w:w="2948"/>
+        <w:gridCol w:w="3398"/>
       </w:tblGrid>
       <w:tr>
         <w:trPr>
@@ -1192,7 +1074,7 @@
         </w:trPr>
         <w:tc>
           <w:tcPr>
-            <w:tcW w:type="dxa" w:w="1250"/>
+            <w:tcW w:type="dxa" w:w="1150"/>
             <w:tcBorders>
               <w:top w:val="single" w:color="C9D3E0" w:sz="4"/>
               <w:left w:val="single" w:color="C9D3E0" w:sz="4"/>
@@ -1226,7 +1108,7 @@
         </w:tc>
         <w:tc>
           <w:tcPr>
-            <w:tcW w:type="dxa" w:w="5300"/>
+            <w:tcW w:type="dxa" w:w="4950"/>
             <w:tcBorders>
               <w:top w:val="single" w:color="C9D3E0" w:sz="4"/>
               <w:left w:val="single" w:color="C9D3E0" w:sz="4"/>
@@ -1288,13 +1170,13 @@
                 <w:sz w:val="18"/>
                 <w:szCs w:val="18"/>
               </w:rPr>
-              <w:t xml:space="preserve">Motion &amp; visual cue</w:t>
-            </w:r>
-          </w:p>
-        </w:tc>
-        <w:tc>
-          <w:tcPr>
-            <w:tcW w:type="dxa" w:w="2948"/>
+              <w:t xml:space="preserve">What you see</w:t>
+            </w:r>
+          </w:p>
+        </w:tc>
+        <w:tc>
+          <w:tcPr>
+            <w:tcW w:type="dxa" w:w="3398"/>
             <w:tcBorders>
               <w:top w:val="single" w:color="C9D3E0" w:sz="4"/>
               <w:left w:val="single" w:color="C9D3E0" w:sz="4"/>
@@ -1322,7 +1204,7 @@
                 <w:sz w:val="18"/>
                 <w:szCs w:val="18"/>
               </w:rPr>
-              <w:t xml:space="preserve">On screen / proof</w:t>
+              <w:t xml:space="preserve">Plain words · On screen</w:t>
             </w:r>
           </w:p>
         </w:tc>
@@ -1333,7 +1215,7 @@
         </w:trPr>
         <w:tc>
           <w:tcPr>
-            <w:tcW w:type="dxa" w:w="1250"/>
+            <w:tcW w:type="dxa" w:w="1150"/>
             <w:tcBorders>
               <w:top w:val="single" w:color="C9D3E0" w:sz="4"/>
               <w:left w:val="single" w:color="C9D3E0" w:sz="4"/>
@@ -1359,7 +1241,7 @@
                 <w:sz w:val="18"/>
                 <w:szCs w:val="18"/>
               </w:rPr>
-              <w:t xml:space="preserve">0:00–0:13</w:t>
+              <w:t xml:space="preserve">0:00–0:14</w:t>
             </w:r>
           </w:p>
           <w:p>
@@ -1373,13 +1255,13 @@
                 <w:sz w:val="16"/>
                 <w:szCs w:val="16"/>
               </w:rPr>
-              <w:t xml:space="preserve">34 words</w:t>
-            </w:r>
-          </w:p>
-        </w:tc>
-        <w:tc>
-          <w:tcPr>
-            <w:tcW w:type="dxa" w:w="5300"/>
+              <w:t xml:space="preserve">43 words</w:t>
+            </w:r>
+          </w:p>
+        </w:tc>
+        <w:tc>
+          <w:tcPr>
+            <w:tcW w:type="dxa" w:w="4950"/>
             <w:tcBorders>
               <w:top w:val="single" w:color="C9D3E0" w:sz="4"/>
               <w:left w:val="single" w:color="C9D3E0" w:sz="4"/>
@@ -1406,20 +1288,20 @@
                 <w:sz w:val="18"/>
                 <w:szCs w:val="18"/>
               </w:rPr>
-              <w:t xml:space="preserve">1 · Cold open: a crowded sky</w:t>
-            </w:r>
-          </w:p>
-          <w:p>
-            <w:pPr>
-              <w:spacing w:after="40" w:before="0" w:line="264"/>
-            </w:pPr>
-            <w:r>
-              <w:rPr>
-                <w:rFonts w:ascii="Arial" w:cs="Arial" w:eastAsia="Arial" w:hAnsi="Arial"/>
-                <w:sz w:val="19"/>
-                <w:szCs w:val="19"/>
-              </w:rPr>
-              <w:t xml:space="preserve">Forty thousand tracked objects. Eleven thousand of them are working satellites. The rest is debris, and every piece is moving at nearly eight kilometres a second, about ten times faster than a rifle bullet.</w:t>
+              <w:t xml:space="preserve">1 · 3 a.m.</w:t>
+            </w:r>
+          </w:p>
+          <w:p>
+            <w:pPr>
+              <w:spacing w:after="40" w:before="0" w:line="264"/>
+            </w:pPr>
+            <w:r>
+              <w:rPr>
+                <w:rFonts w:ascii="Arial" w:cs="Arial" w:eastAsia="Arial" w:hAnsi="Arial"/>
+                <w:sz w:val="19"/>
+                <w:szCs w:val="19"/>
+              </w:rPr>
+              <w:t xml:space="preserve">It's three in the morning. An alert comes in: in thirty hours, a piece of space junk might hit your satellite. Move it, and you spend fuel you can never get back. Leave it, and you might lose it. You have to decide.</w:t>
             </w:r>
           </w:p>
         </w:tc>
@@ -1452,7 +1334,7 @@
                 <w:sz w:val="17"/>
                 <w:szCs w:val="17"/>
               </w:rPr>
-              <w:t xml:space="preserve">Shot </w:t>
+              <w:t xml:space="preserve">Flows from before: </w:t>
             </w:r>
             <w:r>
               <w:rPr>
@@ -1460,7 +1342,7 @@
                 <w:sz w:val="17"/>
                 <w:szCs w:val="17"/>
               </w:rPr>
-              <w:t xml:space="preserve">Black. A single point of light. The camera pulls back fast and the point becomes one of ~18,600 real CelesTrak objects, rendered as instanced particles round a dark Earth (three.js, positions from our SGP4 propagation).</w:t>
+              <w:t xml:space="preserve">Opens on black. Silence, then a soft notification chime.</w:t>
             </w:r>
           </w:p>
           <w:p>
@@ -1476,7 +1358,7 @@
                 <w:sz w:val="17"/>
                 <w:szCs w:val="17"/>
               </w:rPr>
-              <w:t xml:space="preserve">Move </w:t>
+              <w:t xml:space="preserve">• </w:t>
             </w:r>
             <w:r>
               <w:rPr>
@@ -1484,7 +1366,7 @@
                 <w:sz w:val="17"/>
                 <w:szCs w:val="17"/>
               </w:rPr>
-              <w:t xml:space="preserve">Slow orbital dolly with shallow depth of field. Satellites blue, debris orange. Each object leaves a short light-streak trail, so the sky visibly moves.</w:t>
+              <w:t xml:space="preserve">A dark control-room desk. One screen lights up with a single alert card: CLOSE APPROACH · 30 h · your satellite. The light from the screen is the only light in the room.</w:t>
             </w:r>
           </w:p>
           <w:p>
@@ -1500,7 +1382,7 @@
                 <w:sz w:val="17"/>
                 <w:szCs w:val="17"/>
               </w:rPr>
-              <w:t xml:space="preserve">Type </w:t>
+              <w:t xml:space="preserve">• </w:t>
             </w:r>
             <w:r>
               <w:rPr>
@@ -1508,50 +1390,87 @@
                 <w:sz w:val="17"/>
                 <w:szCs w:val="17"/>
               </w:rPr>
-              <w:t xml:space="preserve">Numbers resolve from scrambled digits (decode effect), locked to the words. '8 km/s' arrives with a whoosh and a motion-blurred streak across the frame.</w:t>
-            </w:r>
-          </w:p>
-        </w:tc>
-        <w:tc>
-          <w:tcPr>
-            <w:tcW w:type="dxa" w:w="2948"/>
-            <w:tcBorders>
-              <w:top w:val="single" w:color="C9D3E0" w:sz="4"/>
-              <w:left w:val="single" w:color="C9D3E0" w:sz="4"/>
-              <w:bottom w:val="single" w:color="C9D3E0" w:sz="4"/>
-              <w:right w:val="single" w:color="C9D3E0" w:sz="4"/>
-            </w:tcBorders>
-            <w:tcMar>
-              <w:top w:type="dxa" w:w="70"/>
-              <w:left w:type="dxa" w:w="100"/>
-              <w:bottom w:type="dxa" w:w="70"/>
-              <w:right w:type="dxa" w:w="100"/>
-            </w:tcMar>
-          </w:tcPr>
-          <w:p>
-            <w:pPr>
-              <w:spacing w:after="40" w:before="0" w:line="264"/>
-            </w:pPr>
-            <w:r>
-              <w:rPr>
-                <w:rFonts w:ascii="Arial" w:cs="Arial" w:eastAsia="Arial" w:hAnsi="Arial"/>
+              <w:t xml:space="preserve">A countdown on the card starts ticking: 29:59:59, 29:59:58 …</w:t>
+            </w:r>
+          </w:p>
+          <w:p>
+            <w:pPr>
+              <w:spacing w:after="50" w:before="0" w:line="264"/>
+            </w:pPr>
+            <w:r>
+              <w:rPr>
+                <w:rFonts w:ascii="Arial" w:cs="Arial" w:eastAsia="Arial" w:hAnsi="Arial"/>
+                <w:b/>
+                <w:bCs/>
+                <w:color w:val="1F6FEB"/>
                 <w:sz w:val="17"/>
                 <w:szCs w:val="17"/>
               </w:rPr>
-              <w:t xml:space="preserve">~40,000 tracked · ~11,000 active</w:t>
-            </w:r>
-          </w:p>
-          <w:p>
-            <w:pPr>
-              <w:spacing w:after="40" w:before="0" w:line="264"/>
-            </w:pPr>
+              <w:t xml:space="preserve">• </w:t>
+            </w:r>
             <w:r>
               <w:rPr>
                 <w:rFonts w:ascii="Arial" w:cs="Arial" w:eastAsia="Arial" w:hAnsi="Arial"/>
                 <w:sz w:val="17"/>
                 <w:szCs w:val="17"/>
               </w:rPr>
-              <w:t xml:space="preserve">ESA Space Environment Report 2025</w:t>
+              <w:t xml:space="preserve">On 'move it', a fuel gauge on the card dips. On 'leave it', a faint red crack line runs across the satellite icon.</w:t>
+            </w:r>
+          </w:p>
+        </w:tc>
+        <w:tc>
+          <w:tcPr>
+            <w:tcW w:type="dxa" w:w="3398"/>
+            <w:tcBorders>
+              <w:top w:val="single" w:color="C9D3E0" w:sz="4"/>
+              <w:left w:val="single" w:color="C9D3E0" w:sz="4"/>
+              <w:bottom w:val="single" w:color="C9D3E0" w:sz="4"/>
+              <w:right w:val="single" w:color="C9D3E0" w:sz="4"/>
+            </w:tcBorders>
+            <w:tcMar>
+              <w:top w:type="dxa" w:w="70"/>
+              <w:left w:type="dxa" w:w="100"/>
+              <w:bottom w:type="dxa" w:w="70"/>
+              <w:right w:type="dxa" w:w="100"/>
+            </w:tcMar>
+          </w:tcPr>
+          <w:p>
+            <w:pPr>
+              <w:spacing w:after="30" w:before="0" w:line="264"/>
+            </w:pPr>
+            <w:r>
+              <w:rPr>
+                <w:rFonts w:ascii="Arial" w:cs="Arial" w:eastAsia="Arial" w:hAnsi="Arial"/>
+                <w:b/>
+                <w:bCs/>
+                <w:color w:val="1F6FEB"/>
+                <w:sz w:val="16"/>
+                <w:szCs w:val="16"/>
+              </w:rPr>
+              <w:t xml:space="preserve">Plain words</w:t>
+            </w:r>
+          </w:p>
+          <w:p>
+            <w:pPr>
+              <w:spacing w:after="40" w:before="0" w:line="264"/>
+            </w:pPr>
+            <w:r>
+              <w:rPr>
+                <w:rFonts w:ascii="Arial" w:cs="Arial" w:eastAsia="Arial" w:hAnsi="Arial"/>
+                <w:b/>
+                <w:bCs/>
+                <w:sz w:val="16"/>
+                <w:szCs w:val="16"/>
+              </w:rPr>
+              <w:t xml:space="preserve">Space junk: </w:t>
+            </w:r>
+            <w:r>
+              <w:rPr>
+                <w:rFonts w:ascii="Arial" w:cs="Arial" w:eastAsia="Arial" w:hAnsi="Arial"/>
+                <w:sz w:val="16"/>
+                <w:szCs w:val="16"/>
+              </w:rPr>
+              <w:t xml:space="preserve">dead satellites, old rocket parts and fragments from past crashes, still orbiting Earth</w:t>
             </w:r>
           </w:p>
         </w:tc>
@@ -1562,7 +1481,7 @@
         </w:trPr>
         <w:tc>
           <w:tcPr>
-            <w:tcW w:type="dxa" w:w="1250"/>
+            <w:tcW w:type="dxa" w:w="1150"/>
             <w:tcBorders>
               <w:top w:val="single" w:color="C9D3E0" w:sz="4"/>
               <w:left w:val="single" w:color="C9D3E0" w:sz="4"/>
@@ -1588,7 +1507,7 @@
                 <w:sz w:val="18"/>
                 <w:szCs w:val="18"/>
               </w:rPr>
-              <w:t xml:space="preserve">0:13–0:31</w:t>
+              <w:t xml:space="preserve">0:14–0:33</w:t>
             </w:r>
           </w:p>
           <w:p>
@@ -1602,13 +1521,13 @@
                 <w:sz w:val="16"/>
                 <w:szCs w:val="16"/>
               </w:rPr>
-              <w:t xml:space="preserve">53 words</w:t>
-            </w:r>
-          </w:p>
-        </w:tc>
-        <w:tc>
-          <w:tcPr>
-            <w:tcW w:type="dxa" w:w="5300"/>
+              <w:t xml:space="preserve">57 words</w:t>
+            </w:r>
+          </w:p>
+        </w:tc>
+        <w:tc>
+          <w:tcPr>
+            <w:tcW w:type="dxa" w:w="4950"/>
             <w:tcBorders>
               <w:top w:val="single" w:color="C9D3E0" w:sz="4"/>
               <w:left w:val="single" w:color="C9D3E0" w:sz="4"/>
@@ -1635,20 +1554,20 @@
                 <w:sz w:val="18"/>
                 <w:szCs w:val="18"/>
               </w:rPr>
-              <w:t xml:space="preserve">2 · The problem: dodging is routine, and risky</w:t>
-            </w:r>
-          </w:p>
-          <w:p>
-            <w:pPr>
-              <w:spacing w:after="40" w:before="0" w:line="264"/>
-            </w:pPr>
-            <w:r>
-              <w:rPr>
-                <w:rFonts w:ascii="Arial" w:cs="Arial" w:eastAsia="Arial" w:hAnsi="Arial"/>
-                <w:sz w:val="19"/>
-                <w:szCs w:val="19"/>
-              </w:rPr>
-              <w:t xml:space="preserve">So satellites dodge. One constellation made almost a hundred and fifty thousand avoidance manoeuvres in six months. Each is a call made on noisy data, and mistakes are permanent: in 2009 two satellites collided, and their debris is still up there. Worse, a dodge that clears one object can steer you into another.</w:t>
+              <w:t xml:space="preserve">2 · This happens all the time</w:t>
+            </w:r>
+          </w:p>
+          <w:p>
+            <w:pPr>
+              <w:spacing w:after="40" w:before="0" w:line="264"/>
+            </w:pPr>
+            <w:r>
+              <w:rPr>
+                <w:rFonts w:ascii="Arial" w:cs="Arial" w:eastAsia="Arial" w:hAnsi="Arial"/>
+                <w:sz w:val="19"/>
+                <w:szCs w:val="19"/>
+              </w:rPr>
+              <w:t xml:space="preserve">This happens all the time. About forty thousand objects are tracked around Earth; only eleven thousand are working satellites. The rest is junk, moving at eight kilometres a second. One company dodged nearly a hundred and fifty thousand times in six months. And mistakes last: in 2009 two satellites collided, and the wreckage is still up there.</w:t>
             </w:r>
           </w:p>
         </w:tc>
@@ -1681,7 +1600,7 @@
                 <w:sz w:val="17"/>
                 <w:szCs w:val="17"/>
               </w:rPr>
-              <w:t xml:space="preserve">Count </w:t>
+              <w:t xml:space="preserve">Flows from before: </w:t>
             </w:r>
             <w:r>
               <w:rPr>
@@ -1689,7 +1608,7 @@
                 <w:sz w:val="17"/>
                 <w:szCs w:val="17"/>
               </w:rPr>
-              <w:t xml:space="preserve">A counter rolls 0 → 148,696 while tiny thruster flashes ripple across the globe, one flash per sampled manoeuvre, accelerating with the count.</w:t>
+              <w:t xml:space="preserve">The camera pushes into the alert card, through the satellite icon, and comes out the other side in orbit, looking back at Earth. One continuous move.</w:t>
             </w:r>
           </w:p>
           <w:p>
@@ -1705,7 +1624,7 @@
                 <w:sz w:val="17"/>
                 <w:szCs w:val="17"/>
               </w:rPr>
-              <w:t xml:space="preserve">2009 </w:t>
+              <w:t xml:space="preserve">• </w:t>
             </w:r>
             <w:r>
               <w:rPr>
@@ -1713,7 +1632,7 @@
                 <w:sz w:val="17"/>
                 <w:szCs w:val="17"/>
               </w:rPr>
-              <w:t xml:space="preserve">Camera dives to two orbit tracks crossing. On contact: white flash, then the fragment cloud expands along the orbit and smears into a ring over a few seconds (our own break-up model output, consequence/snapshot.py).</w:t>
+              <w:t xml:space="preserve">A slowly turning Earth. Thousands of real tracked objects fade in as tiny lights: working satellites blue, junk orange. Each light leaves a short streak, so the whole sky is visibly moving.</w:t>
             </w:r>
           </w:p>
           <w:p>
@@ -1729,7 +1648,7 @@
                 <w:sz w:val="17"/>
                 <w:szCs w:val="17"/>
               </w:rPr>
-              <w:t xml:space="preserve">Trap </w:t>
+              <w:t xml:space="preserve">• </w:t>
             </w:r>
             <w:r>
               <w:rPr>
@@ -1737,63 +1656,189 @@
                 <w:sz w:val="17"/>
                 <w:szCs w:val="17"/>
               </w:rPr>
-              <w:t xml:space="preserve">Three satellites A, B, C as glowing glyphs. A's orbit is a ribbon; a burn arrow bends it round B, the ribbon keeps drawing and slices through C. C pulses red and a proximity ring shockwaves outward. Freeze frame, slight chromatic shake.</w:t>
-            </w:r>
-          </w:p>
-        </w:tc>
-        <w:tc>
-          <w:tcPr>
-            <w:tcW w:type="dxa" w:w="2948"/>
-            <w:tcBorders>
-              <w:top w:val="single" w:color="C9D3E0" w:sz="4"/>
-              <w:left w:val="single" w:color="C9D3E0" w:sz="4"/>
-              <w:bottom w:val="single" w:color="C9D3E0" w:sz="4"/>
-              <w:right w:val="single" w:color="C9D3E0" w:sz="4"/>
-            </w:tcBorders>
-            <w:tcMar>
-              <w:top w:type="dxa" w:w="70"/>
-              <w:left w:type="dxa" w:w="100"/>
-              <w:bottom w:type="dxa" w:w="70"/>
-              <w:right w:type="dxa" w:w="100"/>
-            </w:tcMar>
-          </w:tcPr>
-          <w:p>
-            <w:pPr>
-              <w:spacing w:after="40" w:before="0" w:line="264"/>
-            </w:pPr>
-            <w:r>
-              <w:rPr>
-                <w:rFonts w:ascii="Arial" w:cs="Arial" w:eastAsia="Arial" w:hAnsi="Arial"/>
+              <w:t xml:space="preserve">Numbers type themselves in beside the globe as they're said, then fade.</w:t>
+            </w:r>
+          </w:p>
+          <w:p>
+            <w:pPr>
+              <w:spacing w:after="50" w:before="0" w:line="264"/>
+            </w:pPr>
+            <w:r>
+              <w:rPr>
+                <w:rFonts w:ascii="Arial" w:cs="Arial" w:eastAsia="Arial" w:hAnsi="Arial"/>
+                <w:b/>
+                <w:bCs/>
+                <w:color w:val="1F6FEB"/>
                 <w:sz w:val="17"/>
                 <w:szCs w:val="17"/>
               </w:rPr>
-              <w:t xml:space="preserve">148,696 avoidance manoeuvres in 6 months</w:t>
-            </w:r>
-          </w:p>
-          <w:p>
-            <w:pPr>
-              <w:spacing w:after="40" w:before="0" w:line="264"/>
-            </w:pPr>
+              <w:t xml:space="preserve">• </w:t>
+            </w:r>
             <w:r>
               <w:rPr>
                 <w:rFonts w:ascii="Arial" w:cs="Arial" w:eastAsia="Arial" w:hAnsi="Arial"/>
                 <w:sz w:val="17"/>
                 <w:szCs w:val="17"/>
               </w:rPr>
-              <w:t xml:space="preserve">SpaceX semi-annual report to the FCC, Dec 2025</w:t>
-            </w:r>
-          </w:p>
-          <w:p>
-            <w:pPr>
-              <w:spacing w:after="40" w:before="0" w:line="264"/>
-            </w:pPr>
-            <w:r>
-              <w:rPr>
-                <w:rFonts w:ascii="Arial" w:cs="Arial" w:eastAsia="Arial" w:hAnsi="Arial"/>
+              <w:t xml:space="preserve">On 'a hundred and fifty thousand': small flashes ripple across the globe, one for each dodge, faster and faster.</w:t>
+            </w:r>
+          </w:p>
+          <w:p>
+            <w:pPr>
+              <w:spacing w:after="50" w:before="0" w:line="264"/>
+            </w:pPr>
+            <w:r>
+              <w:rPr>
+                <w:rFonts w:ascii="Arial" w:cs="Arial" w:eastAsia="Arial" w:hAnsi="Arial"/>
+                <w:b/>
+                <w:bCs/>
+                <w:color w:val="1F6FEB"/>
                 <w:sz w:val="17"/>
                 <w:szCs w:val="17"/>
               </w:rPr>
-              <w:t xml:space="preserve">2009 · Iridium 33 × Cosmos 2251</w:t>
+              <w:t xml:space="preserve">• </w:t>
+            </w:r>
+            <w:r>
+              <w:rPr>
+                <w:rFonts w:ascii="Arial" w:cs="Arial" w:eastAsia="Arial" w:hAnsi="Arial"/>
+                <w:sz w:val="17"/>
+                <w:szCs w:val="17"/>
+              </w:rPr>
+              <w:t xml:space="preserve">On '2009': the camera glides to two lights on crossing paths. They meet in a silent white flash, and a cloud of orange specks spreads out along the orbit into a thin ring.</w:t>
+            </w:r>
+          </w:p>
+        </w:tc>
+        <w:tc>
+          <w:tcPr>
+            <w:tcW w:type="dxa" w:w="3398"/>
+            <w:tcBorders>
+              <w:top w:val="single" w:color="C9D3E0" w:sz="4"/>
+              <w:left w:val="single" w:color="C9D3E0" w:sz="4"/>
+              <w:bottom w:val="single" w:color="C9D3E0" w:sz="4"/>
+              <w:right w:val="single" w:color="C9D3E0" w:sz="4"/>
+            </w:tcBorders>
+            <w:tcMar>
+              <w:top w:type="dxa" w:w="70"/>
+              <w:left w:type="dxa" w:w="100"/>
+              <w:bottom w:type="dxa" w:w="70"/>
+              <w:right w:type="dxa" w:w="100"/>
+            </w:tcMar>
+          </w:tcPr>
+          <w:p>
+            <w:pPr>
+              <w:spacing w:after="30" w:before="0" w:line="264"/>
+            </w:pPr>
+            <w:r>
+              <w:rPr>
+                <w:rFonts w:ascii="Arial" w:cs="Arial" w:eastAsia="Arial" w:hAnsi="Arial"/>
+                <w:b/>
+                <w:bCs/>
+                <w:color w:val="1F6FEB"/>
+                <w:sz w:val="16"/>
+                <w:szCs w:val="16"/>
+              </w:rPr>
+              <w:t xml:space="preserve">Plain words</w:t>
+            </w:r>
+          </w:p>
+          <w:p>
+            <w:pPr>
+              <w:spacing w:after="40" w:before="0" w:line="264"/>
+            </w:pPr>
+            <w:r>
+              <w:rPr>
+                <w:rFonts w:ascii="Arial" w:cs="Arial" w:eastAsia="Arial" w:hAnsi="Arial"/>
+                <w:b/>
+                <w:bCs/>
+                <w:sz w:val="16"/>
+                <w:szCs w:val="16"/>
+              </w:rPr>
+              <w:t xml:space="preserve">Orbit: </w:t>
+            </w:r>
+            <w:r>
+              <w:rPr>
+                <w:rFonts w:ascii="Arial" w:cs="Arial" w:eastAsia="Arial" w:hAnsi="Arial"/>
+                <w:sz w:val="16"/>
+                <w:szCs w:val="16"/>
+              </w:rPr>
+              <w:t xml:space="preserve">the path a satellite follows around Earth</w:t>
+            </w:r>
+          </w:p>
+          <w:p>
+            <w:pPr>
+              <w:spacing w:after="40" w:before="0" w:line="264"/>
+            </w:pPr>
+            <w:r>
+              <w:rPr>
+                <w:rFonts w:ascii="Arial" w:cs="Arial" w:eastAsia="Arial" w:hAnsi="Arial"/>
+                <w:b/>
+                <w:bCs/>
+                <w:sz w:val="16"/>
+                <w:szCs w:val="16"/>
+              </w:rPr>
+              <w:t xml:space="preserve">8 km/s: </w:t>
+            </w:r>
+            <w:r>
+              <w:rPr>
+                <w:rFonts w:ascii="Arial" w:cs="Arial" w:eastAsia="Arial" w:hAnsi="Arial"/>
+                <w:sz w:val="16"/>
+                <w:szCs w:val="16"/>
+              </w:rPr>
+              <w:t xml:space="preserve">about 29,000 km/h: London to New York in under 15 minutes</w:t>
+            </w:r>
+          </w:p>
+          <w:p>
+            <w:pPr>
+              <w:spacing w:after="30" w:before="40" w:line="264"/>
+            </w:pPr>
+            <w:r>
+              <w:rPr>
+                <w:rFonts w:ascii="Arial" w:cs="Arial" w:eastAsia="Arial" w:hAnsi="Arial"/>
+                <w:b/>
+                <w:bCs/>
+                <w:color w:val="1F6FEB"/>
+                <w:sz w:val="16"/>
+                <w:szCs w:val="16"/>
+              </w:rPr>
+              <w:t xml:space="preserve">On screen</w:t>
+            </w:r>
+          </w:p>
+          <w:p>
+            <w:pPr>
+              <w:spacing w:after="40" w:before="0" w:line="264"/>
+            </w:pPr>
+            <w:r>
+              <w:rPr>
+                <w:rFonts w:ascii="Arial" w:cs="Arial" w:eastAsia="Arial" w:hAnsi="Arial"/>
+                <w:sz w:val="16"/>
+                <w:szCs w:val="16"/>
+              </w:rPr>
+              <w:t xml:space="preserve">~40,000 tracked · ~11,000 working (ESA Space Environment Report 2025)</w:t>
+            </w:r>
+          </w:p>
+          <w:p>
+            <w:pPr>
+              <w:spacing w:after="40" w:before="0" w:line="264"/>
+            </w:pPr>
+            <w:r>
+              <w:rPr>
+                <w:rFonts w:ascii="Arial" w:cs="Arial" w:eastAsia="Arial" w:hAnsi="Arial"/>
+                <w:sz w:val="16"/>
+                <w:szCs w:val="16"/>
+              </w:rPr>
+              <w:t xml:space="preserve">148,696 moves in 6 months (SpaceX report to the FCC, Dec 2025)</w:t>
+            </w:r>
+          </w:p>
+          <w:p>
+            <w:pPr>
+              <w:spacing w:after="40" w:before="0" w:line="264"/>
+            </w:pPr>
+            <w:r>
+              <w:rPr>
+                <w:rFonts w:ascii="Arial" w:cs="Arial" w:eastAsia="Arial" w:hAnsi="Arial"/>
+                <w:sz w:val="16"/>
+                <w:szCs w:val="16"/>
+              </w:rPr>
+              <w:t xml:space="preserve">2009: Iridium 33 × Cosmos 2251</w:t>
             </w:r>
           </w:p>
         </w:tc>
@@ -1804,7 +1849,7 @@
         </w:trPr>
         <w:tc>
           <w:tcPr>
-            <w:tcW w:type="dxa" w:w="1250"/>
+            <w:tcW w:type="dxa" w:w="1150"/>
             <w:tcBorders>
               <w:top w:val="single" w:color="C9D3E0" w:sz="4"/>
               <w:left w:val="single" w:color="C9D3E0" w:sz="4"/>
@@ -1830,7 +1875,7 @@
                 <w:sz w:val="18"/>
                 <w:szCs w:val="18"/>
               </w:rPr>
-              <w:t xml:space="preserve">0:31–0:43</w:t>
+              <w:t xml:space="preserve">0:33–0:50</w:t>
             </w:r>
           </w:p>
           <w:p>
@@ -1844,13 +1889,13 @@
                 <w:sz w:val="16"/>
                 <w:szCs w:val="16"/>
               </w:rPr>
-              <w:t xml:space="preserve">37 words</w:t>
-            </w:r>
-          </w:p>
-        </w:tc>
-        <w:tc>
-          <w:tcPr>
-            <w:tcW w:type="dxa" w:w="5300"/>
+              <w:t xml:space="preserve">43 words</w:t>
+            </w:r>
+          </w:p>
+        </w:tc>
+        <w:tc>
+          <w:tcPr>
+            <w:tcW w:type="dxa" w:w="4950"/>
             <w:tcBorders>
               <w:top w:val="single" w:color="C9D3E0" w:sz="4"/>
               <w:left w:val="single" w:color="C9D3E0" w:sz="4"/>
@@ -1877,20 +1922,20 @@
                 <w:sz w:val="18"/>
                 <w:szCs w:val="18"/>
               </w:rPr>
-              <w:t xml:space="preserve">3 · The data: alerts are noisy</w:t>
-            </w:r>
-          </w:p>
-          <w:p>
-            <w:pPr>
-              <w:spacing w:after="40" w:before="0" w:line="264"/>
-            </w:pPr>
-            <w:r>
-              <w:rPr>
-                <w:rFonts w:ascii="Arial" w:cs="Arial" w:eastAsia="Arial" w:hAnsi="Arial"/>
-                <w:sz w:val="19"/>
-                <w:szCs w:val="19"/>
-              </w:rPr>
-              <w:t xml:space="preserve">The alerts are noisy too. In ESA's real conjunction data, only sixty-six of eight thousand events end high-risk. In ESA's own competition, only twelve of ninety-seven teams beat the simplest rule there is: trust the latest message.</w:t>
+              <w:t xml:space="preserve">3 · Two hard questions</w:t>
+            </w:r>
+          </w:p>
+          <w:p>
+            <w:pPr>
+              <w:spacing w:after="40" w:before="0" w:line="264"/>
+            </w:pPr>
+            <w:r>
+              <w:rPr>
+                <w:rFonts w:ascii="Arial" w:cs="Arial" w:eastAsia="Arial" w:hAnsi="Arial"/>
+                <w:sz w:val="19"/>
+                <w:szCs w:val="19"/>
+              </w:rPr>
+              <w:t xml:space="preserve">So every alert comes down to two questions. One: is it real? Most aren't: in the European Space Agency's data, only sixty-six of eight thousand turned out high-risk. Two: if I move, where to? Dodging one object can put you in another's path.</w:t>
             </w:r>
           </w:p>
         </w:tc>
@@ -1923,7 +1968,7 @@
                 <w:sz w:val="17"/>
                 <w:szCs w:val="17"/>
               </w:rPr>
-              <w:t xml:space="preserve">Rain </w:t>
+              <w:t xml:space="preserve">Flows from before: </w:t>
             </w:r>
             <w:r>
               <w:rPr>
@@ -1931,7 +1976,7 @@
                 <w:sz w:val="17"/>
                 <w:szCs w:val="17"/>
               </w:rPr>
-              <w:t xml:space="preserve">8,293 dots fall like rain and settle into the console's population chart (staggered spring physics). 66 of them ignite red; everything else dims.</w:t>
+              <w:t xml:space="preserve">The debris ring from 2009 slowly fades; the camera drifts back to the whole Earth. Two glowing question cards rise up in front of it.</w:t>
             </w:r>
           </w:p>
           <w:p>
@@ -1947,7 +1992,7 @@
                 <w:sz w:val="17"/>
                 <w:szCs w:val="17"/>
               </w:rPr>
-              <w:t xml:space="preserve">Teams </w:t>
+              <w:t xml:space="preserve">• </w:t>
             </w:r>
             <w:r>
               <w:rPr>
@@ -1955,63 +2000,116 @@
                 <w:sz w:val="17"/>
                 <w:szCs w:val="17"/>
               </w:rPr>
-              <w:t xml:space="preserve">97 small tiles in a grid. 85 flip to grey one wave at a time; 12 stay lit. The phrase 'trust the latest message' types itself under them.</w:t>
-            </w:r>
-          </w:p>
-        </w:tc>
-        <w:tc>
-          <w:tcPr>
-            <w:tcW w:type="dxa" w:w="2948"/>
-            <w:tcBorders>
-              <w:top w:val="single" w:color="C9D3E0" w:sz="4"/>
-              <w:left w:val="single" w:color="C9D3E0" w:sz="4"/>
-              <w:bottom w:val="single" w:color="C9D3E0" w:sz="4"/>
-              <w:right w:val="single" w:color="C9D3E0" w:sz="4"/>
-            </w:tcBorders>
-            <w:tcMar>
-              <w:top w:type="dxa" w:w="70"/>
-              <w:left w:type="dxa" w:w="100"/>
-              <w:bottom w:type="dxa" w:w="70"/>
-              <w:right w:type="dxa" w:w="100"/>
-            </w:tcMar>
-          </w:tcPr>
-          <w:p>
-            <w:pPr>
-              <w:spacing w:after="40" w:before="0" w:line="264"/>
-            </w:pPr>
-            <w:r>
-              <w:rPr>
-                <w:rFonts w:ascii="Arial" w:cs="Arial" w:eastAsia="Arial" w:hAnsi="Arial"/>
+              <w:t xml:space="preserve">Card 1: 'Is it real?' Thousands of tiny dots rain down and settle into a chart. Only 66 of them glow red; the rest dim.</w:t>
+            </w:r>
+          </w:p>
+          <w:p>
+            <w:pPr>
+              <w:spacing w:after="50" w:before="0" w:line="264"/>
+            </w:pPr>
+            <w:r>
+              <w:rPr>
+                <w:rFonts w:ascii="Arial" w:cs="Arial" w:eastAsia="Arial" w:hAnsi="Arial"/>
+                <w:b/>
+                <w:bCs/>
+                <w:color w:val="1F6FEB"/>
                 <w:sz w:val="17"/>
                 <w:szCs w:val="17"/>
               </w:rPr>
-              <w:t xml:space="preserve">66 of 8,293 events end high-risk</w:t>
-            </w:r>
-          </w:p>
-          <w:p>
-            <w:pPr>
-              <w:spacing w:after="40" w:before="0" w:line="264"/>
-            </w:pPr>
+              <w:t xml:space="preserve">• </w:t>
+            </w:r>
             <w:r>
               <w:rPr>
                 <w:rFonts w:ascii="Arial" w:cs="Arial" w:eastAsia="Arial" w:hAnsi="Arial"/>
                 <w:sz w:val="17"/>
                 <w:szCs w:val="17"/>
               </w:rPr>
-              <w:t xml:space="preserve">12 / 97 teams beat the baseline</w:t>
-            </w:r>
-          </w:p>
-          <w:p>
-            <w:pPr>
-              <w:spacing w:after="40" w:before="0" w:line="264"/>
-            </w:pPr>
-            <w:r>
-              <w:rPr>
-                <w:rFonts w:ascii="Arial" w:cs="Arial" w:eastAsia="Arial" w:hAnsi="Arial"/>
-                <w:sz w:val="17"/>
-                <w:szCs w:val="17"/>
-              </w:rPr>
-              <w:t xml:space="preserve">ESA Collision Avoidance Challenge</w:t>
+              <w:t xml:space="preserve">Card 2: 'Where to?' Three satellites as simple glowing icons, A, B and C. A curves around B, its path keeps drawing, and runs straight through C. C flashes red.</w:t>
+            </w:r>
+          </w:p>
+        </w:tc>
+        <w:tc>
+          <w:tcPr>
+            <w:tcW w:type="dxa" w:w="3398"/>
+            <w:tcBorders>
+              <w:top w:val="single" w:color="C9D3E0" w:sz="4"/>
+              <w:left w:val="single" w:color="C9D3E0" w:sz="4"/>
+              <w:bottom w:val="single" w:color="C9D3E0" w:sz="4"/>
+              <w:right w:val="single" w:color="C9D3E0" w:sz="4"/>
+            </w:tcBorders>
+            <w:tcMar>
+              <w:top w:type="dxa" w:w="70"/>
+              <w:left w:type="dxa" w:w="100"/>
+              <w:bottom w:type="dxa" w:w="70"/>
+              <w:right w:type="dxa" w:w="100"/>
+            </w:tcMar>
+          </w:tcPr>
+          <w:p>
+            <w:pPr>
+              <w:spacing w:after="30" w:before="0" w:line="264"/>
+            </w:pPr>
+            <w:r>
+              <w:rPr>
+                <w:rFonts w:ascii="Arial" w:cs="Arial" w:eastAsia="Arial" w:hAnsi="Arial"/>
+                <w:b/>
+                <w:bCs/>
+                <w:color w:val="1F6FEB"/>
+                <w:sz w:val="16"/>
+                <w:szCs w:val="16"/>
+              </w:rPr>
+              <w:t xml:space="preserve">Plain words</w:t>
+            </w:r>
+          </w:p>
+          <w:p>
+            <w:pPr>
+              <w:spacing w:after="40" w:before="0" w:line="264"/>
+            </w:pPr>
+            <w:r>
+              <w:rPr>
+                <w:rFonts w:ascii="Arial" w:cs="Arial" w:eastAsia="Arial" w:hAnsi="Arial"/>
+                <w:b/>
+                <w:bCs/>
+                <w:sz w:val="16"/>
+                <w:szCs w:val="16"/>
+              </w:rPr>
+              <w:t xml:space="preserve">High-risk: </w:t>
+            </w:r>
+            <w:r>
+              <w:rPr>
+                <w:rFonts w:ascii="Arial" w:cs="Arial" w:eastAsia="Arial" w:hAnsi="Arial"/>
+                <w:sz w:val="16"/>
+                <w:szCs w:val="16"/>
+              </w:rPr>
+              <w:t xml:space="preserve">the agency's later estimate said the chance of collision was at least 1 in a million</w:t>
+            </w:r>
+          </w:p>
+          <w:p>
+            <w:pPr>
+              <w:spacing w:after="30" w:before="40" w:line="264"/>
+            </w:pPr>
+            <w:r>
+              <w:rPr>
+                <w:rFonts w:ascii="Arial" w:cs="Arial" w:eastAsia="Arial" w:hAnsi="Arial"/>
+                <w:b/>
+                <w:bCs/>
+                <w:color w:val="1F6FEB"/>
+                <w:sz w:val="16"/>
+                <w:szCs w:val="16"/>
+              </w:rPr>
+              <w:t xml:space="preserve">On screen</w:t>
+            </w:r>
+          </w:p>
+          <w:p>
+            <w:pPr>
+              <w:spacing w:after="40" w:before="0" w:line="264"/>
+            </w:pPr>
+            <w:r>
+              <w:rPr>
+                <w:rFonts w:ascii="Arial" w:cs="Arial" w:eastAsia="Arial" w:hAnsi="Arial"/>
+                <w:sz w:val="16"/>
+                <w:szCs w:val="16"/>
+              </w:rPr>
+              <w:t xml:space="preserve">66 of 8,293 alert histories end high-risk (ESA Collision Avoidance Challenge)</w:t>
             </w:r>
           </w:p>
         </w:tc>
@@ -2022,7 +2120,7 @@
         </w:trPr>
         <w:tc>
           <w:tcPr>
-            <w:tcW w:type="dxa" w:w="1250"/>
+            <w:tcW w:type="dxa" w:w="1150"/>
             <w:tcBorders>
               <w:top w:val="single" w:color="C9D3E0" w:sz="4"/>
               <w:left w:val="single" w:color="C9D3E0" w:sz="4"/>
@@ -2048,7 +2146,7 @@
                 <w:sz w:val="18"/>
                 <w:szCs w:val="18"/>
               </w:rPr>
-              <w:t xml:space="preserve">0:43–0:53</w:t>
+              <w:t xml:space="preserve">0:50–1:02</w:t>
             </w:r>
           </w:p>
           <w:p>
@@ -2062,13 +2160,13 @@
                 <w:sz w:val="16"/>
                 <w:szCs w:val="16"/>
               </w:rPr>
-              <w:t xml:space="preserve">31 words</w:t>
-            </w:r>
-          </w:p>
-        </w:tc>
-        <w:tc>
-          <w:tcPr>
-            <w:tcW w:type="dxa" w:w="5300"/>
+              <w:t xml:space="preserve">37 words</w:t>
+            </w:r>
+          </w:p>
+        </w:tc>
+        <w:tc>
+          <w:tcPr>
+            <w:tcW w:type="dxa" w:w="4950"/>
             <w:tcBorders>
               <w:top w:val="single" w:color="C9D3E0" w:sz="4"/>
               <w:left w:val="single" w:color="C9D3E0" w:sz="4"/>
@@ -2095,20 +2193,20 @@
                 <w:sz w:val="18"/>
                 <w:szCs w:val="18"/>
               </w:rPr>
-              <w:t xml:space="preserve">4 · Meet OrbitGuard, on IBM LinuxONE</w:t>
-            </w:r>
-          </w:p>
-          <w:p>
-            <w:pPr>
-              <w:spacing w:after="40" w:before="0" w:line="264"/>
-            </w:pPr>
-            <w:r>
-              <w:rPr>
-                <w:rFonts w:ascii="Arial" w:cs="Arial" w:eastAsia="Arial" w:hAnsi="Arial"/>
-                <w:sz w:val="19"/>
-                <w:szCs w:val="19"/>
-              </w:rPr>
-              <w:t xml:space="preserve">OrbitGuard is decision support for that operator, and everything you'll see runs live on an IBM LinuxONE z17: a big-endian s390x machine, with the Telum AI accelerator built into the processor.</w:t>
+              <w:t xml:space="preserve">4 · Meet OrbitGuard</w:t>
+            </w:r>
+          </w:p>
+          <w:p>
+            <w:pPr>
+              <w:spacing w:after="40" w:before="0" w:line="264"/>
+            </w:pPr>
+            <w:r>
+              <w:rPr>
+                <w:rFonts w:ascii="Arial" w:cs="Arial" w:eastAsia="Arial" w:hAnsi="Arial"/>
+                <w:sz w:val="19"/>
+                <w:szCs w:val="19"/>
+              </w:rPr>
+              <w:t xml:space="preserve">OrbitGuard answers both questions, for the person making the call. It runs on an IBM LinuxONE: the same kind of machine that runs most of the world's bank transactions, with an AI chip built into its processor.</w:t>
             </w:r>
           </w:p>
         </w:tc>
@@ -2141,7 +2239,7 @@
                 <w:sz w:val="17"/>
                 <w:szCs w:val="17"/>
               </w:rPr>
-              <w:t xml:space="preserve">Terminal </w:t>
+              <w:t xml:space="preserve">Flows from before: </w:t>
             </w:r>
             <w:r>
               <w:rPr>
@@ -2149,7 +2247,7 @@
                 <w:sz w:val="17"/>
                 <w:szCs w:val="17"/>
               </w:rPr>
-              <w:t xml:space="preserve">Real VM capture, sped up 1.5×: uname -m → s390x · lscpu → Big Endian, 9175 · grep nnpa /proc/cpuinfo → nnpa · docker ps → orbitguard. Each key word gets a light sweep as it prints.</w:t>
+              <w:t xml:space="preserve">The A-B-C icons shrink into the OrbitGuard logo, which slides onto a terminal window floating beside the Earth.</w:t>
             </w:r>
           </w:p>
           <w:p>
@@ -2165,7 +2263,7 @@
                 <w:sz w:val="17"/>
                 <w:szCs w:val="17"/>
               </w:rPr>
-              <w:t xml:space="preserve">Morph </w:t>
+              <w:t xml:space="preserve">• </w:t>
             </w:r>
             <w:r>
               <w:rPr>
@@ -2173,50 +2271,139 @@
                 <w:sz w:val="17"/>
                 <w:szCs w:val="17"/>
               </w:rPr>
-              <w:t xml:space="preserve">The word 's390x' lifts out of the terminal and flies into the console header, becoming the live 's390x · IBM LinuxONE' badge (shared-element transition, no cut).</w:t>
-            </w:r>
-          </w:p>
-        </w:tc>
-        <w:tc>
-          <w:tcPr>
-            <w:tcW w:type="dxa" w:w="2948"/>
-            <w:tcBorders>
-              <w:top w:val="single" w:color="C9D3E0" w:sz="4"/>
-              <w:left w:val="single" w:color="C9D3E0" w:sz="4"/>
-              <w:bottom w:val="single" w:color="C9D3E0" w:sz="4"/>
-              <w:right w:val="single" w:color="C9D3E0" w:sz="4"/>
-            </w:tcBorders>
-            <w:tcMar>
-              <w:top w:type="dxa" w:w="70"/>
-              <w:left w:type="dxa" w:w="100"/>
-              <w:bottom w:type="dxa" w:w="70"/>
-              <w:right w:type="dxa" w:w="100"/>
-            </w:tcMar>
-          </w:tcPr>
-          <w:p>
-            <w:pPr>
-              <w:spacing w:after="40" w:before="0" w:line="264"/>
-            </w:pPr>
-            <w:r>
-              <w:rPr>
-                <w:rFonts w:ascii="Arial" w:cs="Arial" w:eastAsia="Arial" w:hAnsi="Arial"/>
+              <w:t xml:space="preserve">A real terminal on our LinuxONE server types itself: the machine name (s390x, IBM's processor family), the model (z17), the AI-chip flag (nnpa) and our running service.</w:t>
+            </w:r>
+          </w:p>
+          <w:p>
+            <w:pPr>
+              <w:spacing w:after="50" w:before="0" w:line="264"/>
+            </w:pPr>
+            <w:r>
+              <w:rPr>
+                <w:rFonts w:ascii="Arial" w:cs="Arial" w:eastAsia="Arial" w:hAnsi="Arial"/>
+                <w:b/>
+                <w:bCs/>
+                <w:color w:val="1F6FEB"/>
                 <w:sz w:val="17"/>
                 <w:szCs w:val="17"/>
               </w:rPr>
-              <w:t xml:space="preserve">IBM LinuxONE z17 · s390x · big-endian</w:t>
-            </w:r>
-          </w:p>
-          <w:p>
-            <w:pPr>
-              <w:spacing w:after="40" w:before="0" w:line="264"/>
-            </w:pPr>
+              <w:t xml:space="preserve">• </w:t>
+            </w:r>
             <w:r>
               <w:rPr>
                 <w:rFonts w:ascii="Arial" w:cs="Arial" w:eastAsia="Arial" w:hAnsi="Arial"/>
                 <w:sz w:val="17"/>
                 <w:szCs w:val="17"/>
               </w:rPr>
-              <w:t xml:space="preserve">Telum on-chip AI accelerator (NNPA)</w:t>
+              <w:t xml:space="preserve">Each key word glows as it prints, then flies out of the terminal into the corner of the OrbitGuard screen, where it stays as a small live badge: 'Running on IBM LinuxONE' for the rest of the video.</w:t>
+            </w:r>
+          </w:p>
+        </w:tc>
+        <w:tc>
+          <w:tcPr>
+            <w:tcW w:type="dxa" w:w="3398"/>
+            <w:tcBorders>
+              <w:top w:val="single" w:color="C9D3E0" w:sz="4"/>
+              <w:left w:val="single" w:color="C9D3E0" w:sz="4"/>
+              <w:bottom w:val="single" w:color="C9D3E0" w:sz="4"/>
+              <w:right w:val="single" w:color="C9D3E0" w:sz="4"/>
+            </w:tcBorders>
+            <w:tcMar>
+              <w:top w:type="dxa" w:w="70"/>
+              <w:left w:type="dxa" w:w="100"/>
+              <w:bottom w:type="dxa" w:w="70"/>
+              <w:right w:type="dxa" w:w="100"/>
+            </w:tcMar>
+          </w:tcPr>
+          <w:p>
+            <w:pPr>
+              <w:spacing w:after="30" w:before="0" w:line="264"/>
+            </w:pPr>
+            <w:r>
+              <w:rPr>
+                <w:rFonts w:ascii="Arial" w:cs="Arial" w:eastAsia="Arial" w:hAnsi="Arial"/>
+                <w:b/>
+                <w:bCs/>
+                <w:color w:val="1F6FEB"/>
+                <w:sz w:val="16"/>
+                <w:szCs w:val="16"/>
+              </w:rPr>
+              <w:t xml:space="preserve">Plain words</w:t>
+            </w:r>
+          </w:p>
+          <w:p>
+            <w:pPr>
+              <w:spacing w:after="40" w:before="0" w:line="264"/>
+            </w:pPr>
+            <w:r>
+              <w:rPr>
+                <w:rFonts w:ascii="Arial" w:cs="Arial" w:eastAsia="Arial" w:hAnsi="Arial"/>
+                <w:b/>
+                <w:bCs/>
+                <w:sz w:val="16"/>
+                <w:szCs w:val="16"/>
+              </w:rPr>
+              <w:t xml:space="preserve">IBM LinuxONE: </w:t>
+            </w:r>
+            <w:r>
+              <w:rPr>
+                <w:rFonts w:ascii="Arial" w:cs="Arial" w:eastAsia="Arial" w:hAnsi="Arial"/>
+                <w:sz w:val="16"/>
+                <w:szCs w:val="16"/>
+              </w:rPr>
+              <w:t xml:space="preserve">an IBM mainframe built for systems that must never go down</w:t>
+            </w:r>
+          </w:p>
+          <w:p>
+            <w:pPr>
+              <w:spacing w:after="40" w:before="0" w:line="264"/>
+            </w:pPr>
+            <w:r>
+              <w:rPr>
+                <w:rFonts w:ascii="Arial" w:cs="Arial" w:eastAsia="Arial" w:hAnsi="Arial"/>
+                <w:b/>
+                <w:bCs/>
+                <w:sz w:val="16"/>
+                <w:szCs w:val="16"/>
+              </w:rPr>
+              <w:t xml:space="preserve">AI chip (Telum): </w:t>
+            </w:r>
+            <w:r>
+              <w:rPr>
+                <w:rFonts w:ascii="Arial" w:cs="Arial" w:eastAsia="Arial" w:hAnsi="Arial"/>
+                <w:sz w:val="16"/>
+                <w:szCs w:val="16"/>
+              </w:rPr>
+              <w:t xml:space="preserve">a part of the processor made for AI maths</w:t>
+            </w:r>
+          </w:p>
+          <w:p>
+            <w:pPr>
+              <w:spacing w:after="30" w:before="40" w:line="264"/>
+            </w:pPr>
+            <w:r>
+              <w:rPr>
+                <w:rFonts w:ascii="Arial" w:cs="Arial" w:eastAsia="Arial" w:hAnsi="Arial"/>
+                <w:b/>
+                <w:bCs/>
+                <w:color w:val="1F6FEB"/>
+                <w:sz w:val="16"/>
+                <w:szCs w:val="16"/>
+              </w:rPr>
+              <w:t xml:space="preserve">On screen</w:t>
+            </w:r>
+          </w:p>
+          <w:p>
+            <w:pPr>
+              <w:spacing w:after="40" w:before="0" w:line="264"/>
+            </w:pPr>
+            <w:r>
+              <w:rPr>
+                <w:rFonts w:ascii="Arial" w:cs="Arial" w:eastAsia="Arial" w:hAnsi="Arial"/>
+                <w:sz w:val="16"/>
+                <w:szCs w:val="16"/>
+              </w:rPr>
+              <w:t xml:space="preserve">IBM LinuxONE z17 · s390x · AI accelerator present (terminal capture from our VM)</w:t>
             </w:r>
           </w:p>
         </w:tc>
@@ -2227,7 +2414,7 @@
         </w:trPr>
         <w:tc>
           <w:tcPr>
-            <w:tcW w:type="dxa" w:w="1250"/>
+            <w:tcW w:type="dxa" w:w="1150"/>
             <w:tcBorders>
               <w:top w:val="single" w:color="C9D3E0" w:sz="4"/>
               <w:left w:val="single" w:color="C9D3E0" w:sz="4"/>
@@ -2253,7 +2440,7 @@
                 <w:sz w:val="18"/>
                 <w:szCs w:val="18"/>
               </w:rPr>
-              <w:t xml:space="preserve">0:53–1:10</w:t>
+              <w:t xml:space="preserve">1:02–1:20</w:t>
             </w:r>
           </w:p>
           <w:p>
@@ -2267,13 +2454,13 @@
                 <w:sz w:val="16"/>
                 <w:szCs w:val="16"/>
               </w:rPr>
-              <w:t xml:space="preserve">44 words</w:t>
-            </w:r>
-          </w:p>
-        </w:tc>
-        <w:tc>
-          <w:tcPr>
-            <w:tcW w:type="dxa" w:w="5300"/>
+              <w:t xml:space="preserve">48 words</w:t>
+            </w:r>
+          </w:p>
+        </w:tc>
+        <w:tc>
+          <w:tcPr>
+            <w:tcW w:type="dxa" w:w="4950"/>
             <w:tcBorders>
               <w:top w:val="single" w:color="C9D3E0" w:sz="4"/>
               <w:left w:val="single" w:color="C9D3E0" w:sz="4"/>
@@ -2300,20 +2487,20 @@
                 <w:sz w:val="18"/>
                 <w:szCs w:val="18"/>
               </w:rPr>
-              <w:t xml:space="preserve">5 · Detect, in real time</w:t>
-            </w:r>
-          </w:p>
-          <w:p>
-            <w:pPr>
-              <w:spacing w:after="40" w:before="0" w:line="264"/>
-            </w:pPr>
-            <w:r>
-              <w:rPr>
-                <w:rFonts w:ascii="Arial" w:cs="Arial" w:eastAsia="Arial" w:hAnsi="Arial"/>
-                <w:sz w:val="19"/>
-                <w:szCs w:val="19"/>
-              </w:rPr>
-              <w:t xml:space="preserve">Here's a real ESA encounter, streamed message by message. Using only data from at least two days out, calibrated models turn the history into act, wait or monitor, with a probability, an interval and reasons, in forty-five milliseconds. The next message arrives hours later.</w:t>
+              <w:t xml:space="preserve">5 · Question one: is it real?</w:t>
+            </w:r>
+          </w:p>
+          <w:p>
+            <w:pPr>
+              <w:spacing w:after="40" w:before="0" w:line="264"/>
+            </w:pPr>
+            <w:r>
+              <w:rPr>
+                <w:rFonts w:ascii="Arial" w:cs="Arial" w:eastAsia="Arial" w:hAnsi="Arial"/>
+                <w:sz w:val="19"/>
+                <w:szCs w:val="19"/>
+              </w:rPr>
+              <w:t xml:space="preserve">Question one. This is a real alert history from the European Space Agency, replayed message by message. For each one, OrbitGuard says act, wait or keep watching, how likely it is to turn serious, and why, in forty-five thousandths of a second. The next message arrives hours later.</w:t>
             </w:r>
           </w:p>
         </w:tc>
@@ -2346,7 +2533,7 @@
                 <w:sz w:val="17"/>
                 <w:szCs w:val="17"/>
               </w:rPr>
-              <w:t xml:space="preserve">Stream </w:t>
+              <w:t xml:space="preserve">Flows from before: </w:t>
             </w:r>
             <w:r>
               <w:rPr>
@@ -2354,7 +2541,7 @@
                 <w:sz w:val="17"/>
                 <w:szCs w:val="17"/>
               </w:rPr>
-              <w:t xml:space="preserve">Press Play stream. Each CDM is a card that slides along a glowing time axis into the server chip, and comes out as a decision chip (ACT red / WAIT amber / MONITOR blue).</w:t>
+              <w:t xml:space="preserve">The badge stays put; the OrbitGuard screen grows to fill the frame. We're in the Encounters view.</w:t>
             </w:r>
           </w:p>
           <w:p>
@@ -2370,7 +2557,7 @@
                 <w:sz w:val="17"/>
                 <w:szCs w:val="17"/>
               </w:rPr>
-              <w:t xml:space="preserve">Speed </w:t>
+              <w:t xml:space="preserve">• </w:t>
             </w:r>
             <w:r>
               <w:rPr>
@@ -2378,7 +2565,7 @@
                 <w:sz w:val="17"/>
                 <w:szCs w:val="17"/>
               </w:rPr>
-              <w:t xml:space="preserve">A split-flap counter clacks to the measured latency. Between messages a time-lapse clock spins through the real gap ('8.1 h later'), so the contrast between milliseconds and hours is felt, not told.</w:t>
+              <w:t xml:space="preserve">Press Play. Alert messages slide in one by one along a timeline, each turning into a coloured decision tag: ACT red, WAIT amber, WATCH blue.</w:t>
             </w:r>
           </w:p>
           <w:p>
@@ -2394,7 +2581,7 @@
                 <w:sz w:val="17"/>
                 <w:szCs w:val="17"/>
               </w:rPr>
-              <w:t xml:space="preserve">Inside </w:t>
+              <w:t xml:space="preserve">• </w:t>
             </w:r>
             <w:r>
               <w:rPr>
@@ -2402,50 +2589,152 @@
                 <w:sz w:val="17"/>
                 <w:szCs w:val="17"/>
               </w:rPr>
-              <w:t xml:space="preserve">Picture-in-picture x-ray: the card splits into its features (miss distance, risk trend, covariance) which feed three small model glyphs before recombining into the decision.</w:t>
-            </w:r>
-          </w:p>
-        </w:tc>
-        <w:tc>
-          <w:tcPr>
-            <w:tcW w:type="dxa" w:w="2948"/>
-            <w:tcBorders>
-              <w:top w:val="single" w:color="C9D3E0" w:sz="4"/>
-              <w:left w:val="single" w:color="C9D3E0" w:sz="4"/>
-              <w:bottom w:val="single" w:color="C9D3E0" w:sz="4"/>
-              <w:right w:val="single" w:color="C9D3E0" w:sz="4"/>
-            </w:tcBorders>
-            <w:tcMar>
-              <w:top w:type="dxa" w:w="70"/>
-              <w:left w:type="dxa" w:w="100"/>
-              <w:bottom w:type="dxa" w:w="70"/>
-              <w:right w:type="dxa" w:w="100"/>
-            </w:tcMar>
-          </w:tcPr>
-          <w:p>
-            <w:pPr>
-              <w:spacing w:after="40" w:before="0" w:line="264"/>
-            </w:pPr>
-            <w:r>
-              <w:rPr>
-                <w:rFonts w:ascii="Arial" w:cs="Arial" w:eastAsia="Arial" w:hAnsi="Arial"/>
+              <w:t xml:space="preserve">A big clock-style counter flips to the time each answer took (45 ms).</w:t>
+            </w:r>
+          </w:p>
+          <w:p>
+            <w:pPr>
+              <w:spacing w:after="50" w:before="0" w:line="264"/>
+            </w:pPr>
+            <w:r>
+              <w:rPr>
+                <w:rFonts w:ascii="Arial" w:cs="Arial" w:eastAsia="Arial" w:hAnsi="Arial"/>
+                <w:b/>
+                <w:bCs/>
+                <w:color w:val="1F6FEB"/>
                 <w:sz w:val="17"/>
                 <w:szCs w:val="17"/>
               </w:rPr>
-              <w:t xml:space="preserve">Decision in {forecast_p50_ms} ms (p50, LinuxONE)</w:t>
-            </w:r>
-          </w:p>
-          <w:p>
-            <w:pPr>
-              <w:spacing w:after="40" w:before="0" w:line="264"/>
-            </w:pPr>
+              <w:t xml:space="preserve">• </w:t>
+            </w:r>
             <w:r>
               <w:rPr>
                 <w:rFonts w:ascii="Arial" w:cs="Arial" w:eastAsia="Arial" w:hAnsi="Arial"/>
                 <w:sz w:val="17"/>
                 <w:szCs w:val="17"/>
               </w:rPr>
-              <w:t xml:space="preserve">Features: only CDMs ≥ 2 days before closest approach</w:t>
+              <w:t xml:space="preserve">Between messages, a small clock fast-forwards through the real gap ('next message 8 hours later'). The contrast does the talking: thousandths of a second against hours.</w:t>
+            </w:r>
+          </w:p>
+        </w:tc>
+        <w:tc>
+          <w:tcPr>
+            <w:tcW w:type="dxa" w:w="3398"/>
+            <w:tcBorders>
+              <w:top w:val="single" w:color="C9D3E0" w:sz="4"/>
+              <w:left w:val="single" w:color="C9D3E0" w:sz="4"/>
+              <w:bottom w:val="single" w:color="C9D3E0" w:sz="4"/>
+              <w:right w:val="single" w:color="C9D3E0" w:sz="4"/>
+            </w:tcBorders>
+            <w:tcMar>
+              <w:top w:type="dxa" w:w="70"/>
+              <w:left w:type="dxa" w:w="100"/>
+              <w:bottom w:type="dxa" w:w="70"/>
+              <w:right w:type="dxa" w:w="100"/>
+            </w:tcMar>
+          </w:tcPr>
+          <w:p>
+            <w:pPr>
+              <w:spacing w:after="30" w:before="0" w:line="264"/>
+            </w:pPr>
+            <w:r>
+              <w:rPr>
+                <w:rFonts w:ascii="Arial" w:cs="Arial" w:eastAsia="Arial" w:hAnsi="Arial"/>
+                <w:b/>
+                <w:bCs/>
+                <w:color w:val="1F6FEB"/>
+                <w:sz w:val="16"/>
+                <w:szCs w:val="16"/>
+              </w:rPr>
+              <w:t xml:space="preserve">Plain words</w:t>
+            </w:r>
+          </w:p>
+          <w:p>
+            <w:pPr>
+              <w:spacing w:after="40" w:before="0" w:line="264"/>
+            </w:pPr>
+            <w:r>
+              <w:rPr>
+                <w:rFonts w:ascii="Arial" w:cs="Arial" w:eastAsia="Arial" w:hAnsi="Arial"/>
+                <w:b/>
+                <w:bCs/>
+                <w:sz w:val="16"/>
+                <w:szCs w:val="16"/>
+              </w:rPr>
+              <w:t xml:space="preserve">Alert message: </w:t>
+            </w:r>
+            <w:r>
+              <w:rPr>
+                <w:rFonts w:ascii="Arial" w:cs="Arial" w:eastAsia="Arial" w:hAnsi="Arial"/>
+                <w:sz w:val="16"/>
+                <w:szCs w:val="16"/>
+              </w:rPr>
+              <w:t xml:space="preserve">a warning that two objects will pass close by; it's updated several times as the date nears</w:t>
+            </w:r>
+          </w:p>
+          <w:p>
+            <w:pPr>
+              <w:spacing w:after="40" w:before="0" w:line="264"/>
+            </w:pPr>
+            <w:r>
+              <w:rPr>
+                <w:rFonts w:ascii="Arial" w:cs="Arial" w:eastAsia="Arial" w:hAnsi="Arial"/>
+                <w:b/>
+                <w:bCs/>
+                <w:sz w:val="16"/>
+                <w:szCs w:val="16"/>
+              </w:rPr>
+              <w:t xml:space="preserve">45 ms: </w:t>
+            </w:r>
+            <w:r>
+              <w:rPr>
+                <w:rFonts w:ascii="Arial" w:cs="Arial" w:eastAsia="Arial" w:hAnsi="Arial"/>
+                <w:sz w:val="16"/>
+                <w:szCs w:val="16"/>
+              </w:rPr>
+              <w:t xml:space="preserve">forty-five thousandths of a second</w:t>
+            </w:r>
+          </w:p>
+          <w:p>
+            <w:pPr>
+              <w:spacing w:after="30" w:before="40" w:line="264"/>
+            </w:pPr>
+            <w:r>
+              <w:rPr>
+                <w:rFonts w:ascii="Arial" w:cs="Arial" w:eastAsia="Arial" w:hAnsi="Arial"/>
+                <w:b/>
+                <w:bCs/>
+                <w:color w:val="1F6FEB"/>
+                <w:sz w:val="16"/>
+                <w:szCs w:val="16"/>
+              </w:rPr>
+              <w:t xml:space="preserve">On screen</w:t>
+            </w:r>
+          </w:p>
+          <w:p>
+            <w:pPr>
+              <w:spacing w:after="40" w:before="0" w:line="264"/>
+            </w:pPr>
+            <w:r>
+              <w:rPr>
+                <w:rFonts w:ascii="Arial" w:cs="Arial" w:eastAsia="Arial" w:hAnsi="Arial"/>
+                <w:sz w:val="16"/>
+                <w:szCs w:val="16"/>
+              </w:rPr>
+              <w:t xml:space="preserve">45 ms per decision (median, measured on LinuxONE)</w:t>
+            </w:r>
+          </w:p>
+          <w:p>
+            <w:pPr>
+              <w:spacing w:after="40" w:before="0" w:line="264"/>
+            </w:pPr>
+            <w:r>
+              <w:rPr>
+                <w:rFonts w:ascii="Arial" w:cs="Arial" w:eastAsia="Arial" w:hAnsi="Arial"/>
+                <w:sz w:val="16"/>
+                <w:szCs w:val="16"/>
+              </w:rPr>
+              <w:t xml:space="preserve">Uses only messages from at least 2 days before the close pass</w:t>
             </w:r>
           </w:p>
         </w:tc>
@@ -2456,7 +2745,7 @@
         </w:trPr>
         <w:tc>
           <w:tcPr>
-            <w:tcW w:type="dxa" w:w="1250"/>
+            <w:tcW w:type="dxa" w:w="1150"/>
             <w:tcBorders>
               <w:top w:val="single" w:color="C9D3E0" w:sz="4"/>
               <w:left w:val="single" w:color="C9D3E0" w:sz="4"/>
@@ -2482,7 +2771,7 @@
                 <w:sz w:val="18"/>
                 <w:szCs w:val="18"/>
               </w:rPr>
-              <w:t xml:space="preserve">1:10–1:40</w:t>
+              <w:t xml:space="preserve">1:20–1:50</w:t>
             </w:r>
           </w:p>
           <w:p>
@@ -2496,13 +2785,13 @@
                 <w:sz w:val="16"/>
                 <w:szCs w:val="16"/>
               </w:rPr>
-              <w:t xml:space="preserve">75 words</w:t>
-            </w:r>
-          </w:p>
-        </w:tc>
-        <w:tc>
-          <w:tcPr>
-            <w:tcW w:type="dxa" w:w="5300"/>
+              <w:t xml:space="preserve">65 words</w:t>
+            </w:r>
+          </w:p>
+        </w:tc>
+        <w:tc>
+          <w:tcPr>
+            <w:tcW w:type="dxa" w:w="4950"/>
             <w:tcBorders>
               <w:top w:val="single" w:color="C9D3E0" w:sz="4"/>
               <w:left w:val="single" w:color="C9D3E0" w:sz="4"/>
@@ -2529,20 +2818,20 @@
                 <w:sz w:val="18"/>
                 <w:szCs w:val="18"/>
               </w:rPr>
-              <w:t xml:space="preserve">6 · Decide: the dodge that creates a collision</w:t>
-            </w:r>
-          </w:p>
-          <w:p>
-            <w:pPr>
-              <w:spacing w:after="40" w:before="0" w:line="264"/>
-            </w:pPr>
-            <w:r>
-              <w:rPr>
-                <w:rFonts w:ascii="Arial" w:cs="Arial" w:eastAsia="Arial" w:hAnsi="Arial"/>
-                <w:sz w:val="19"/>
-                <w:szCs w:val="19"/>
-              </w:rPr>
-              <w:t xml:space="preserve">Now a decision. Satellite A is heading for B. The cheapest dodge that only looks at B clears it, and steers A into C. OrbitGuard checks every burn against every object, computing collision probability in the encounter plane at half, one and twice the assumed error. A burn passes only if every encounter stays under one in ten thousand. Across fifty stress tests, pair-only planning created twenty new hazards. OrbitGuard: zero, for the same fuel.</w:t>
+              <w:t xml:space="preserve">6 · Question two: where to?</w:t>
+            </w:r>
+          </w:p>
+          <w:p>
+            <w:pPr>
+              <w:spacing w:after="40" w:before="0" w:line="264"/>
+            </w:pPr>
+            <w:r>
+              <w:rPr>
+                <w:rFonts w:ascii="Arial" w:cs="Arial" w:eastAsia="Arial" w:hAnsi="Arial"/>
+                <w:sz w:val="19"/>
+                <w:szCs w:val="19"/>
+              </w:rPr>
+              <w:t xml:space="preserve">Question two. Moving a satellite means a burn: a short push from its engine, often slower than walking pace. OrbitGuard tries dozens of pushes and checks each against every object nearby, even with our position data twice as wrong as usual. Watch: the obvious push avoids B and flies into C. In fifty tests, checking only the obvious threat created twenty new dangers. OrbitGuard: none.</w:t>
             </w:r>
           </w:p>
         </w:tc>
@@ -2575,7 +2864,7 @@
                 <w:sz w:val="17"/>
                 <w:szCs w:val="17"/>
               </w:rPr>
-              <w:t xml:space="preserve">Fan </w:t>
+              <w:t xml:space="preserve">Flows from before: </w:t>
             </w:r>
             <w:r>
               <w:rPr>
@@ -2583,7 +2872,7 @@
                 <w:sz w:val="17"/>
                 <w:szCs w:val="17"/>
               </w:rPr>
-              <w:t xml:space="preserve">From A, 37 candidate trajectories bloom outward as thin ribbons (spaghetti plot). A scanning beam sweeps them; each turns green or red as the check passes over it.</w:t>
+              <w:t xml:space="preserve">The timeline slides away to the left, and the same A-B-C icons from scene 3 glide back in, now as real orbits in the Manoeuvre planning view.</w:t>
             </w:r>
           </w:p>
           <w:p>
@@ -2599,7 +2888,7 @@
                 <w:sz w:val="17"/>
                 <w:szCs w:val="17"/>
               </w:rPr>
-              <w:t xml:space="preserve">Plane </w:t>
+              <w:t xml:space="preserve">• </w:t>
             </w:r>
             <w:r>
               <w:rPr>
@@ -2607,7 +2896,7 @@
                 <w:sz w:val="17"/>
                 <w:szCs w:val="17"/>
               </w:rPr>
-              <w:t xml:space="preserve">Camera flies into one encounter and rotates until we look down the relative velocity: the encounter plane. The uncertainty ellipse breathes 0.5× → 1× → 2×, and the overlap with the hard-body circle fills like liquid (the Pc integral).</w:t>
+              <w:t xml:space="preserve">From satellite A, dozens of possible paths fan out like the ribs of a fan. A scanning light sweeps across them and each one turns green (safe) or red (dangerous).</w:t>
             </w:r>
           </w:p>
           <w:p>
@@ -2623,7 +2912,7 @@
                 <w:sz w:val="17"/>
                 <w:szCs w:val="17"/>
               </w:rPr>
-              <w:t xml:space="preserve">Live UI </w:t>
+              <w:t xml:space="preserve">• </w:t>
             </w:r>
             <w:r>
               <w:rPr>
@@ -2631,7 +2920,7 @@
                 <w:sz w:val="17"/>
                 <w:szCs w:val="17"/>
               </w:rPr>
-              <w:t xml:space="preserve">Cut-free return to the console: Compare policies → Avoid B only; the orbital view flies to the C approach and the distance line plunges. Click OrbitGuard: the plunge flattens.</w:t>
+              <w:t xml:space="preserve">Around each object a soft glowing bubble breathes in and out: that's 'we're not exactly sure where it is'. The bubble swells to twice its size and the check still has to pass.</w:t>
             </w:r>
           </w:p>
           <w:p>
@@ -2647,7 +2936,7 @@
                 <w:sz w:val="17"/>
                 <w:szCs w:val="17"/>
               </w:rPr>
-              <w:t xml:space="preserve">Race </w:t>
+              <w:t xml:space="preserve">• </w:t>
             </w:r>
             <w:r>
               <w:rPr>
@@ -2655,63 +2944,165 @@
                 <w:sz w:val="17"/>
                 <w:szCs w:val="17"/>
               </w:rPr>
-              <w:t xml:space="preserve">Two bars race: pair-only climbs to 20, OrbitGuard stays pinned at 0. A third bar shows equal fuel.</w:t>
-            </w:r>
-          </w:p>
-        </w:tc>
-        <w:tc>
-          <w:tcPr>
-            <w:tcW w:type="dxa" w:w="2948"/>
-            <w:tcBorders>
-              <w:top w:val="single" w:color="C9D3E0" w:sz="4"/>
-              <w:left w:val="single" w:color="C9D3E0" w:sz="4"/>
-              <w:bottom w:val="single" w:color="C9D3E0" w:sz="4"/>
-              <w:right w:val="single" w:color="C9D3E0" w:sz="4"/>
-            </w:tcBorders>
-            <w:tcMar>
-              <w:top w:type="dxa" w:w="70"/>
-              <w:left w:type="dxa" w:w="100"/>
-              <w:bottom w:type="dxa" w:w="70"/>
-              <w:right w:type="dxa" w:w="100"/>
-            </w:tcMar>
-          </w:tcPr>
-          <w:p>
-            <w:pPr>
-              <w:spacing w:after="40" w:before="0" w:line="264"/>
-            </w:pPr>
-            <w:r>
-              <w:rPr>
-                <w:rFonts w:ascii="Arial" w:cs="Arial" w:eastAsia="Arial" w:hAnsi="Arial"/>
+              <w:t xml:space="preserve">In the planner, click 'Avoid B only': the view follows A along that path, and the distance-to-C line plunges to almost zero. Click 'OrbitGuard': the line stays high.</w:t>
+            </w:r>
+          </w:p>
+          <w:p>
+            <w:pPr>
+              <w:spacing w:after="50" w:before="0" w:line="264"/>
+            </w:pPr>
+            <w:r>
+              <w:rPr>
+                <w:rFonts w:ascii="Arial" w:cs="Arial" w:eastAsia="Arial" w:hAnsi="Arial"/>
+                <w:b/>
+                <w:bCs/>
+                <w:color w:val="1F6FEB"/>
                 <w:sz w:val="17"/>
                 <w:szCs w:val="17"/>
               </w:rPr>
-              <w:t xml:space="preserve">Every burn × every object × 3 uncertainty levels</w:t>
-            </w:r>
-          </w:p>
-          <w:p>
-            <w:pPr>
-              <w:spacing w:after="40" w:before="0" w:line="264"/>
-            </w:pPr>
+              <w:t xml:space="preserve">• </w:t>
+            </w:r>
             <w:r>
               <w:rPr>
                 <w:rFonts w:ascii="Arial" w:cs="Arial" w:eastAsia="Arial" w:hAnsi="Arial"/>
                 <w:sz w:val="17"/>
                 <w:szCs w:val="17"/>
               </w:rPr>
-              <w:t xml:space="preserve">Pass rule: worst-case Pc ≤ 1e-4</w:t>
-            </w:r>
-          </w:p>
-          <w:p>
-            <w:pPr>
-              <w:spacing w:after="40" w:before="0" w:line="264"/>
-            </w:pPr>
-            <w:r>
-              <w:rPr>
-                <w:rFonts w:ascii="Arial" w:cs="Arial" w:eastAsia="Arial" w:hAnsi="Arial"/>
-                <w:sz w:val="17"/>
-                <w:szCs w:val="17"/>
-              </w:rPr>
-              <w:t xml:space="preserve">50 scenarios · pair-only 20 hazards · OrbitGuard 0 · 10/10 correct refusals</w:t>
+              <w:t xml:space="preserve">Two bars rise side by side: 20 for 'obvious push', 0 for OrbitGuard.</w:t>
+            </w:r>
+          </w:p>
+        </w:tc>
+        <w:tc>
+          <w:tcPr>
+            <w:tcW w:type="dxa" w:w="3398"/>
+            <w:tcBorders>
+              <w:top w:val="single" w:color="C9D3E0" w:sz="4"/>
+              <w:left w:val="single" w:color="C9D3E0" w:sz="4"/>
+              <w:bottom w:val="single" w:color="C9D3E0" w:sz="4"/>
+              <w:right w:val="single" w:color="C9D3E0" w:sz="4"/>
+            </w:tcBorders>
+            <w:tcMar>
+              <w:top w:type="dxa" w:w="70"/>
+              <w:left w:type="dxa" w:w="100"/>
+              <w:bottom w:type="dxa" w:w="70"/>
+              <w:right w:type="dxa" w:w="100"/>
+            </w:tcMar>
+          </w:tcPr>
+          <w:p>
+            <w:pPr>
+              <w:spacing w:after="30" w:before="0" w:line="264"/>
+            </w:pPr>
+            <w:r>
+              <w:rPr>
+                <w:rFonts w:ascii="Arial" w:cs="Arial" w:eastAsia="Arial" w:hAnsi="Arial"/>
+                <w:b/>
+                <w:bCs/>
+                <w:color w:val="1F6FEB"/>
+                <w:sz w:val="16"/>
+                <w:szCs w:val="16"/>
+              </w:rPr>
+              <w:t xml:space="preserve">Plain words</w:t>
+            </w:r>
+          </w:p>
+          <w:p>
+            <w:pPr>
+              <w:spacing w:after="40" w:before="0" w:line="264"/>
+            </w:pPr>
+            <w:r>
+              <w:rPr>
+                <w:rFonts w:ascii="Arial" w:cs="Arial" w:eastAsia="Arial" w:hAnsi="Arial"/>
+                <w:b/>
+                <w:bCs/>
+                <w:sz w:val="16"/>
+                <w:szCs w:val="16"/>
+              </w:rPr>
+              <w:t xml:space="preserve">Burn: </w:t>
+            </w:r>
+            <w:r>
+              <w:rPr>
+                <w:rFonts w:ascii="Arial" w:cs="Arial" w:eastAsia="Arial" w:hAnsi="Arial"/>
+                <w:sz w:val="16"/>
+                <w:szCs w:val="16"/>
+              </w:rPr>
+              <w:t xml:space="preserve">a short firing of the satellite's engine that nudges it onto a slightly different path. Its size is how much it changes the speed (here, centimetres per second)</w:t>
+            </w:r>
+          </w:p>
+          <w:p>
+            <w:pPr>
+              <w:spacing w:after="40" w:before="0" w:line="264"/>
+            </w:pPr>
+            <w:r>
+              <w:rPr>
+                <w:rFonts w:ascii="Arial" w:cs="Arial" w:eastAsia="Arial" w:hAnsi="Arial"/>
+                <w:b/>
+                <w:bCs/>
+                <w:sz w:val="16"/>
+                <w:szCs w:val="16"/>
+              </w:rPr>
+              <w:t xml:space="preserve">Position data could be wrong: </w:t>
+            </w:r>
+            <w:r>
+              <w:rPr>
+                <w:rFonts w:ascii="Arial" w:cs="Arial" w:eastAsia="Arial" w:hAnsi="Arial"/>
+                <w:sz w:val="16"/>
+                <w:szCs w:val="16"/>
+              </w:rPr>
+              <w:t xml:space="preserve">nobody knows exactly where every object is, so we test with that error doubled</w:t>
+            </w:r>
+          </w:p>
+          <w:p>
+            <w:pPr>
+              <w:spacing w:after="30" w:before="40" w:line="264"/>
+            </w:pPr>
+            <w:r>
+              <w:rPr>
+                <w:rFonts w:ascii="Arial" w:cs="Arial" w:eastAsia="Arial" w:hAnsi="Arial"/>
+                <w:b/>
+                <w:bCs/>
+                <w:color w:val="1F6FEB"/>
+                <w:sz w:val="16"/>
+                <w:szCs w:val="16"/>
+              </w:rPr>
+              <w:t xml:space="preserve">On screen</w:t>
+            </w:r>
+          </w:p>
+          <w:p>
+            <w:pPr>
+              <w:spacing w:after="40" w:before="0" w:line="264"/>
+            </w:pPr>
+            <w:r>
+              <w:rPr>
+                <w:rFonts w:ascii="Arial" w:cs="Arial" w:eastAsia="Arial" w:hAnsi="Arial"/>
+                <w:sz w:val="16"/>
+                <w:szCs w:val="16"/>
+              </w:rPr>
+              <w:t xml:space="preserve">Every push × every nearby object × 3 levels of position error</w:t>
+            </w:r>
+          </w:p>
+          <w:p>
+            <w:pPr>
+              <w:spacing w:after="40" w:before="0" w:line="264"/>
+            </w:pPr>
+            <w:r>
+              <w:rPr>
+                <w:rFonts w:ascii="Arial" w:cs="Arial" w:eastAsia="Arial" w:hAnsi="Arial"/>
+                <w:sz w:val="16"/>
+                <w:szCs w:val="16"/>
+              </w:rPr>
+              <w:t xml:space="preserve">Accepted only if each chance of collision stays below 1 in 10,000</w:t>
+            </w:r>
+          </w:p>
+          <w:p>
+            <w:pPr>
+              <w:spacing w:after="40" w:before="0" w:line="264"/>
+            </w:pPr>
+            <w:r>
+              <w:rPr>
+                <w:rFonts w:ascii="Arial" w:cs="Arial" w:eastAsia="Arial" w:hAnsi="Arial"/>
+                <w:sz w:val="16"/>
+                <w:szCs w:val="16"/>
+              </w:rPr>
+              <w:t xml:space="preserve">50 test situations: obvious push 20 new dangers, OrbitGuard 0, same fuel (LinuxONE)</w:t>
             </w:r>
           </w:p>
         </w:tc>
@@ -2722,7 +3113,7 @@
         </w:trPr>
         <w:tc>
           <w:tcPr>
-            <w:tcW w:type="dxa" w:w="1250"/>
+            <w:tcW w:type="dxa" w:w="1150"/>
             <w:tcBorders>
               <w:top w:val="single" w:color="C9D3E0" w:sz="4"/>
               <w:left w:val="single" w:color="C9D3E0" w:sz="4"/>
@@ -2748,7 +3139,7 @@
                 <w:sz w:val="18"/>
                 <w:szCs w:val="18"/>
               </w:rPr>
-              <w:t xml:space="preserve">1:40–1:57</w:t>
+              <w:t xml:space="preserve">1:50–2:06</w:t>
             </w:r>
           </w:p>
           <w:p>
@@ -2762,13 +3153,13 @@
                 <w:sz w:val="16"/>
                 <w:szCs w:val="16"/>
               </w:rPr>
-              <w:t xml:space="preserve">55 words</w:t>
-            </w:r>
-          </w:p>
-        </w:tc>
-        <w:tc>
-          <w:tcPr>
-            <w:tcW w:type="dxa" w:w="5300"/>
+              <w:t xml:space="preserve">42 words</w:t>
+            </w:r>
+          </w:p>
+        </w:tc>
+        <w:tc>
+          <w:tcPr>
+            <w:tcW w:type="dxa" w:w="4950"/>
             <w:tcBorders>
               <w:top w:val="single" w:color="C9D3E0" w:sz="4"/>
               <w:left w:val="single" w:color="C9D3E0" w:sz="4"/>
@@ -2795,20 +3186,20 @@
                 <w:sz w:val="18"/>
                 <w:szCs w:val="18"/>
               </w:rPr>
-              <w:t xml:space="preserve">7 · Why you can trust the numbers</w:t>
-            </w:r>
-          </w:p>
-          <w:p>
-            <w:pPr>
-              <w:spacing w:after="40" w:before="0" w:line="264"/>
-            </w:pPr>
-            <w:r>
-              <w:rPr>
-                <w:rFonts w:ascii="Arial" w:cs="Arial" w:eastAsia="Arial" w:hAnsi="Arial"/>
-                <w:sz w:val="19"/>
-                <w:szCs w:val="19"/>
-              </w:rPr>
-              <w:t xml:space="preserve">Is the maths right? Our collision probability matches NASA's published reference cases to within three parts in a million. Our scoring reproduces ESA's published baseline. Test labels stay sealed until a model is frozen and fingerprinted, and thirteen tests enforce that the safety gate can never read the AI, the language model or the operator.</w:t>
+              <w:t xml:space="preserve">7 · The real sky, right now</w:t>
+            </w:r>
+          </w:p>
+          <w:p>
+            <w:pPr>
+              <w:spacing w:after="40" w:before="0" w:line="264"/>
+            </w:pPr>
+            <w:r>
+              <w:rPr>
+                <w:rFonts w:ascii="Arial" w:cs="Arial" w:eastAsia="Arial" w:hAnsi="Arial"/>
+                <w:sz w:val="19"/>
+                <w:szCs w:val="19"/>
+              </w:rPr>
+              <w:t xml:space="preserve">And this is the real sky. Later today, the International Space Station passes another satellite less than four kilometres away. OrbitGuard checks a hundred and forty-four pushes against six thousand seven hundred objects, and suggests a gentle one: twenty centimetres a second.</w:t>
             </w:r>
           </w:p>
         </w:tc>
@@ -2841,7 +3232,7 @@
                 <w:sz w:val="17"/>
                 <w:szCs w:val="17"/>
               </w:rPr>
-              <w:t xml:space="preserve">NASA </w:t>
+              <w:t xml:space="preserve">Flows from before: </w:t>
             </w:r>
             <w:r>
               <w:rPr>
@@ -2849,7 +3240,7 @@
                 <w:sz w:val="17"/>
                 <w:szCs w:val="17"/>
               </w:rPr>
-              <w:t xml:space="preserve">Three reference cases stamp in as rows; our value and NASA's slide together and lock, with the difference shrinking to '3×10⁻⁶'.</w:t>
+              <w:t xml:space="preserve">The planner's orbits zoom out and dissolve into the real globe from scene 2. The camera finds the space station and follows it.</w:t>
             </w:r>
           </w:p>
           <w:p>
@@ -2865,7 +3256,7 @@
                 <w:sz w:val="17"/>
                 <w:szCs w:val="17"/>
               </w:rPr>
-              <w:t xml:space="preserve">Vault </w:t>
+              <w:t xml:space="preserve">• </w:t>
             </w:r>
             <w:r>
               <w:rPr>
@@ -2873,7 +3264,7 @@
                 <w:sz w:val="17"/>
                 <w:szCs w:val="17"/>
               </w:rPr>
-              <w:t xml:space="preserve">The test labels drop into a vault. A SHA-256 hash streams across the door as it seals, frost creeps over the frozen model file.</w:t>
+              <w:t xml:space="preserve">In the Live catalogue view, type 25544 (the space station's catalogue number) and press Find and screen.</w:t>
             </w:r>
           </w:p>
           <w:p>
@@ -2889,7 +3280,7 @@
                 <w:sz w:val="17"/>
                 <w:szCs w:val="17"/>
               </w:rPr>
-              <w:t xml:space="preserve">Walls </w:t>
+              <w:t xml:space="preserve">• </w:t>
             </w:r>
             <w:r>
               <w:rPr>
@@ -2897,63 +3288,129 @@
                 <w:sz w:val="17"/>
                 <w:szCs w:val="17"/>
               </w:rPr>
-              <w:t xml:space="preserve">The data-boundary diagram draws itself. Arrows from Granite, ML and operator towards the physics gate hit a glass wall and shatter: blocked.</w:t>
-            </w:r>
-          </w:p>
-        </w:tc>
-        <w:tc>
-          <w:tcPr>
-            <w:tcW w:type="dxa" w:w="2948"/>
-            <w:tcBorders>
-              <w:top w:val="single" w:color="C9D3E0" w:sz="4"/>
-              <w:left w:val="single" w:color="C9D3E0" w:sz="4"/>
-              <w:bottom w:val="single" w:color="C9D3E0" w:sz="4"/>
-              <w:right w:val="single" w:color="C9D3E0" w:sz="4"/>
-            </w:tcBorders>
-            <w:tcMar>
-              <w:top w:type="dxa" w:w="70"/>
-              <w:left w:type="dxa" w:w="100"/>
-              <w:bottom w:type="dxa" w:w="70"/>
-              <w:right w:type="dxa" w:w="100"/>
-            </w:tcMar>
-          </w:tcPr>
-          <w:p>
-            <w:pPr>
-              <w:spacing w:after="40" w:before="0" w:line="264"/>
-            </w:pPr>
-            <w:r>
-              <w:rPr>
-                <w:rFonts w:ascii="Arial" w:cs="Arial" w:eastAsia="Arial" w:hAnsi="Arial"/>
+              <w:t xml:space="preserve">A progress bar fills stage by stage as the server works; a counter shows pushes × objects checked climbing to the total.</w:t>
+            </w:r>
+          </w:p>
+          <w:p>
+            <w:pPr>
+              <w:spacing w:after="50" w:before="0" w:line="264"/>
+            </w:pPr>
+            <w:r>
+              <w:rPr>
+                <w:rFonts w:ascii="Arial" w:cs="Arial" w:eastAsia="Arial" w:hAnsi="Arial"/>
+                <w:b/>
+                <w:bCs/>
+                <w:color w:val="1F6FEB"/>
                 <w:sz w:val="17"/>
                 <w:szCs w:val="17"/>
               </w:rPr>
-              <w:t xml:space="preserve">NASA CARA cases: 3/3, error ≤ 3×10⁻⁶</w:t>
-            </w:r>
-          </w:p>
-          <w:p>
-            <w:pPr>
-              <w:spacing w:after="40" w:before="0" w:line="264"/>
-            </w:pPr>
+              <w:t xml:space="preserve">• </w:t>
+            </w:r>
             <w:r>
               <w:rPr>
                 <w:rFonts w:ascii="Arial" w:cs="Arial" w:eastAsia="Arial" w:hAnsi="Arial"/>
                 <w:sz w:val="17"/>
                 <w:szCs w:val="17"/>
               </w:rPr>
-              <w:t xml:space="preserve">ESA baseline reproduced: 0.69396</w:t>
-            </w:r>
-          </w:p>
-          <w:p>
-            <w:pPr>
-              <w:spacing w:after="40" w:before="0" w:line="264"/>
-            </w:pPr>
-            <w:r>
-              <w:rPr>
-                <w:rFonts w:ascii="Arial" w:cs="Arial" w:eastAsia="Arial" w:hAnsi="Arial"/>
-                <w:sz w:val="17"/>
-                <w:szCs w:val="17"/>
-              </w:rPr>
-              <w:t xml:space="preserve">Sealed labels · SHA-256 · 13 boundary tests</w:t>
+              <w:t xml:space="preserve">The recommended push rises out of the list and glows, and a thin green path shows the station's new route sliding safely past the other satellite.</w:t>
+            </w:r>
+          </w:p>
+        </w:tc>
+        <w:tc>
+          <w:tcPr>
+            <w:tcW w:type="dxa" w:w="3398"/>
+            <w:tcBorders>
+              <w:top w:val="single" w:color="C9D3E0" w:sz="4"/>
+              <w:left w:val="single" w:color="C9D3E0" w:sz="4"/>
+              <w:bottom w:val="single" w:color="C9D3E0" w:sz="4"/>
+              <w:right w:val="single" w:color="C9D3E0" w:sz="4"/>
+            </w:tcBorders>
+            <w:tcMar>
+              <w:top w:type="dxa" w:w="70"/>
+              <w:left w:type="dxa" w:w="100"/>
+              <w:bottom w:type="dxa" w:w="70"/>
+              <w:right w:type="dxa" w:w="100"/>
+            </w:tcMar>
+          </w:tcPr>
+          <w:p>
+            <w:pPr>
+              <w:spacing w:after="30" w:before="0" w:line="264"/>
+            </w:pPr>
+            <w:r>
+              <w:rPr>
+                <w:rFonts w:ascii="Arial" w:cs="Arial" w:eastAsia="Arial" w:hAnsi="Arial"/>
+                <w:b/>
+                <w:bCs/>
+                <w:color w:val="1F6FEB"/>
+                <w:sz w:val="16"/>
+                <w:szCs w:val="16"/>
+              </w:rPr>
+              <w:t xml:space="preserve">Plain words</w:t>
+            </w:r>
+          </w:p>
+          <w:p>
+            <w:pPr>
+              <w:spacing w:after="40" w:before="0" w:line="264"/>
+            </w:pPr>
+            <w:r>
+              <w:rPr>
+                <w:rFonts w:ascii="Arial" w:cs="Arial" w:eastAsia="Arial" w:hAnsi="Arial"/>
+                <w:b/>
+                <w:bCs/>
+                <w:sz w:val="16"/>
+                <w:szCs w:val="16"/>
+              </w:rPr>
+              <w:t xml:space="preserve">Catalogue: </w:t>
+            </w:r>
+            <w:r>
+              <w:rPr>
+                <w:rFonts w:ascii="Arial" w:cs="Arial" w:eastAsia="Arial" w:hAnsi="Arial"/>
+                <w:sz w:val="16"/>
+                <w:szCs w:val="16"/>
+              </w:rPr>
+              <w:t xml:space="preserve">the public list of every tracked object and its orbit (CelesTrak)</w:t>
+            </w:r>
+          </w:p>
+          <w:p>
+            <w:pPr>
+              <w:spacing w:after="30" w:before="40" w:line="264"/>
+            </w:pPr>
+            <w:r>
+              <w:rPr>
+                <w:rFonts w:ascii="Arial" w:cs="Arial" w:eastAsia="Arial" w:hAnsi="Arial"/>
+                <w:b/>
+                <w:bCs/>
+                <w:color w:val="1F6FEB"/>
+                <w:sz w:val="16"/>
+                <w:szCs w:val="16"/>
+              </w:rPr>
+              <w:t xml:space="preserve">On screen</w:t>
+            </w:r>
+          </w:p>
+          <w:p>
+            <w:pPr>
+              <w:spacing w:after="40" w:before="0" w:line="264"/>
+            </w:pPr>
+            <w:r>
+              <w:rPr>
+                <w:rFonts w:ascii="Arial" w:cs="Arial" w:eastAsia="Arial" w:hAnsi="Arial"/>
+                <w:sz w:val="16"/>
+                <w:szCs w:val="16"/>
+              </w:rPr>
+              <w:t xml:space="preserve">ISS vs ENSHI XIDA SHANQUAN, 3.7 km, 18 Oct 04:48 UTC</w:t>
+            </w:r>
+          </w:p>
+          <w:p>
+            <w:pPr>
+              <w:spacing w:after="40" w:before="0" w:line="264"/>
+            </w:pPr>
+            <w:r>
+              <w:rPr>
+                <w:rFonts w:ascii="Arial" w:cs="Arial" w:eastAsia="Arial" w:hAnsi="Arial"/>
+                <w:sz w:val="16"/>
+                <w:szCs w:val="16"/>
+              </w:rPr>
+              <w:t xml:space="preserve">144 pushes × 6,753 objects in 77 s on 3 processor cores (LinuxONE)</w:t>
             </w:r>
           </w:p>
         </w:tc>
@@ -2964,7 +3421,7 @@
         </w:trPr>
         <w:tc>
           <w:tcPr>
-            <w:tcW w:type="dxa" w:w="1250"/>
+            <w:tcW w:type="dxa" w:w="1150"/>
             <w:tcBorders>
               <w:top w:val="single" w:color="C9D3E0" w:sz="4"/>
               <w:left w:val="single" w:color="C9D3E0" w:sz="4"/>
@@ -2990,7 +3447,7 @@
                 <w:sz w:val="18"/>
                 <w:szCs w:val="18"/>
               </w:rPr>
-              <w:t xml:space="preserve">1:57–2:20</w:t>
+              <w:t xml:space="preserve">2:06–2:20</w:t>
             </w:r>
           </w:p>
           <w:p>
@@ -3004,13 +3461,13 @@
                 <w:sz w:val="16"/>
                 <w:szCs w:val="16"/>
               </w:rPr>
-              <w:t xml:space="preserve">63 words</w:t>
-            </w:r>
-          </w:p>
-        </w:tc>
-        <w:tc>
-          <w:tcPr>
-            <w:tcW w:type="dxa" w:w="5300"/>
+              <w:t xml:space="preserve">50 words</w:t>
+            </w:r>
+          </w:p>
+        </w:tc>
+        <w:tc>
+          <w:tcPr>
+            <w:tcW w:type="dxa" w:w="4950"/>
             <w:tcBorders>
               <w:top w:val="single" w:color="C9D3E0" w:sz="4"/>
               <w:left w:val="single" w:color="C9D3E0" w:sz="4"/>
@@ -3037,20 +3494,20 @@
                 <w:sz w:val="18"/>
                 <w:szCs w:val="18"/>
               </w:rPr>
-              <w:t xml:space="preserve">8 · The real sky, and where learning pays</w:t>
-            </w:r>
-          </w:p>
-          <w:p>
-            <w:pPr>
-              <w:spacing w:after="40" w:before="0" w:line="264"/>
-            </w:pPr>
-            <w:r>
-              <w:rPr>
-                <w:rFonts w:ascii="Arial" w:cs="Arial" w:eastAsia="Arial" w:hAnsi="Arial"/>
-                <w:sz w:val="19"/>
-                <w:szCs w:val="19"/>
-              </w:rPr>
-              <w:t xml:space="preserve">Then the real sky. Tomorrow the ISS passes another satellite at under four kilometres. LinuxONE screens a hundred and forty-four burns against six thousand seven hundred objects and recommends twenty centimetres a second. Then learning pays: a Gaussian process maps the safe region and proposes burns between grid points, each verified by physics. They're twelve and a half percent cheaper, and never worse.</w:t>
+              <w:t xml:space="preserve">8 · Saving fuel, with learning</w:t>
+            </w:r>
+          </w:p>
+          <w:p>
+            <w:pPr>
+              <w:spacing w:after="40" w:before="0" w:line="264"/>
+            </w:pPr>
+            <w:r>
+              <w:rPr>
+                <w:rFonts w:ascii="Arial" w:cs="Arial" w:eastAsia="Arial" w:hAnsi="Arial"/>
+                <w:sz w:val="19"/>
+                <w:szCs w:val="19"/>
+              </w:rPr>
+              <w:t xml:space="preserve">Fuel is a satellite's lifespan, so we taught OrbitGuard to save it. A learning model studies the pushes it has tried, guesses where the safe ones are, and suggests new ones. The physics still checks every suggestion. The result: safe pushes that use twelve and a half percent less fuel.</w:t>
             </w:r>
           </w:p>
         </w:tc>
@@ -3083,7 +3540,7 @@
                 <w:sz w:val="17"/>
                 <w:szCs w:val="17"/>
               </w:rPr>
-              <w:t xml:space="preserve">Live </w:t>
+              <w:t xml:space="preserve">Flows from before: </w:t>
             </w:r>
             <w:r>
               <w:rPr>
@@ -3091,7 +3548,7 @@
                 <w:sz w:val="17"/>
                 <w:szCs w:val="17"/>
               </w:rPr>
-              <w:t xml:space="preserve">Live catalogue, NORAD 25544, Find and screen. The stage-timing bar fills in real time; objects × burns count up as it goes. The recommended row in the burn table lifts forward with a soft glow.</w:t>
+              <w:t xml:space="preserve">The green path from scene 7 stays on screen; around it, a soft map fades in showing push size against push timing.</w:t>
             </w:r>
           </w:p>
           <w:p>
@@ -3107,7 +3564,7 @@
                 <w:sz w:val="17"/>
                 <w:szCs w:val="17"/>
               </w:rPr>
-              <w:t xml:space="preserve">Learn </w:t>
+              <w:t xml:space="preserve">• </w:t>
             </w:r>
             <w:r>
               <w:rPr>
@@ -3115,63 +3572,153 @@
                 <w:sz w:val="17"/>
                 <w:szCs w:val="17"/>
               </w:rPr>
-              <w:t xml:space="preserve">Morph into a 2-D map: burn size × burn time. The grid shows as a faint lattice. GP samples drop in one by one; the predicted safe region (contour) tightens with each sample, like a fog lifting. The chosen point lands below the grid's best, and a Δv bar shrinks by 12.5%.</w:t>
-            </w:r>
-          </w:p>
-        </w:tc>
-        <w:tc>
-          <w:tcPr>
-            <w:tcW w:type="dxa" w:w="2948"/>
-            <w:tcBorders>
-              <w:top w:val="single" w:color="C9D3E0" w:sz="4"/>
-              <w:left w:val="single" w:color="C9D3E0" w:sz="4"/>
-              <w:bottom w:val="single" w:color="C9D3E0" w:sz="4"/>
-              <w:right w:val="single" w:color="C9D3E0" w:sz="4"/>
-            </w:tcBorders>
-            <w:tcMar>
-              <w:top w:type="dxa" w:w="70"/>
-              <w:left w:type="dxa" w:w="100"/>
-              <w:bottom w:type="dxa" w:w="70"/>
-              <w:right w:type="dxa" w:w="100"/>
-            </w:tcMar>
-          </w:tcPr>
-          <w:p>
-            <w:pPr>
-              <w:spacing w:after="40" w:before="0" w:line="264"/>
-            </w:pPr>
-            <w:r>
-              <w:rPr>
-                <w:rFonts w:ascii="Arial" w:cs="Arial" w:eastAsia="Arial" w:hAnsi="Arial"/>
+              <w:t xml:space="preserve">The fixed grid of standard pushes shows as a faint lattice of dots.</w:t>
+            </w:r>
+          </w:p>
+          <w:p>
+            <w:pPr>
+              <w:spacing w:after="50" w:before="0" w:line="264"/>
+            </w:pPr>
+            <w:r>
+              <w:rPr>
+                <w:rFonts w:ascii="Arial" w:cs="Arial" w:eastAsia="Arial" w:hAnsi="Arial"/>
+                <w:b/>
+                <w:bCs/>
+                <w:color w:val="1F6FEB"/>
                 <w:sz w:val="17"/>
                 <w:szCs w:val="17"/>
               </w:rPr>
-              <w:t xml:space="preserve">{n_burns} burns × {n_objects} objects · {screen_total_s} s on 3 vCPUs</w:t>
-            </w:r>
-          </w:p>
-          <w:p>
-            <w:pPr>
-              <w:spacing w:after="40" w:before="0" w:line="264"/>
-            </w:pPr>
+              <w:t xml:space="preserve">• </w:t>
+            </w:r>
             <w:r>
               <w:rPr>
                 <w:rFonts w:ascii="Arial" w:cs="Arial" w:eastAsia="Arial" w:hAnsi="Arial"/>
                 <w:sz w:val="17"/>
                 <w:szCs w:val="17"/>
               </w:rPr>
-              <w:t xml:space="preserve">Learned search: −12.5% Δv · 30 wins / 10 ties / 0 losses</w:t>
-            </w:r>
-          </w:p>
-          <w:p>
-            <w:pPr>
-              <w:spacing w:after="40" w:before="0" w:line="264"/>
-            </w:pPr>
-            <w:r>
-              <w:rPr>
-                <w:rFonts w:ascii="Arial" w:cs="Arial" w:eastAsia="Arial" w:hAnsi="Arial"/>
+              <w:t xml:space="preserve">The learning model's tries drop in one at a time. A glowing 'safe zone' outline takes shape around them, tightening with each try, like fog lifting.</w:t>
+            </w:r>
+          </w:p>
+          <w:p>
+            <w:pPr>
+              <w:spacing w:after="50" w:before="0" w:line="264"/>
+            </w:pPr>
+            <w:r>
+              <w:rPr>
+                <w:rFonts w:ascii="Arial" w:cs="Arial" w:eastAsia="Arial" w:hAnsi="Arial"/>
+                <w:b/>
+                <w:bCs/>
+                <w:color w:val="1F6FEB"/>
                 <w:sz w:val="17"/>
                 <w:szCs w:val="17"/>
               </w:rPr>
-              <w:t xml:space="preserve">Random search, same budget: +72%</w:t>
+              <w:t xml:space="preserve">• </w:t>
+            </w:r>
+            <w:r>
+              <w:rPr>
+                <w:rFonts w:ascii="Arial" w:cs="Arial" w:eastAsia="Arial" w:hAnsi="Arial"/>
+                <w:sz w:val="17"/>
+                <w:szCs w:val="17"/>
+              </w:rPr>
+              <w:t xml:space="preserve">Its final pick lands below the best grid dot, and a fuel gauge drops by 12.5%.</w:t>
+            </w:r>
+          </w:p>
+        </w:tc>
+        <w:tc>
+          <w:tcPr>
+            <w:tcW w:type="dxa" w:w="3398"/>
+            <w:tcBorders>
+              <w:top w:val="single" w:color="C9D3E0" w:sz="4"/>
+              <w:left w:val="single" w:color="C9D3E0" w:sz="4"/>
+              <w:bottom w:val="single" w:color="C9D3E0" w:sz="4"/>
+              <w:right w:val="single" w:color="C9D3E0" w:sz="4"/>
+            </w:tcBorders>
+            <w:tcMar>
+              <w:top w:type="dxa" w:w="70"/>
+              <w:left w:type="dxa" w:w="100"/>
+              <w:bottom w:type="dxa" w:w="70"/>
+              <w:right w:type="dxa" w:w="100"/>
+            </w:tcMar>
+          </w:tcPr>
+          <w:p>
+            <w:pPr>
+              <w:spacing w:after="30" w:before="0" w:line="264"/>
+            </w:pPr>
+            <w:r>
+              <w:rPr>
+                <w:rFonts w:ascii="Arial" w:cs="Arial" w:eastAsia="Arial" w:hAnsi="Arial"/>
+                <w:b/>
+                <w:bCs/>
+                <w:color w:val="1F6FEB"/>
+                <w:sz w:val="16"/>
+                <w:szCs w:val="16"/>
+              </w:rPr>
+              <w:t xml:space="preserve">Plain words</w:t>
+            </w:r>
+          </w:p>
+          <w:p>
+            <w:pPr>
+              <w:spacing w:after="40" w:before="0" w:line="264"/>
+            </w:pPr>
+            <w:r>
+              <w:rPr>
+                <w:rFonts w:ascii="Arial" w:cs="Arial" w:eastAsia="Arial" w:hAnsi="Arial"/>
+                <w:b/>
+                <w:bCs/>
+                <w:sz w:val="16"/>
+                <w:szCs w:val="16"/>
+              </w:rPr>
+              <w:t xml:space="preserve">Learning model: </w:t>
+            </w:r>
+            <w:r>
+              <w:rPr>
+                <w:rFonts w:ascii="Arial" w:cs="Arial" w:eastAsia="Arial" w:hAnsi="Arial"/>
+                <w:sz w:val="16"/>
+                <w:szCs w:val="16"/>
+              </w:rPr>
+              <w:t xml:space="preserve">an AI method (a Gaussian process) that learns from a few tries where the safe pushes are likely to be</w:t>
+            </w:r>
+          </w:p>
+          <w:p>
+            <w:pPr>
+              <w:spacing w:after="30" w:before="40" w:line="264"/>
+            </w:pPr>
+            <w:r>
+              <w:rPr>
+                <w:rFonts w:ascii="Arial" w:cs="Arial" w:eastAsia="Arial" w:hAnsi="Arial"/>
+                <w:b/>
+                <w:bCs/>
+                <w:color w:val="1F6FEB"/>
+                <w:sz w:val="16"/>
+                <w:szCs w:val="16"/>
+              </w:rPr>
+              <w:t xml:space="preserve">On screen</w:t>
+            </w:r>
+          </w:p>
+          <w:p>
+            <w:pPr>
+              <w:spacing w:after="40" w:before="0" w:line="264"/>
+            </w:pPr>
+            <w:r>
+              <w:rPr>
+                <w:rFonts w:ascii="Arial" w:cs="Arial" w:eastAsia="Arial" w:hAnsi="Arial"/>
+                <w:sz w:val="16"/>
+                <w:szCs w:val="16"/>
+              </w:rPr>
+              <w:t xml:space="preserve">12.5% less fuel than the standard grid: 30 better / 10 equal / 0 worse in the 40 solvable tests (LinuxONE)</w:t>
+            </w:r>
+          </w:p>
+          <w:p>
+            <w:pPr>
+              <w:spacing w:after="40" w:before="0" w:line="264"/>
+            </w:pPr>
+            <w:r>
+              <w:rPr>
+                <w:rFonts w:ascii="Arial" w:cs="Arial" w:eastAsia="Arial" w:hAnsi="Arial"/>
+                <w:sz w:val="16"/>
+                <w:szCs w:val="16"/>
+              </w:rPr>
+              <w:t xml:space="preserve">Random guessing with the same number of tries needed 72% more fuel</w:t>
             </w:r>
           </w:p>
         </w:tc>
@@ -3182,7 +3729,7 @@
         </w:trPr>
         <w:tc>
           <w:tcPr>
-            <w:tcW w:type="dxa" w:w="1250"/>
+            <w:tcW w:type="dxa" w:w="1150"/>
             <w:tcBorders>
               <w:top w:val="single" w:color="C9D3E0" w:sz="4"/>
               <w:left w:val="single" w:color="C9D3E0" w:sz="4"/>
@@ -3208,7 +3755,7 @@
                 <w:sz w:val="18"/>
                 <w:szCs w:val="18"/>
               </w:rPr>
-              <w:t xml:space="preserve">2:20–2:38</w:t>
+              <w:t xml:space="preserve">2:20–2:36</w:t>
             </w:r>
           </w:p>
           <w:p>
@@ -3222,13 +3769,13 @@
                 <w:sz w:val="16"/>
                 <w:szCs w:val="16"/>
               </w:rPr>
-              <w:t xml:space="preserve">55 words</w:t>
-            </w:r>
-          </w:p>
-        </w:tc>
-        <w:tc>
-          <w:tcPr>
-            <w:tcW w:type="dxa" w:w="5300"/>
+              <w:t xml:space="preserve">45 words</w:t>
+            </w:r>
+          </w:p>
+        </w:tc>
+        <w:tc>
+          <w:tcPr>
+            <w:tcW w:type="dxa" w:w="4950"/>
             <w:tcBorders>
               <w:top w:val="single" w:color="C9D3E0" w:sz="4"/>
               <w:left w:val="single" w:color="C9D3E0" w:sz="4"/>
@@ -3255,20 +3802,20 @@
                 <w:sz w:val="18"/>
                 <w:szCs w:val="18"/>
               </w:rPr>
-              <w:t xml:space="preserve">9 · Consequence, and Granite explaining it</w:t>
-            </w:r>
-          </w:p>
-          <w:p>
-            <w:pPr>
-              <w:spacing w:after="40" w:before="0" w:line="264"/>
-            </w:pPr>
-            <w:r>
-              <w:rPr>
-                <w:rFonts w:ascii="Arial" w:cs="Arial" w:eastAsia="Arial" w:hAnsi="Arial"/>
-                <w:sz w:val="19"/>
-                <w:szCs w:val="19"/>
-              </w:rPr>
-              <w:t xml:space="preserve">And probability isn't priority. What a collision costs depends on who's nearby: in a survey of twenty real conjunctions, one ranked ninth by probability ranks first by harm. IBM Granite, running on this machine, writes the operator brief and answers questions through read-only tools, and every number and claim is checked before anyone sees it.</w:t>
+              <w:t xml:space="preserve">9 · Who gets hurt, explained plainly</w:t>
+            </w:r>
+          </w:p>
+          <w:p>
+            <w:pPr>
+              <w:spacing w:after="40" w:before="0" w:line="264"/>
+            </w:pPr>
+            <w:r>
+              <w:rPr>
+                <w:rFonts w:ascii="Arial" w:cs="Arial" w:eastAsia="Arial" w:hAnsi="Arial"/>
+                <w:sz w:val="19"/>
+                <w:szCs w:val="19"/>
+              </w:rPr>
+              <w:t xml:space="preserve">It also asks what a crash would cost: how many other satellites the wreckage would threaten. Then IBM's Granite language model, running on the same machine, explains everything in plain English, and every number it writes is checked against the maths before anyone sees it.</w:t>
             </w:r>
           </w:p>
         </w:tc>
@@ -3301,7 +3848,7 @@
                 <w:sz w:val="17"/>
                 <w:szCs w:val="17"/>
               </w:rPr>
-              <w:t xml:space="preserve">Rank </w:t>
+              <w:t xml:space="preserve">Flows from before: </w:t>
             </w:r>
             <w:r>
               <w:rPr>
@@ -3309,7 +3856,7 @@
                 <w:sz w:val="17"/>
                 <w:szCs w:val="17"/>
               </w:rPr>
-              <w:t xml:space="preserve">Bump chart: 20 events in two columns, 'by probability' and 'by harm'. Lines swap places; one line climbs from 9 to 1 and glows.</w:t>
+              <w:t xml:space="preserve">The fuel gauge slides away; the camera pulls back to the station event and a wreckage cloud blooms where the crash would have been.</w:t>
             </w:r>
           </w:p>
           <w:p>
@@ -3325,7 +3872,7 @@
                 <w:sz w:val="17"/>
                 <w:szCs w:val="17"/>
               </w:rPr>
-              <w:t xml:space="preserve">Granite </w:t>
+              <w:t xml:space="preserve">• </w:t>
             </w:r>
             <w:r>
               <w:rPr>
@@ -3333,7 +3880,7 @@
                 <w:sz w:val="17"/>
                 <w:szCs w:val="17"/>
               </w:rPr>
-              <w:t xml:space="preserve">The brief streams in token by token. Each number it writes is underlined, and a thin light-thread connects it to the matching value in the facts panel; a green tick snaps on. One deliberately wrong number (b-roll from the guard test) gets a red thread and the paragraph is swapped for the template.</w:t>
+              <w:t xml:space="preserve">The cloud spreads into a ring around Earth, and the satellites it would endanger light up one by one while a counter climbs.</w:t>
             </w:r>
           </w:p>
           <w:p>
@@ -3349,7 +3896,7 @@
                 <w:sz w:val="17"/>
                 <w:szCs w:val="17"/>
               </w:rPr>
-              <w:t xml:space="preserve">Ask </w:t>
+              <w:t xml:space="preserve">• </w:t>
             </w:r>
             <w:r>
               <w:rPr>
@@ -3357,63 +3904,165 @@
                 <w:sz w:val="17"/>
                 <w:szCs w:val="17"/>
               </w:rPr>
-              <w:t xml:space="preserve">Ask chip 'What if I burn one orbit later?'. Tool chips pop in as Granite calls them, then the answer.</w:t>
-            </w:r>
-          </w:p>
-        </w:tc>
-        <w:tc>
-          <w:tcPr>
-            <w:tcW w:type="dxa" w:w="2948"/>
-            <w:tcBorders>
-              <w:top w:val="single" w:color="C9D3E0" w:sz="4"/>
-              <w:left w:val="single" w:color="C9D3E0" w:sz="4"/>
-              <w:bottom w:val="single" w:color="C9D3E0" w:sz="4"/>
-              <w:right w:val="single" w:color="C9D3E0" w:sz="4"/>
-            </w:tcBorders>
-            <w:tcMar>
-              <w:top w:type="dxa" w:w="70"/>
-              <w:left w:type="dxa" w:w="100"/>
-              <w:bottom w:type="dxa" w:w="70"/>
-              <w:right w:type="dxa" w:w="100"/>
-            </w:tcMar>
-          </w:tcPr>
-          <w:p>
-            <w:pPr>
-              <w:spacing w:after="40" w:before="0" w:line="264"/>
-            </w:pPr>
-            <w:r>
-              <w:rPr>
-                <w:rFonts w:ascii="Arial" w:cs="Arial" w:eastAsia="Arial" w:hAnsi="Arial"/>
+              <w:t xml:space="preserve">A ranking flips: an event that was 9th by chance of collision jumps to 1st by harm.</w:t>
+            </w:r>
+          </w:p>
+          <w:p>
+            <w:pPr>
+              <w:spacing w:after="50" w:before="0" w:line="264"/>
+            </w:pPr>
+            <w:r>
+              <w:rPr>
+                <w:rFonts w:ascii="Arial" w:cs="Arial" w:eastAsia="Arial" w:hAnsi="Arial"/>
+                <w:b/>
+                <w:bCs/>
+                <w:color w:val="1F6FEB"/>
                 <w:sz w:val="17"/>
                 <w:szCs w:val="17"/>
               </w:rPr>
-              <w:t xml:space="preserve">Pc rank 9 → harm rank 1</w:t>
-            </w:r>
-          </w:p>
-          <w:p>
-            <w:pPr>
-              <w:spacing w:after="40" w:before="0" w:line="264"/>
-            </w:pPr>
+              <w:t xml:space="preserve">• </w:t>
+            </w:r>
             <w:r>
               <w:rPr>
                 <w:rFonts w:ascii="Arial" w:cs="Arial" w:eastAsia="Arial" w:hAnsi="Arial"/>
                 <w:sz w:val="17"/>
                 <w:szCs w:val="17"/>
               </w:rPr>
-              <w:t xml:space="preserve">Granite 3.3 2B · big-endian · on the box</w:t>
-            </w:r>
-          </w:p>
-          <w:p>
-            <w:pPr>
-              <w:spacing w:after="40" w:before="0" w:line="264"/>
-            </w:pPr>
-            <w:r>
-              <w:rPr>
-                <w:rFonts w:ascii="Arial" w:cs="Arial" w:eastAsia="Arial" w:hAnsi="Arial"/>
-                <w:sz w:val="17"/>
-                <w:szCs w:val="17"/>
-              </w:rPr>
-              <w:t xml:space="preserve">Numeric guard + claim checker · 0 false alarms</w:t>
+              <w:t xml:space="preserve">The operator brief writes itself word by word. Each number it writes is underlined and a thin thread of light connects it to the calculation it came from, with a green tick.</w:t>
+            </w:r>
+          </w:p>
+        </w:tc>
+        <w:tc>
+          <w:tcPr>
+            <w:tcW w:type="dxa" w:w="3398"/>
+            <w:tcBorders>
+              <w:top w:val="single" w:color="C9D3E0" w:sz="4"/>
+              <w:left w:val="single" w:color="C9D3E0" w:sz="4"/>
+              <w:bottom w:val="single" w:color="C9D3E0" w:sz="4"/>
+              <w:right w:val="single" w:color="C9D3E0" w:sz="4"/>
+            </w:tcBorders>
+            <w:tcMar>
+              <w:top w:type="dxa" w:w="70"/>
+              <w:left w:type="dxa" w:w="100"/>
+              <w:bottom w:type="dxa" w:w="70"/>
+              <w:right w:type="dxa" w:w="100"/>
+            </w:tcMar>
+          </w:tcPr>
+          <w:p>
+            <w:pPr>
+              <w:spacing w:after="30" w:before="0" w:line="264"/>
+            </w:pPr>
+            <w:r>
+              <w:rPr>
+                <w:rFonts w:ascii="Arial" w:cs="Arial" w:eastAsia="Arial" w:hAnsi="Arial"/>
+                <w:b/>
+                <w:bCs/>
+                <w:color w:val="1F6FEB"/>
+                <w:sz w:val="16"/>
+                <w:szCs w:val="16"/>
+              </w:rPr>
+              <w:t xml:space="preserve">Plain words</w:t>
+            </w:r>
+          </w:p>
+          <w:p>
+            <w:pPr>
+              <w:spacing w:after="40" w:before="0" w:line="264"/>
+            </w:pPr>
+            <w:r>
+              <w:rPr>
+                <w:rFonts w:ascii="Arial" w:cs="Arial" w:eastAsia="Arial" w:hAnsi="Arial"/>
+                <w:b/>
+                <w:bCs/>
+                <w:sz w:val="16"/>
+                <w:szCs w:val="16"/>
+              </w:rPr>
+              <w:t xml:space="preserve">Language model: </w:t>
+            </w:r>
+            <w:r>
+              <w:rPr>
+                <w:rFonts w:ascii="Arial" w:cs="Arial" w:eastAsia="Arial" w:hAnsi="Arial"/>
+                <w:sz w:val="16"/>
+                <w:szCs w:val="16"/>
+              </w:rPr>
+              <w:t xml:space="preserve">an AI that writes text; here it only explains, it never decides</w:t>
+            </w:r>
+          </w:p>
+          <w:p>
+            <w:pPr>
+              <w:spacing w:after="40" w:before="0" w:line="264"/>
+            </w:pPr>
+            <w:r>
+              <w:rPr>
+                <w:rFonts w:ascii="Arial" w:cs="Arial" w:eastAsia="Arial" w:hAnsi="Arial"/>
+                <w:b/>
+                <w:bCs/>
+                <w:sz w:val="16"/>
+                <w:szCs w:val="16"/>
+              </w:rPr>
+              <w:t xml:space="preserve">Granite: </w:t>
+            </w:r>
+            <w:r>
+              <w:rPr>
+                <w:rFonts w:ascii="Arial" w:cs="Arial" w:eastAsia="Arial" w:hAnsi="Arial"/>
+                <w:sz w:val="16"/>
+                <w:szCs w:val="16"/>
+              </w:rPr>
+              <w:t xml:space="preserve">IBM's open AI model, running on our server, not in the cloud</w:t>
+            </w:r>
+          </w:p>
+          <w:p>
+            <w:pPr>
+              <w:spacing w:after="30" w:before="40" w:line="264"/>
+            </w:pPr>
+            <w:r>
+              <w:rPr>
+                <w:rFonts w:ascii="Arial" w:cs="Arial" w:eastAsia="Arial" w:hAnsi="Arial"/>
+                <w:b/>
+                <w:bCs/>
+                <w:color w:val="1F6FEB"/>
+                <w:sz w:val="16"/>
+                <w:szCs w:val="16"/>
+              </w:rPr>
+              <w:t xml:space="preserve">On screen</w:t>
+            </w:r>
+          </w:p>
+          <w:p>
+            <w:pPr>
+              <w:spacing w:after="40" w:before="0" w:line="264"/>
+            </w:pPr>
+            <w:r>
+              <w:rPr>
+                <w:rFonts w:ascii="Arial" w:cs="Arial" w:eastAsia="Arial" w:hAnsi="Arial"/>
+                <w:sz w:val="16"/>
+                <w:szCs w:val="16"/>
+              </w:rPr>
+              <w:t xml:space="preserve">Break-up model: NASA standard, checked against three real break-ups</w:t>
+            </w:r>
+          </w:p>
+          <w:p>
+            <w:pPr>
+              <w:spacing w:after="40" w:before="0" w:line="264"/>
+            </w:pPr>
+            <w:r>
+              <w:rPr>
+                <w:rFonts w:ascii="Arial" w:cs="Arial" w:eastAsia="Arial" w:hAnsi="Arial"/>
+                <w:sz w:val="16"/>
+                <w:szCs w:val="16"/>
+              </w:rPr>
+              <w:t xml:space="preserve">In a survey of 20 real events: 9th by chance → 1st by harm (LinuxONE)</w:t>
+            </w:r>
+          </w:p>
+          <w:p>
+            <w:pPr>
+              <w:spacing w:after="40" w:before="0" w:line="264"/>
+            </w:pPr>
+            <w:r>
+              <w:rPr>
+                <w:rFonts w:ascii="Arial" w:cs="Arial" w:eastAsia="Arial" w:hAnsi="Arial"/>
+                <w:sz w:val="16"/>
+                <w:szCs w:val="16"/>
+              </w:rPr>
+              <w:t xml:space="preserve">Brief written by Granite 3.3 on LinuxONE; numbers checked</w:t>
             </w:r>
           </w:p>
         </w:tc>
@@ -3424,7 +4073,7 @@
         </w:trPr>
         <w:tc>
           <w:tcPr>
-            <w:tcW w:type="dxa" w:w="1250"/>
+            <w:tcW w:type="dxa" w:w="1150"/>
             <w:tcBorders>
               <w:top w:val="single" w:color="C9D3E0" w:sz="4"/>
               <w:left w:val="single" w:color="C9D3E0" w:sz="4"/>
@@ -3450,7 +4099,7 @@
                 <w:sz w:val="18"/>
                 <w:szCs w:val="18"/>
               </w:rPr>
-              <w:t xml:space="preserve">2:38–2:53</w:t>
+              <w:t xml:space="preserve">2:36–2:48</w:t>
             </w:r>
           </w:p>
           <w:p>
@@ -3464,13 +4113,13 @@
                 <w:sz w:val="16"/>
                 <w:szCs w:val="16"/>
               </w:rPr>
-              <w:t xml:space="preserve">33 words</w:t>
-            </w:r>
-          </w:p>
-        </w:tc>
-        <w:tc>
-          <w:tcPr>
-            <w:tcW w:type="dxa" w:w="5300"/>
+              <w:t xml:space="preserve">29 words</w:t>
+            </w:r>
+          </w:p>
+        </w:tc>
+        <w:tc>
+          <w:tcPr>
+            <w:tcW w:type="dxa" w:w="4950"/>
             <w:tcBorders>
               <w:top w:val="single" w:color="C9D3E0" w:sz="4"/>
               <w:left w:val="single" w:color="C9D3E0" w:sz="4"/>
@@ -3497,20 +4146,20 @@
                 <w:sz w:val="18"/>
                 <w:szCs w:val="18"/>
               </w:rPr>
-              <w:t xml:space="preserve">10 · Why IBM Z</w:t>
-            </w:r>
-          </w:p>
-          <w:p>
-            <w:pPr>
-              <w:spacing w:after="40" w:before="0" w:line="264"/>
-            </w:pPr>
-            <w:r>
-              <w:rPr>
-                <w:rFonts w:ascii="Arial" w:cs="Arial" w:eastAsia="Arial" w:hAnsi="Arial"/>
-                <w:sz w:val="19"/>
-                <w:szCs w:val="19"/>
-              </w:rPr>
-              <w:t xml:space="preserve">On Telum, the risk network scores three point four times faster through IBM's zDNN library. Nothing leaves the box, and every forecast, burn and operator choice is sealed into a hash-chained audit log.</w:t>
+              <w:t xml:space="preserve">10 · Can you trust it?</w:t>
+            </w:r>
+          </w:p>
+          <w:p>
+            <w:pPr>
+              <w:spacing w:after="40" w:before="0" w:line="264"/>
+            </w:pPr>
+            <w:r>
+              <w:rPr>
+                <w:rFonts w:ascii="Arial" w:cs="Arial" w:eastAsia="Arial" w:hAnsi="Arial"/>
+                <w:sz w:val="19"/>
+                <w:szCs w:val="19"/>
+              </w:rPr>
+              <w:t xml:space="preserve">Can you trust it? Its collision maths matches NASA's own test cases. And where AI didn't beat a simple rule, we say so, and we use the simple rule.</w:t>
             </w:r>
           </w:p>
         </w:tc>
@@ -3543,7 +4192,7 @@
                 <w:sz w:val="17"/>
                 <w:szCs w:val="17"/>
               </w:rPr>
-              <w:t xml:space="preserve">Chip </w:t>
+              <w:t xml:space="preserve">Flows from before: </w:t>
             </w:r>
             <w:r>
               <w:rPr>
@@ -3551,7 +4200,7 @@
                 <w:sz w:val="17"/>
                 <w:szCs w:val="17"/>
               </w:rPr>
-              <w:t xml:space="preserve">Stylised processor macro shot (our own render, no IBM logo): data streams pour into an accelerator block. Two bars race, CPU vs NNPA, until NNPA finishes at 3.4×.</w:t>
+              <w:t xml:space="preserve">The brief's green ticks multiply and flow into a single 'Checks' panel.</w:t>
             </w:r>
           </w:p>
           <w:p>
@@ -3567,7 +4216,7 @@
                 <w:sz w:val="17"/>
                 <w:szCs w:val="17"/>
               </w:rPr>
-              <w:t xml:space="preserve">Chain </w:t>
+              <w:t xml:space="preserve">• </w:t>
             </w:r>
             <w:r>
               <w:rPr>
@@ -3575,7 +4224,7 @@
                 <w:sz w:val="17"/>
                 <w:szCs w:val="17"/>
               </w:rPr>
-              <w:t xml:space="preserve">Audit entries snap together as blocks, each stamped with the hash of the one before; one block is tampered with and the chain lights red from that point on.</w:t>
+              <w:t xml:space="preserve">NASA's three reference results and ours slide together and lock, with a tick each.</w:t>
             </w:r>
           </w:p>
           <w:p>
@@ -3591,7 +4240,7 @@
                 <w:sz w:val="17"/>
                 <w:szCs w:val="17"/>
               </w:rPr>
-              <w:t xml:space="preserve">Stack </w:t>
+              <w:t xml:space="preserve">• </w:t>
             </w:r>
             <w:r>
               <w:rPr>
@@ -3599,63 +4248,105 @@
                 <w:sz w:val="17"/>
                 <w:szCs w:val="17"/>
               </w:rPr>
-              <w:t xml:space="preserve">The README architecture assembles itself, box by box, with data pulses travelling along the arrows.</w:t>
-            </w:r>
-          </w:p>
-        </w:tc>
-        <w:tc>
-          <w:tcPr>
-            <w:tcW w:type="dxa" w:w="2948"/>
-            <w:tcBorders>
-              <w:top w:val="single" w:color="C9D3E0" w:sz="4"/>
-              <w:left w:val="single" w:color="C9D3E0" w:sz="4"/>
-              <w:bottom w:val="single" w:color="C9D3E0" w:sz="4"/>
-              <w:right w:val="single" w:color="C9D3E0" w:sz="4"/>
-            </w:tcBorders>
-            <w:tcMar>
-              <w:top w:type="dxa" w:w="70"/>
-              <w:left w:type="dxa" w:w="100"/>
-              <w:bottom w:type="dxa" w:w="70"/>
-              <w:right w:type="dxa" w:w="100"/>
-            </w:tcMar>
-          </w:tcPr>
-          <w:p>
-            <w:pPr>
-              <w:spacing w:after="40" w:before="0" w:line="264"/>
-            </w:pPr>
-            <w:r>
-              <w:rPr>
-                <w:rFonts w:ascii="Arial" w:cs="Arial" w:eastAsia="Arial" w:hAnsi="Arial"/>
-                <w:sz w:val="17"/>
-                <w:szCs w:val="17"/>
-              </w:rPr>
-              <w:t xml:space="preserve">Telum NNPA · TensorFlow + IBM zDNN: 3.4× at 1M rows</w:t>
-            </w:r>
-          </w:p>
-          <w:p>
-            <w:pPr>
-              <w:spacing w:after="40" w:before="0" w:line="264"/>
-            </w:pPr>
-            <w:r>
-              <w:rPr>
-                <w:rFonts w:ascii="Arial" w:cs="Arial" w:eastAsia="Arial" w:hAnsi="Arial"/>
-                <w:sz w:val="17"/>
-                <w:szCs w:val="17"/>
-              </w:rPr>
-              <w:t xml:space="preserve">Granite on s390x · container on the VM</w:t>
-            </w:r>
-          </w:p>
-          <w:p>
-            <w:pPr>
-              <w:spacing w:after="40" w:before="0" w:line="264"/>
-            </w:pPr>
-            <w:r>
-              <w:rPr>
-                <w:rFonts w:ascii="Arial" w:cs="Arial" w:eastAsia="Arial" w:hAnsi="Arial"/>
-                <w:sz w:val="17"/>
-                <w:szCs w:val="17"/>
-              </w:rPr>
-              <w:t xml:space="preserve">SHA-256 hash chain</w:t>
+              <w:t xml:space="preserve">A card reads 'Forecasting the final risk: AI not better than the simple rule, so we use the simple rule', shown plainly, not hidden.</w:t>
+            </w:r>
+          </w:p>
+        </w:tc>
+        <w:tc>
+          <w:tcPr>
+            <w:tcW w:type="dxa" w:w="3398"/>
+            <w:tcBorders>
+              <w:top w:val="single" w:color="C9D3E0" w:sz="4"/>
+              <w:left w:val="single" w:color="C9D3E0" w:sz="4"/>
+              <w:bottom w:val="single" w:color="C9D3E0" w:sz="4"/>
+              <w:right w:val="single" w:color="C9D3E0" w:sz="4"/>
+            </w:tcBorders>
+            <w:tcMar>
+              <w:top w:type="dxa" w:w="70"/>
+              <w:left w:type="dxa" w:w="100"/>
+              <w:bottom w:type="dxa" w:w="70"/>
+              <w:right w:type="dxa" w:w="100"/>
+            </w:tcMar>
+          </w:tcPr>
+          <w:p>
+            <w:pPr>
+              <w:spacing w:after="30" w:before="0" w:line="264"/>
+            </w:pPr>
+            <w:r>
+              <w:rPr>
+                <w:rFonts w:ascii="Arial" w:cs="Arial" w:eastAsia="Arial" w:hAnsi="Arial"/>
+                <w:b/>
+                <w:bCs/>
+                <w:color w:val="1F6FEB"/>
+                <w:sz w:val="16"/>
+                <w:szCs w:val="16"/>
+              </w:rPr>
+              <w:t xml:space="preserve">Plain words</w:t>
+            </w:r>
+          </w:p>
+          <w:p>
+            <w:pPr>
+              <w:spacing w:after="40" w:before="0" w:line="264"/>
+            </w:pPr>
+            <w:r>
+              <w:rPr>
+                <w:rFonts w:ascii="Arial" w:cs="Arial" w:eastAsia="Arial" w:hAnsi="Arial"/>
+                <w:b/>
+                <w:bCs/>
+                <w:sz w:val="16"/>
+                <w:szCs w:val="16"/>
+              </w:rPr>
+              <w:t xml:space="preserve">Reference cases: </w:t>
+            </w:r>
+            <w:r>
+              <w:rPr>
+                <w:rFonts w:ascii="Arial" w:cs="Arial" w:eastAsia="Arial" w:hAnsi="Arial"/>
+                <w:sz w:val="16"/>
+                <w:szCs w:val="16"/>
+              </w:rPr>
+              <w:t xml:space="preserve">examples NASA publishes with the correct answer, so anyone can test their maths</w:t>
+            </w:r>
+          </w:p>
+          <w:p>
+            <w:pPr>
+              <w:spacing w:after="30" w:before="40" w:line="264"/>
+            </w:pPr>
+            <w:r>
+              <w:rPr>
+                <w:rFonts w:ascii="Arial" w:cs="Arial" w:eastAsia="Arial" w:hAnsi="Arial"/>
+                <w:b/>
+                <w:bCs/>
+                <w:color w:val="1F6FEB"/>
+                <w:sz w:val="16"/>
+                <w:szCs w:val="16"/>
+              </w:rPr>
+              <w:t xml:space="preserve">On screen</w:t>
+            </w:r>
+          </w:p>
+          <w:p>
+            <w:pPr>
+              <w:spacing w:after="40" w:before="0" w:line="264"/>
+            </w:pPr>
+            <w:r>
+              <w:rPr>
+                <w:rFonts w:ascii="Arial" w:cs="Arial" w:eastAsia="Arial" w:hAnsi="Arial"/>
+                <w:sz w:val="16"/>
+                <w:szCs w:val="16"/>
+              </w:rPr>
+              <w:t xml:space="preserve">3 of 3 NASA reference cases, error below 3 in a million</w:t>
+            </w:r>
+          </w:p>
+          <w:p>
+            <w:pPr>
+              <w:spacing w:after="40" w:before="0" w:line="264"/>
+            </w:pPr>
+            <w:r>
+              <w:rPr>
+                <w:rFonts w:ascii="Arial" w:cs="Arial" w:eastAsia="Arial" w:hAnsi="Arial"/>
+                <w:sz w:val="16"/>
+                <w:szCs w:val="16"/>
+              </w:rPr>
+              <w:t xml:space="preserve">Forecasting gain not significant: baseline kept (LinuxONE)</w:t>
             </w:r>
           </w:p>
         </w:tc>
@@ -3666,7 +4357,7 @@
         </w:trPr>
         <w:tc>
           <w:tcPr>
-            <w:tcW w:type="dxa" w:w="1250"/>
+            <w:tcW w:type="dxa" w:w="1150"/>
             <w:tcBorders>
               <w:top w:val="single" w:color="C9D3E0" w:sz="4"/>
               <w:left w:val="single" w:color="C9D3E0" w:sz="4"/>
@@ -3692,7 +4383,7 @@
                 <w:sz w:val="18"/>
                 <w:szCs w:val="18"/>
               </w:rPr>
-              <w:t xml:space="preserve">2:53–3:00</w:t>
+              <w:t xml:space="preserve">2:48–2:56</w:t>
             </w:r>
           </w:p>
           <w:p>
@@ -3706,13 +4397,13 @@
                 <w:sz w:val="16"/>
                 <w:szCs w:val="16"/>
               </w:rPr>
-              <w:t xml:space="preserve">11 words</w:t>
-            </w:r>
-          </w:p>
-        </w:tc>
-        <w:tc>
-          <w:tcPr>
-            <w:tcW w:type="dxa" w:w="5300"/>
+              <w:t xml:space="preserve">19 words</w:t>
+            </w:r>
+          </w:p>
+        </w:tc>
+        <w:tc>
+          <w:tcPr>
+            <w:tcW w:type="dxa" w:w="4950"/>
             <w:tcBorders>
               <w:top w:val="single" w:color="C9D3E0" w:sz="4"/>
               <w:left w:val="single" w:color="C9D3E0" w:sz="4"/>
@@ -3739,20 +4430,20 @@
                 <w:sz w:val="18"/>
                 <w:szCs w:val="18"/>
               </w:rPr>
-              <w:t xml:space="preserve">11 · Close</w:t>
-            </w:r>
-          </w:p>
-          <w:p>
-            <w:pPr>
-              <w:spacing w:after="40" w:before="0" w:line="264"/>
-            </w:pPr>
-            <w:r>
-              <w:rPr>
-                <w:rFonts w:ascii="Arial" w:cs="Arial" w:eastAsia="Arial" w:hAnsi="Arial"/>
-                <w:sz w:val="19"/>
-                <w:szCs w:val="19"/>
-              </w:rPr>
-              <w:t xml:space="preserve">Avoiding one satellite shouldn't endanger another. OrbitGuard makes sure it doesn't.</w:t>
+              <w:t xml:space="preserve">11 · Why IBM LinuxONE</w:t>
+            </w:r>
+          </w:p>
+          <w:p>
+            <w:pPr>
+              <w:spacing w:after="40" w:before="0" w:line="264"/>
+            </w:pPr>
+            <w:r>
+              <w:rPr>
+                <w:rFonts w:ascii="Arial" w:cs="Arial" w:eastAsia="Arial" w:hAnsi="Arial"/>
+                <w:sz w:val="19"/>
+                <w:szCs w:val="19"/>
+              </w:rPr>
+              <w:t xml:space="preserve">On the AI chip, the risk model runs more than three times faster, and nothing ever leaves the machine.</w:t>
             </w:r>
           </w:p>
         </w:tc>
@@ -3785,7 +4476,7 @@
                 <w:sz w:val="17"/>
                 <w:szCs w:val="17"/>
               </w:rPr>
-              <w:t xml:space="preserve">End </w:t>
+              <w:t xml:space="preserve">Flows from before: </w:t>
             </w:r>
             <w:r>
               <w:rPr>
@@ -3793,52 +4484,307 @@
                 <w:sz w:val="17"/>
                 <w:szCs w:val="17"/>
               </w:rPr>
-              <w:t xml:space="preserve">The camera pulls back from the globe; all trails slow and go calm. Title resolves from particles.</w:t>
-            </w:r>
-          </w:p>
-        </w:tc>
-        <w:tc>
-          <w:tcPr>
-            <w:tcW w:type="dxa" w:w="2948"/>
-            <w:tcBorders>
-              <w:top w:val="single" w:color="C9D3E0" w:sz="4"/>
-              <w:left w:val="single" w:color="C9D3E0" w:sz="4"/>
-              <w:bottom w:val="single" w:color="C9D3E0" w:sz="4"/>
-              <w:right w:val="single" w:color="C9D3E0" w:sz="4"/>
-            </w:tcBorders>
-            <w:tcMar>
-              <w:top w:type="dxa" w:w="70"/>
-              <w:left w:type="dxa" w:w="100"/>
-              <w:bottom w:type="dxa" w:w="70"/>
-              <w:right w:type="dxa" w:w="100"/>
-            </w:tcMar>
-          </w:tcPr>
-          <w:p>
-            <w:pPr>
-              <w:spacing w:after="40" w:before="0" w:line="264"/>
-            </w:pPr>
-            <w:r>
-              <w:rPr>
-                <w:rFonts w:ascii="Arial" w:cs="Arial" w:eastAsia="Arial" w:hAnsi="Arial"/>
+              <w:t xml:space="preserve">The checks panel folds into the corner badge from scene 4, which grows back to full size.</w:t>
+            </w:r>
+          </w:p>
+          <w:p>
+            <w:pPr>
+              <w:spacing w:after="50" w:before="0" w:line="264"/>
+            </w:pPr>
+            <w:r>
+              <w:rPr>
+                <w:rFonts w:ascii="Arial" w:cs="Arial" w:eastAsia="Arial" w:hAnsi="Arial"/>
+                <w:b/>
+                <w:bCs/>
+                <w:color w:val="1F6FEB"/>
                 <w:sz w:val="17"/>
                 <w:szCs w:val="17"/>
               </w:rPr>
-              <w:t xml:space="preserve">OrbitGuard · Team Datathon2</w:t>
-            </w:r>
-          </w:p>
-          <w:p>
-            <w:pPr>
-              <w:spacing w:after="40" w:before="0" w:line="264"/>
-            </w:pPr>
+              <w:t xml:space="preserve">• </w:t>
+            </w:r>
             <w:r>
               <w:rPr>
                 <w:rFonts w:ascii="Arial" w:cs="Arial" w:eastAsia="Arial" w:hAnsi="Arial"/>
                 <w:sz w:val="17"/>
                 <w:szCs w:val="17"/>
               </w:rPr>
+              <w:t xml:space="preserve">Two bars race: normal processor vs the AI chip. The AI chip finishes at 3.4×.</w:t>
+            </w:r>
+          </w:p>
+          <w:p>
+            <w:pPr>
+              <w:spacing w:after="50" w:before="0" w:line="264"/>
+            </w:pPr>
+            <w:r>
+              <w:rPr>
+                <w:rFonts w:ascii="Arial" w:cs="Arial" w:eastAsia="Arial" w:hAnsi="Arial"/>
+                <w:b/>
+                <w:bCs/>
+                <w:color w:val="1F6FEB"/>
+                <w:sz w:val="17"/>
+                <w:szCs w:val="17"/>
+              </w:rPr>
+              <w:t xml:space="preserve">• </w:t>
+            </w:r>
+            <w:r>
+              <w:rPr>
+                <w:rFonts w:ascii="Arial" w:cs="Arial" w:eastAsia="Arial" w:hAnsi="Arial"/>
+                <w:sz w:val="17"/>
+                <w:szCs w:val="17"/>
+              </w:rPr>
+              <w:t xml:space="preserve">A lock closes over the server icon: data, AI model and records all stay on the machine.</w:t>
+            </w:r>
+          </w:p>
+        </w:tc>
+        <w:tc>
+          <w:tcPr>
+            <w:tcW w:type="dxa" w:w="3398"/>
+            <w:tcBorders>
+              <w:top w:val="single" w:color="C9D3E0" w:sz="4"/>
+              <w:left w:val="single" w:color="C9D3E0" w:sz="4"/>
+              <w:bottom w:val="single" w:color="C9D3E0" w:sz="4"/>
+              <w:right w:val="single" w:color="C9D3E0" w:sz="4"/>
+            </w:tcBorders>
+            <w:tcMar>
+              <w:top w:type="dxa" w:w="70"/>
+              <w:left w:type="dxa" w:w="100"/>
+              <w:bottom w:type="dxa" w:w="70"/>
+              <w:right w:type="dxa" w:w="100"/>
+            </w:tcMar>
+          </w:tcPr>
+          <w:p>
+            <w:pPr>
+              <w:spacing w:after="30" w:before="40" w:line="264"/>
+            </w:pPr>
+            <w:r>
+              <w:rPr>
+                <w:rFonts w:ascii="Arial" w:cs="Arial" w:eastAsia="Arial" w:hAnsi="Arial"/>
+                <w:b/>
+                <w:bCs/>
+                <w:color w:val="1F6FEB"/>
+                <w:sz w:val="16"/>
+                <w:szCs w:val="16"/>
+              </w:rPr>
+              <w:t xml:space="preserve">On screen</w:t>
+            </w:r>
+          </w:p>
+          <w:p>
+            <w:pPr>
+              <w:spacing w:after="40" w:before="0" w:line="264"/>
+            </w:pPr>
+            <w:r>
+              <w:rPr>
+                <w:rFonts w:ascii="Arial" w:cs="Arial" w:eastAsia="Arial" w:hAnsi="Arial"/>
+                <w:sz w:val="16"/>
+                <w:szCs w:val="16"/>
+              </w:rPr>
+              <w:t xml:space="preserve">3.4× faster at 1 million rows (TensorFlow with IBM's zDNN library, LinuxONE)</w:t>
+            </w:r>
+          </w:p>
+        </w:tc>
+      </w:tr>
+      <w:tr>
+        <w:trPr>
+          <w:cantSplit/>
+        </w:trPr>
+        <w:tc>
+          <w:tcPr>
+            <w:tcW w:type="dxa" w:w="1150"/>
+            <w:tcBorders>
+              <w:top w:val="single" w:color="C9D3E0" w:sz="4"/>
+              <w:left w:val="single" w:color="C9D3E0" w:sz="4"/>
+              <w:bottom w:val="single" w:color="C9D3E0" w:sz="4"/>
+              <w:right w:val="single" w:color="C9D3E0" w:sz="4"/>
+            </w:tcBorders>
+            <w:tcMar>
+              <w:top w:type="dxa" w:w="70"/>
+              <w:left w:type="dxa" w:w="100"/>
+              <w:bottom w:type="dxa" w:w="70"/>
+              <w:right w:type="dxa" w:w="100"/>
+            </w:tcMar>
+          </w:tcPr>
+          <w:p>
+            <w:pPr>
+              <w:spacing w:after="30" w:before="0" w:line="264"/>
+            </w:pPr>
+            <w:r>
+              <w:rPr>
+                <w:rFonts w:ascii="Arial" w:cs="Arial" w:eastAsia="Arial" w:hAnsi="Arial"/>
+                <w:b/>
+                <w:bCs/>
+                <w:sz w:val="18"/>
+                <w:szCs w:val="18"/>
+              </w:rPr>
+              <w:t xml:space="preserve">2:56–3:00</w:t>
+            </w:r>
+          </w:p>
+          <w:p>
+            <w:pPr>
+              <w:spacing w:after="40" w:before="0" w:line="264"/>
+            </w:pPr>
+            <w:r>
+              <w:rPr>
+                <w:rFonts w:ascii="Arial" w:cs="Arial" w:eastAsia="Arial" w:hAnsi="Arial"/>
+                <w:color w:val="5B6573"/>
+                <w:sz w:val="16"/>
+                <w:szCs w:val="16"/>
+              </w:rPr>
+              <w:t xml:space="preserve">6 words</w:t>
+            </w:r>
+          </w:p>
+        </w:tc>
+        <w:tc>
+          <w:tcPr>
+            <w:tcW w:type="dxa" w:w="4950"/>
+            <w:tcBorders>
+              <w:top w:val="single" w:color="C9D3E0" w:sz="4"/>
+              <w:left w:val="single" w:color="C9D3E0" w:sz="4"/>
+              <w:bottom w:val="single" w:color="C9D3E0" w:sz="4"/>
+              <w:right w:val="single" w:color="C9D3E0" w:sz="4"/>
+            </w:tcBorders>
+            <w:tcMar>
+              <w:top w:type="dxa" w:w="70"/>
+              <w:left w:type="dxa" w:w="100"/>
+              <w:bottom w:type="dxa" w:w="70"/>
+              <w:right w:type="dxa" w:w="100"/>
+            </w:tcMar>
+          </w:tcPr>
+          <w:p>
+            <w:pPr>
+              <w:spacing w:after="50" w:before="0" w:line="264"/>
+            </w:pPr>
+            <w:r>
+              <w:rPr>
+                <w:rFonts w:ascii="Arial" w:cs="Arial" w:eastAsia="Arial" w:hAnsi="Arial"/>
+                <w:b/>
+                <w:bCs/>
+                <w:color w:val="0F2A4A"/>
+                <w:sz w:val="18"/>
+                <w:szCs w:val="18"/>
+              </w:rPr>
+              <w:t xml:space="preserve">12 · 3:02 a.m.</w:t>
+            </w:r>
+          </w:p>
+          <w:p>
+            <w:pPr>
+              <w:spacing w:after="40" w:before="0" w:line="264"/>
+            </w:pPr>
+            <w:r>
+              <w:rPr>
+                <w:rFonts w:ascii="Arial" w:cs="Arial" w:eastAsia="Arial" w:hAnsi="Arial"/>
+                <w:sz w:val="19"/>
+                <w:szCs w:val="19"/>
+              </w:rPr>
+              <w:t xml:space="preserve">Three in the morning. Decision made.</w:t>
+            </w:r>
+          </w:p>
+        </w:tc>
+        <w:tc>
+          <w:tcPr>
+            <w:tcW w:type="dxa" w:w="5900"/>
+            <w:tcBorders>
+              <w:top w:val="single" w:color="C9D3E0" w:sz="4"/>
+              <w:left w:val="single" w:color="C9D3E0" w:sz="4"/>
+              <w:bottom w:val="single" w:color="C9D3E0" w:sz="4"/>
+              <w:right w:val="single" w:color="C9D3E0" w:sz="4"/>
+            </w:tcBorders>
+            <w:tcMar>
+              <w:top w:type="dxa" w:w="70"/>
+              <w:left w:type="dxa" w:w="100"/>
+              <w:bottom w:type="dxa" w:w="70"/>
+              <w:right w:type="dxa" w:w="100"/>
+            </w:tcMar>
+          </w:tcPr>
+          <w:p>
+            <w:pPr>
+              <w:spacing w:after="50" w:before="0" w:line="264"/>
+            </w:pPr>
+            <w:r>
+              <w:rPr>
+                <w:rFonts w:ascii="Arial" w:cs="Arial" w:eastAsia="Arial" w:hAnsi="Arial"/>
+                <w:b/>
+                <w:bCs/>
+                <w:color w:val="1F6FEB"/>
+                <w:sz w:val="17"/>
+                <w:szCs w:val="17"/>
+              </w:rPr>
+              <w:t xml:space="preserve">Flows from before: </w:t>
+            </w:r>
+            <w:r>
+              <w:rPr>
+                <w:rFonts w:ascii="Arial" w:cs="Arial" w:eastAsia="Arial" w:hAnsi="Arial"/>
+                <w:sz w:val="17"/>
+                <w:szCs w:val="17"/>
+              </w:rPr>
+              <w:t xml:space="preserve">Back to the dark desk from scene 1. The alert card now shows a green tick and a 'push planned' tag. The countdown keeps ticking, but calmly.</w:t>
+            </w:r>
+          </w:p>
+          <w:p>
+            <w:pPr>
+              <w:spacing w:after="50" w:before="0" w:line="264"/>
+            </w:pPr>
+            <w:r>
+              <w:rPr>
+                <w:rFonts w:ascii="Arial" w:cs="Arial" w:eastAsia="Arial" w:hAnsi="Arial"/>
+                <w:b/>
+                <w:bCs/>
+                <w:color w:val="1F6FEB"/>
+                <w:sz w:val="17"/>
+                <w:szCs w:val="17"/>
+              </w:rPr>
+              <w:t xml:space="preserve">• </w:t>
+            </w:r>
+            <w:r>
+              <w:rPr>
+                <w:rFonts w:ascii="Arial" w:cs="Arial" w:eastAsia="Arial" w:hAnsi="Arial"/>
+                <w:sz w:val="17"/>
+                <w:szCs w:val="17"/>
+              </w:rPr>
+              <w:t xml:space="preserve">Title fades in over it: OrbitGuard. Avoiding one satellite shouldn't put another in danger.</w:t>
+            </w:r>
+          </w:p>
+          <w:p>
+            <w:pPr>
+              <w:spacing w:after="50" w:before="0" w:line="264"/>
+            </w:pPr>
+            <w:r>
+              <w:rPr>
+                <w:rFonts w:ascii="Arial" w:cs="Arial" w:eastAsia="Arial" w:hAnsi="Arial"/>
+                <w:b/>
+                <w:bCs/>
+                <w:color w:val="1F6FEB"/>
+                <w:sz w:val="17"/>
+                <w:szCs w:val="17"/>
+              </w:rPr>
+              <w:t xml:space="preserve">• </w:t>
+            </w:r>
+            <w:r>
+              <w:rPr>
+                <w:rFonts w:ascii="Arial" w:cs="Arial" w:eastAsia="Arial" w:hAnsi="Arial"/>
+                <w:sz w:val="17"/>
+                <w:szCs w:val="17"/>
+              </w:rPr>
               <w:t xml:space="preserve">[Datathon2_IBM Z Datathon 2026 Project]</w:t>
             </w:r>
           </w:p>
+        </w:tc>
+        <w:tc>
+          <w:tcPr>
+            <w:tcW w:type="dxa" w:w="3398"/>
+            <w:tcBorders>
+              <w:top w:val="single" w:color="C9D3E0" w:sz="4"/>
+              <w:left w:val="single" w:color="C9D3E0" w:sz="4"/>
+              <w:bottom w:val="single" w:color="C9D3E0" w:sz="4"/>
+              <w:right w:val="single" w:color="C9D3E0" w:sz="4"/>
+            </w:tcBorders>
+            <w:tcMar>
+              <w:top w:type="dxa" w:w="70"/>
+              <w:left w:type="dxa" w:w="100"/>
+              <w:bottom w:type="dxa" w:w="70"/>
+              <w:right w:type="dxa" w:w="100"/>
+            </w:tcMar>
+          </w:tcPr>
+          <w:p/>
         </w:tc>
       </w:tr>
     </w:tbl>
@@ -3857,20 +4803,7 @@
           <w:sz w:val="30"/>
           <w:szCs w:val="30"/>
         </w:rPr>
-        <w:t xml:space="preserve">Proof bank</w:t>
-      </w:r>
-    </w:p>
-    <w:p>
-      <w:pPr>
-        <w:spacing w:after="80" w:before="0" w:line="264"/>
-      </w:pPr>
-      <w:r>
-        <w:rPr>
-          <w:rFonts w:ascii="Arial" w:cs="Arial" w:eastAsia="Arial" w:hAnsi="Arial"/>
-          <w:sz w:val="19"/>
-          <w:szCs w:val="19"/>
-        </w:rPr>
-        <w:t xml:space="preserve">Every claim in the narration, with where it was measured. Use it for captions and for judge questions.</w:t>
+        <w:t xml:space="preserve">Where each judging point is covered</w:t>
       </w:r>
     </w:p>
     <w:tbl>
@@ -3887,10 +4820,9 @@
         <w:tblLayout w:type="fixed"/>
       </w:tblPr>
       <w:tblGrid>
-        <w:gridCol w:w="5000"/>
-        <w:gridCol w:w="3700"/>
-        <w:gridCol w:w="2600"/>
-        <w:gridCol w:w="4098"/>
+        <w:gridCol w:w="4300"/>
+        <w:gridCol w:w="5300"/>
+        <w:gridCol w:w="5798"/>
       </w:tblGrid>
       <w:tr>
         <w:trPr>
@@ -3898,7 +4830,7 @@
         </w:trPr>
         <w:tc>
           <w:tcPr>
-            <w:tcW w:type="dxa" w:w="5000"/>
+            <w:tcW w:type="dxa" w:w="4300"/>
             <w:tcBorders>
               <w:top w:val="single" w:color="C9D3E0" w:sz="4"/>
               <w:left w:val="single" w:color="C9D3E0" w:sz="4"/>
@@ -3926,13 +4858,13 @@
                 <w:sz w:val="18"/>
                 <w:szCs w:val="18"/>
               </w:rPr>
-              <w:t xml:space="preserve">Claim</w:t>
-            </w:r>
-          </w:p>
-        </w:tc>
-        <w:tc>
-          <w:tcPr>
-            <w:tcW w:type="dxa" w:w="3700"/>
+              <w:t xml:space="preserve">Guidebook / rubric item</w:t>
+            </w:r>
+          </w:p>
+        </w:tc>
+        <w:tc>
+          <w:tcPr>
+            <w:tcW w:type="dxa" w:w="5300"/>
             <w:tcBorders>
               <w:top w:val="single" w:color="C9D3E0" w:sz="4"/>
               <w:left w:val="single" w:color="C9D3E0" w:sz="4"/>
@@ -3960,13 +4892,13 @@
                 <w:sz w:val="18"/>
                 <w:szCs w:val="18"/>
               </w:rPr>
-              <w:t xml:space="preserve">Number</w:t>
-            </w:r>
-          </w:p>
-        </w:tc>
-        <w:tc>
-          <w:tcPr>
-            <w:tcW w:type="dxa" w:w="2600"/>
+              <w:t xml:space="preserve">Scene</w:t>
+            </w:r>
+          </w:p>
+        </w:tc>
+        <w:tc>
+          <w:tcPr>
+            <w:tcW w:type="dxa" w:w="5798"/>
             <w:tcBorders>
               <w:top w:val="single" w:color="C9D3E0" w:sz="4"/>
               <w:left w:val="single" w:color="C9D3E0" w:sz="4"/>
@@ -3994,41 +4926,7 @@
                 <w:sz w:val="18"/>
                 <w:szCs w:val="18"/>
               </w:rPr>
-              <w:t xml:space="preserve">Measured on</w:t>
-            </w:r>
-          </w:p>
-        </w:tc>
-        <w:tc>
-          <w:tcPr>
-            <w:tcW w:type="dxa" w:w="4098"/>
-            <w:tcBorders>
-              <w:top w:val="single" w:color="C9D3E0" w:sz="4"/>
-              <w:left w:val="single" w:color="C9D3E0" w:sz="4"/>
-              <w:bottom w:val="single" w:color="C9D3E0" w:sz="4"/>
-              <w:right w:val="single" w:color="C9D3E0" w:sz="4"/>
-            </w:tcBorders>
-            <w:shd w:fill="0F2A4A" w:color="auto" w:val="clear"/>
-            <w:tcMar>
-              <w:top w:type="dxa" w:w="70"/>
-              <w:left w:type="dxa" w:w="100"/>
-              <w:bottom w:type="dxa" w:w="70"/>
-              <w:right w:type="dxa" w:w="100"/>
-            </w:tcMar>
-          </w:tcPr>
-          <w:p>
-            <w:pPr>
-              <w:spacing w:after="0" w:before="0" w:line="264"/>
-            </w:pPr>
-            <w:r>
-              <w:rPr>
-                <w:rFonts w:ascii="Arial" w:cs="Arial" w:eastAsia="Arial" w:hAnsi="Arial"/>
-                <w:b/>
-                <w:bCs/>
-                <w:color w:val="FFFFFF"/>
-                <w:sz w:val="18"/>
-                <w:szCs w:val="18"/>
-              </w:rPr>
-              <w:t xml:space="preserve">Artefact / command</w:t>
+              <w:t xml:space="preserve">What proves it</w:t>
             </w:r>
           </w:p>
         </w:tc>
@@ -4036,121 +4934,91 @@
       <w:tr>
         <w:tc>
           <w:tcPr>
-            <w:tcW w:type="dxa" w:w="5000"/>
-            <w:tcBorders>
-              <w:top w:val="single" w:color="C9D3E0" w:sz="4"/>
-              <w:left w:val="single" w:color="C9D3E0" w:sz="4"/>
-              <w:bottom w:val="single" w:color="C9D3E0" w:sz="4"/>
-              <w:right w:val="single" w:color="C9D3E0" w:sz="4"/>
-            </w:tcBorders>
-            <w:tcMar>
-              <w:top w:type="dxa" w:w="70"/>
-              <w:left w:type="dxa" w:w="100"/>
-              <w:bottom w:type="dxa" w:w="70"/>
-              <w:right w:type="dxa" w:w="100"/>
-            </w:tcMar>
-          </w:tcPr>
-          <w:p>
-            <w:pPr>
-              <w:spacing w:after="40" w:before="0" w:line="264"/>
-            </w:pPr>
-            <w:r>
-              <w:rPr>
-                <w:rFonts w:ascii="Arial" w:cs="Arial" w:eastAsia="Arial" w:hAnsi="Arial"/>
-                <w:sz w:val="19"/>
-                <w:szCs w:val="19"/>
-              </w:rPr>
-              <w:t xml:space="preserve">Decision per new message is real time</w:t>
-            </w:r>
-          </w:p>
-        </w:tc>
-        <w:tc>
-          <w:tcPr>
-            <w:tcW w:type="dxa" w:w="3700"/>
-            <w:tcBorders>
-              <w:top w:val="single" w:color="C9D3E0" w:sz="4"/>
-              <w:left w:val="single" w:color="C9D3E0" w:sz="4"/>
-              <w:bottom w:val="single" w:color="C9D3E0" w:sz="4"/>
-              <w:right w:val="single" w:color="C9D3E0" w:sz="4"/>
-            </w:tcBorders>
-            <w:tcMar>
-              <w:top w:type="dxa" w:w="70"/>
-              <w:left w:type="dxa" w:w="100"/>
-              <w:bottom w:type="dxa" w:w="70"/>
-              <w:right w:type="dxa" w:w="100"/>
-            </w:tcMar>
-          </w:tcPr>
-          <w:p>
-            <w:pPr>
-              <w:spacing w:after="40" w:before="0" w:line="264"/>
-            </w:pPr>
-            <w:r>
-              <w:rPr>
-                <w:rFonts w:ascii="Arial" w:cs="Arial" w:eastAsia="Arial" w:hAnsi="Arial"/>
-                <w:sz w:val="19"/>
-                <w:szCs w:val="19"/>
-              </w:rPr>
-              <w:t xml:space="preserve">p50 45 ms, p95 49 ms</w:t>
-            </w:r>
-          </w:p>
-        </w:tc>
-        <w:tc>
-          <w:tcPr>
-            <w:tcW w:type="dxa" w:w="2600"/>
-            <w:tcBorders>
-              <w:top w:val="single" w:color="C9D3E0" w:sz="4"/>
-              <w:left w:val="single" w:color="C9D3E0" w:sz="4"/>
-              <w:bottom w:val="single" w:color="C9D3E0" w:sz="4"/>
-              <w:right w:val="single" w:color="C9D3E0" w:sz="4"/>
-            </w:tcBorders>
-            <w:tcMar>
-              <w:top w:type="dxa" w:w="70"/>
-              <w:left w:type="dxa" w:w="100"/>
-              <w:bottom w:type="dxa" w:w="70"/>
-              <w:right w:type="dxa" w:w="100"/>
-            </w:tcMar>
-          </w:tcPr>
-          <w:p>
-            <w:pPr>
-              <w:spacing w:after="40" w:before="0" w:line="264"/>
-            </w:pPr>
-            <w:r>
-              <w:rPr>
-                <w:rFonts w:ascii="Arial" w:cs="Arial" w:eastAsia="Arial" w:hAnsi="Arial"/>
-                <w:sz w:val="19"/>
-                <w:szCs w:val="19"/>
-              </w:rPr>
-              <w:t xml:space="preserve">LinuxONE z17 VM</w:t>
-            </w:r>
-          </w:p>
-        </w:tc>
-        <w:tc>
-          <w:tcPr>
-            <w:tcW w:type="dxa" w:w="4098"/>
-            <w:tcBorders>
-              <w:top w:val="single" w:color="C9D3E0" w:sz="4"/>
-              <w:left w:val="single" w:color="C9D3E0" w:sz="4"/>
-              <w:bottom w:val="single" w:color="C9D3E0" w:sz="4"/>
-              <w:right w:val="single" w:color="C9D3E0" w:sz="4"/>
-            </w:tcBorders>
-            <w:tcMar>
-              <w:top w:type="dxa" w:w="70"/>
-              <w:left w:type="dxa" w:w="100"/>
-              <w:bottom w:type="dxa" w:w="70"/>
-              <w:right w:type="dxa" w:w="100"/>
-            </w:tcMar>
-          </w:tcPr>
-          <w:p>
-            <w:pPr>
-              <w:spacing w:after="40" w:before="0" w:line="264"/>
-            </w:pPr>
-            <w:r>
-              <w:rPr>
-                <w:rFonts w:ascii="Arial" w:cs="Arial" w:eastAsia="Arial" w:hAnsi="Arial"/>
-                <w:sz w:val="19"/>
-                <w:szCs w:val="19"/>
-              </w:rPr>
-              <w:t xml:space="preserve">artifacts/runtime/metrics.json (benchmark-runtime)</w:t>
+            <w:tcW w:type="dxa" w:w="4300"/>
+            <w:tcBorders>
+              <w:top w:val="single" w:color="C9D3E0" w:sz="4"/>
+              <w:left w:val="single" w:color="C9D3E0" w:sz="4"/>
+              <w:bottom w:val="single" w:color="C9D3E0" w:sz="4"/>
+              <w:right w:val="single" w:color="C9D3E0" w:sz="4"/>
+            </w:tcBorders>
+            <w:tcMar>
+              <w:top w:type="dxa" w:w="70"/>
+              <w:left w:type="dxa" w:w="100"/>
+              <w:bottom w:type="dxa" w:w="70"/>
+              <w:right w:type="dxa" w:w="100"/>
+            </w:tcMar>
+          </w:tcPr>
+          <w:p>
+            <w:pPr>
+              <w:spacing w:after="40" w:before="0" w:line="264"/>
+            </w:pPr>
+            <w:r>
+              <w:rPr>
+                <w:rFonts w:ascii="Arial" w:cs="Arial" w:eastAsia="Arial" w:hAnsi="Arial"/>
+                <w:sz w:val="19"/>
+                <w:szCs w:val="19"/>
+              </w:rPr>
+              <w:t xml:space="preserve">The problem</w:t>
+            </w:r>
+          </w:p>
+        </w:tc>
+        <w:tc>
+          <w:tcPr>
+            <w:tcW w:type="dxa" w:w="5300"/>
+            <w:tcBorders>
+              <w:top w:val="single" w:color="C9D3E0" w:sz="4"/>
+              <w:left w:val="single" w:color="C9D3E0" w:sz="4"/>
+              <w:bottom w:val="single" w:color="C9D3E0" w:sz="4"/>
+              <w:right w:val="single" w:color="C9D3E0" w:sz="4"/>
+            </w:tcBorders>
+            <w:tcMar>
+              <w:top w:type="dxa" w:w="70"/>
+              <w:left w:type="dxa" w:w="100"/>
+              <w:bottom w:type="dxa" w:w="70"/>
+              <w:right w:type="dxa" w:w="100"/>
+            </w:tcMar>
+          </w:tcPr>
+          <w:p>
+            <w:pPr>
+              <w:spacing w:after="40" w:before="0" w:line="264"/>
+            </w:pPr>
+            <w:r>
+              <w:rPr>
+                <w:rFonts w:ascii="Arial" w:cs="Arial" w:eastAsia="Arial" w:hAnsi="Arial"/>
+                <w:sz w:val="19"/>
+                <w:szCs w:val="19"/>
+              </w:rPr>
+              <w:t xml:space="preserve">1, 2</w:t>
+            </w:r>
+          </w:p>
+        </w:tc>
+        <w:tc>
+          <w:tcPr>
+            <w:tcW w:type="dxa" w:w="5798"/>
+            <w:tcBorders>
+              <w:top w:val="single" w:color="C9D3E0" w:sz="4"/>
+              <w:left w:val="single" w:color="C9D3E0" w:sz="4"/>
+              <w:bottom w:val="single" w:color="C9D3E0" w:sz="4"/>
+              <w:right w:val="single" w:color="C9D3E0" w:sz="4"/>
+            </w:tcBorders>
+            <w:tcMar>
+              <w:top w:type="dxa" w:w="70"/>
+              <w:left w:type="dxa" w:w="100"/>
+              <w:bottom w:type="dxa" w:w="70"/>
+              <w:right w:type="dxa" w:w="100"/>
+            </w:tcMar>
+          </w:tcPr>
+          <w:p>
+            <w:pPr>
+              <w:spacing w:after="40" w:before="0" w:line="264"/>
+            </w:pPr>
+            <w:r>
+              <w:rPr>
+                <w:rFonts w:ascii="Arial" w:cs="Arial" w:eastAsia="Arial" w:hAnsi="Arial"/>
+                <w:sz w:val="19"/>
+                <w:szCs w:val="19"/>
+              </w:rPr>
+              <w:t xml:space="preserve">ESA debris figures, the FCC dodge count, the 2009 crash</w:t>
             </w:r>
           </w:p>
         </w:tc>
@@ -4158,7 +5026,7 @@
       <w:tr>
         <w:tc>
           <w:tcPr>
-            <w:tcW w:type="dxa" w:w="5000"/>
+            <w:tcW w:type="dxa" w:w="4300"/>
             <w:tcBorders>
               <w:top w:val="single" w:color="C9D3E0" w:sz="4"/>
               <w:left w:val="single" w:color="C9D3E0" w:sz="4"/>
@@ -4183,13 +5051,13 @@
                 <w:sz w:val="19"/>
                 <w:szCs w:val="19"/>
               </w:rPr>
-              <w:t xml:space="preserve">Synthetic 37-burn screen</w:t>
-            </w:r>
-          </w:p>
-        </w:tc>
-        <w:tc>
-          <w:tcPr>
-            <w:tcW w:type="dxa" w:w="3700"/>
+              <w:t xml:space="preserve">Data that supports the problem</w:t>
+            </w:r>
+          </w:p>
+        </w:tc>
+        <w:tc>
+          <w:tcPr>
+            <w:tcW w:type="dxa" w:w="5300"/>
             <w:tcBorders>
               <w:top w:val="single" w:color="C9D3E0" w:sz="4"/>
               <w:left w:val="single" w:color="C9D3E0" w:sz="4"/>
@@ -4214,13 +5082,13 @@
                 <w:sz w:val="19"/>
                 <w:szCs w:val="19"/>
               </w:rPr>
-              <w:t xml:space="preserve">p95 1.83 s; 3 workers 2.76× faster</w:t>
-            </w:r>
-          </w:p>
-        </w:tc>
-        <w:tc>
-          <w:tcPr>
-            <w:tcW w:type="dxa" w:w="2600"/>
+              <w:t xml:space="preserve">3</w:t>
+            </w:r>
+          </w:p>
+        </w:tc>
+        <w:tc>
+          <w:tcPr>
+            <w:tcW w:type="dxa" w:w="5798"/>
             <w:tcBorders>
               <w:top w:val="single" w:color="C9D3E0" w:sz="4"/>
               <w:left w:val="single" w:color="C9D3E0" w:sz="4"/>
@@ -4245,38 +5113,7 @@
                 <w:sz w:val="19"/>
                 <w:szCs w:val="19"/>
               </w:rPr>
-              <w:t xml:space="preserve">LinuxONE z17 VM</w:t>
-            </w:r>
-          </w:p>
-        </w:tc>
-        <w:tc>
-          <w:tcPr>
-            <w:tcW w:type="dxa" w:w="4098"/>
-            <w:tcBorders>
-              <w:top w:val="single" w:color="C9D3E0" w:sz="4"/>
-              <w:left w:val="single" w:color="C9D3E0" w:sz="4"/>
-              <w:bottom w:val="single" w:color="C9D3E0" w:sz="4"/>
-              <w:right w:val="single" w:color="C9D3E0" w:sz="4"/>
-            </w:tcBorders>
-            <w:shd w:fill="EEF3FA" w:color="auto" w:val="clear"/>
-            <w:tcMar>
-              <w:top w:type="dxa" w:w="70"/>
-              <w:left w:type="dxa" w:w="100"/>
-              <w:bottom w:type="dxa" w:w="70"/>
-              <w:right w:type="dxa" w:w="100"/>
-            </w:tcMar>
-          </w:tcPr>
-          <w:p>
-            <w:pPr>
-              <w:spacing w:after="40" w:before="0" w:line="264"/>
-            </w:pPr>
-            <w:r>
-              <w:rPr>
-                <w:rFonts w:ascii="Arial" w:cs="Arial" w:eastAsia="Arial" w:hAnsi="Arial"/>
-                <w:sz w:val="19"/>
-                <w:szCs w:val="19"/>
-              </w:rPr>
-              <w:t xml:space="preserve">benchmark-runtime</w:t>
+              <w:t xml:space="preserve">ESA alert data: 66 of 8,293 high-risk</w:t>
             </w:r>
           </w:p>
         </w:tc>
@@ -4284,121 +5121,91 @@
       <w:tr>
         <w:tc>
           <w:tcPr>
-            <w:tcW w:type="dxa" w:w="5000"/>
-            <w:tcBorders>
-              <w:top w:val="single" w:color="C9D3E0" w:sz="4"/>
-              <w:left w:val="single" w:color="C9D3E0" w:sz="4"/>
-              <w:bottom w:val="single" w:color="C9D3E0" w:sz="4"/>
-              <w:right w:val="single" w:color="C9D3E0" w:sz="4"/>
-            </w:tcBorders>
-            <w:tcMar>
-              <w:top w:type="dxa" w:w="70"/>
-              <w:left w:type="dxa" w:w="100"/>
-              <w:bottom w:type="dxa" w:w="70"/>
-              <w:right w:type="dxa" w:w="100"/>
-            </w:tcMar>
-          </w:tcPr>
-          <w:p>
-            <w:pPr>
-              <w:spacing w:after="40" w:before="0" w:line="264"/>
-            </w:pPr>
-            <w:r>
-              <w:rPr>
-                <w:rFonts w:ascii="Arial" w:cs="Arial" w:eastAsia="Arial" w:hAnsi="Arial"/>
-                <w:sz w:val="19"/>
-                <w:szCs w:val="19"/>
-              </w:rPr>
-              <w:t xml:space="preserve">Live ISS screen</w:t>
-            </w:r>
-          </w:p>
-        </w:tc>
-        <w:tc>
-          <w:tcPr>
-            <w:tcW w:type="dxa" w:w="3700"/>
-            <w:tcBorders>
-              <w:top w:val="single" w:color="C9D3E0" w:sz="4"/>
-              <w:left w:val="single" w:color="C9D3E0" w:sz="4"/>
-              <w:bottom w:val="single" w:color="C9D3E0" w:sz="4"/>
-              <w:right w:val="single" w:color="C9D3E0" w:sz="4"/>
-            </w:tcBorders>
-            <w:tcMar>
-              <w:top w:type="dxa" w:w="70"/>
-              <w:left w:type="dxa" w:w="100"/>
-              <w:bottom w:type="dxa" w:w="70"/>
-              <w:right w:type="dxa" w:w="100"/>
-            </w:tcMar>
-          </w:tcPr>
-          <w:p>
-            <w:pPr>
-              <w:spacing w:after="40" w:before="0" w:line="264"/>
-            </w:pPr>
-            <w:r>
-              <w:rPr>
-                <w:rFonts w:ascii="Arial" w:cs="Arial" w:eastAsia="Arial" w:hAnsi="Arial"/>
-                <w:sz w:val="19"/>
-                <w:szCs w:val="19"/>
-              </w:rPr>
-              <w:t xml:space="preserve">144 burns × 6,753 objects, 77 s end to end (46 s burn screen)</w:t>
-            </w:r>
-          </w:p>
-        </w:tc>
-        <w:tc>
-          <w:tcPr>
-            <w:tcW w:type="dxa" w:w="2600"/>
-            <w:tcBorders>
-              <w:top w:val="single" w:color="C9D3E0" w:sz="4"/>
-              <w:left w:val="single" w:color="C9D3E0" w:sz="4"/>
-              <w:bottom w:val="single" w:color="C9D3E0" w:sz="4"/>
-              <w:right w:val="single" w:color="C9D3E0" w:sz="4"/>
-            </w:tcBorders>
-            <w:tcMar>
-              <w:top w:type="dxa" w:w="70"/>
-              <w:left w:type="dxa" w:w="100"/>
-              <w:bottom w:type="dxa" w:w="70"/>
-              <w:right w:type="dxa" w:w="100"/>
-            </w:tcMar>
-          </w:tcPr>
-          <w:p>
-            <w:pPr>
-              <w:spacing w:after="40" w:before="0" w:line="264"/>
-            </w:pPr>
-            <w:r>
-              <w:rPr>
-                <w:rFonts w:ascii="Arial" w:cs="Arial" w:eastAsia="Arial" w:hAnsi="Arial"/>
-                <w:sz w:val="19"/>
-                <w:szCs w:val="19"/>
-              </w:rPr>
-              <w:t xml:space="preserve">LinuxONE z17 VM</w:t>
-            </w:r>
-          </w:p>
-        </w:tc>
-        <w:tc>
-          <w:tcPr>
-            <w:tcW w:type="dxa" w:w="4098"/>
-            <w:tcBorders>
-              <w:top w:val="single" w:color="C9D3E0" w:sz="4"/>
-              <w:left w:val="single" w:color="C9D3E0" w:sz="4"/>
-              <w:bottom w:val="single" w:color="C9D3E0" w:sz="4"/>
-              <w:right w:val="single" w:color="C9D3E0" w:sz="4"/>
-            </w:tcBorders>
-            <w:tcMar>
-              <w:top w:type="dxa" w:w="70"/>
-              <w:left w:type="dxa" w:w="100"/>
-              <w:bottom w:type="dxa" w:w="70"/>
-              <w:right w:type="dxa" w:w="100"/>
-            </w:tcMar>
-          </w:tcPr>
-          <w:p>
-            <w:pPr>
-              <w:spacing w:after="40" w:before="0" w:line="264"/>
-            </w:pPr>
-            <w:r>
-              <w:rPr>
-                <w:rFonts w:ascii="Arial" w:cs="Arial" w:eastAsia="Arial" w:hAnsi="Arial"/>
-                <w:sz w:val="19"/>
-                <w:szCs w:val="19"/>
-              </w:rPr>
-              <w:t xml:space="preserve">artifacts/live/out/facts_25544.json</w:t>
+            <w:tcW w:type="dxa" w:w="4300"/>
+            <w:tcBorders>
+              <w:top w:val="single" w:color="C9D3E0" w:sz="4"/>
+              <w:left w:val="single" w:color="C9D3E0" w:sz="4"/>
+              <w:bottom w:val="single" w:color="C9D3E0" w:sz="4"/>
+              <w:right w:val="single" w:color="C9D3E0" w:sz="4"/>
+            </w:tcBorders>
+            <w:tcMar>
+              <w:top w:type="dxa" w:w="70"/>
+              <w:left w:type="dxa" w:w="100"/>
+              <w:bottom w:type="dxa" w:w="70"/>
+              <w:right w:type="dxa" w:w="100"/>
+            </w:tcMar>
+          </w:tcPr>
+          <w:p>
+            <w:pPr>
+              <w:spacing w:after="40" w:before="0" w:line="264"/>
+            </w:pPr>
+            <w:r>
+              <w:rPr>
+                <w:rFonts w:ascii="Arial" w:cs="Arial" w:eastAsia="Arial" w:hAnsi="Arial"/>
+                <w:sz w:val="19"/>
+                <w:szCs w:val="19"/>
+              </w:rPr>
+              <w:t xml:space="preserve">The solution, demonstrated live</w:t>
+            </w:r>
+          </w:p>
+        </w:tc>
+        <w:tc>
+          <w:tcPr>
+            <w:tcW w:type="dxa" w:w="5300"/>
+            <w:tcBorders>
+              <w:top w:val="single" w:color="C9D3E0" w:sz="4"/>
+              <w:left w:val="single" w:color="C9D3E0" w:sz="4"/>
+              <w:bottom w:val="single" w:color="C9D3E0" w:sz="4"/>
+              <w:right w:val="single" w:color="C9D3E0" w:sz="4"/>
+            </w:tcBorders>
+            <w:tcMar>
+              <w:top w:type="dxa" w:w="70"/>
+              <w:left w:type="dxa" w:w="100"/>
+              <w:bottom w:type="dxa" w:w="70"/>
+              <w:right w:type="dxa" w:w="100"/>
+            </w:tcMar>
+          </w:tcPr>
+          <w:p>
+            <w:pPr>
+              <w:spacing w:after="40" w:before="0" w:line="264"/>
+            </w:pPr>
+            <w:r>
+              <w:rPr>
+                <w:rFonts w:ascii="Arial" w:cs="Arial" w:eastAsia="Arial" w:hAnsi="Arial"/>
+                <w:sz w:val="19"/>
+                <w:szCs w:val="19"/>
+              </w:rPr>
+              <w:t xml:space="preserve">5, 6, 7, 9</w:t>
+            </w:r>
+          </w:p>
+        </w:tc>
+        <w:tc>
+          <w:tcPr>
+            <w:tcW w:type="dxa" w:w="5798"/>
+            <w:tcBorders>
+              <w:top w:val="single" w:color="C9D3E0" w:sz="4"/>
+              <w:left w:val="single" w:color="C9D3E0" w:sz="4"/>
+              <w:bottom w:val="single" w:color="C9D3E0" w:sz="4"/>
+              <w:right w:val="single" w:color="C9D3E0" w:sz="4"/>
+            </w:tcBorders>
+            <w:tcMar>
+              <w:top w:type="dxa" w:w="70"/>
+              <w:left w:type="dxa" w:w="100"/>
+              <w:bottom w:type="dxa" w:w="70"/>
+              <w:right w:type="dxa" w:w="100"/>
+            </w:tcMar>
+          </w:tcPr>
+          <w:p>
+            <w:pPr>
+              <w:spacing w:after="40" w:before="0" w:line="264"/>
+            </w:pPr>
+            <w:r>
+              <w:rPr>
+                <w:rFonts w:ascii="Arial" w:cs="Arial" w:eastAsia="Arial" w:hAnsi="Arial"/>
+                <w:sz w:val="19"/>
+                <w:szCs w:val="19"/>
+              </w:rPr>
+              <w:t xml:space="preserve">Real alert replay, the A-B-C planner, the live space-station screen, the Granite brief</w:t>
             </w:r>
           </w:p>
         </w:tc>
@@ -4406,7 +5213,7 @@
       <w:tr>
         <w:tc>
           <w:tcPr>
-            <w:tcW w:type="dxa" w:w="5000"/>
+            <w:tcW w:type="dxa" w:w="4300"/>
             <w:tcBorders>
               <w:top w:val="single" w:color="C9D3E0" w:sz="4"/>
               <w:left w:val="single" w:color="C9D3E0" w:sz="4"/>
@@ -4431,13 +5238,13 @@
                 <w:sz w:val="19"/>
                 <w:szCs w:val="19"/>
               </w:rPr>
-              <w:t xml:space="preserve">All-object gating prevents cascades</w:t>
-            </w:r>
-          </w:p>
-        </w:tc>
-        <w:tc>
-          <w:tcPr>
-            <w:tcW w:type="dxa" w:w="3700"/>
+              <w:t xml:space="preserve">How it uses IBM Z: stack, instance, model</w:t>
+            </w:r>
+          </w:p>
+        </w:tc>
+        <w:tc>
+          <w:tcPr>
+            <w:tcW w:type="dxa" w:w="5300"/>
             <w:tcBorders>
               <w:top w:val="single" w:color="C9D3E0" w:sz="4"/>
               <w:left w:val="single" w:color="C9D3E0" w:sz="4"/>
@@ -4462,13 +5269,13 @@
                 <w:sz w:val="19"/>
                 <w:szCs w:val="19"/>
               </w:rPr>
-              <w:t xml:space="preserve">pair-only 20 new hazards, OrbitGuard 0, same mean Δv, 10/10 correct refusals</w:t>
-            </w:r>
-          </w:p>
-        </w:tc>
-        <w:tc>
-          <w:tcPr>
-            <w:tcW w:type="dxa" w:w="2600"/>
+              <w:t xml:space="preserve">4, 11 (badge throughout)</w:t>
+            </w:r>
+          </w:p>
+        </w:tc>
+        <w:tc>
+          <w:tcPr>
+            <w:tcW w:type="dxa" w:w="5798"/>
             <w:tcBorders>
               <w:top w:val="single" w:color="C9D3E0" w:sz="4"/>
               <w:left w:val="single" w:color="C9D3E0" w:sz="4"/>
@@ -4493,38 +5300,7 @@
                 <w:sz w:val="19"/>
                 <w:szCs w:val="19"/>
               </w:rPr>
-              <w:t xml:space="preserve">LinuxONE z17 VM</w:t>
-            </w:r>
-          </w:p>
-        </w:tc>
-        <w:tc>
-          <w:tcPr>
-            <w:tcW w:type="dxa" w:w="4098"/>
-            <w:tcBorders>
-              <w:top w:val="single" w:color="C9D3E0" w:sz="4"/>
-              <w:left w:val="single" w:color="C9D3E0" w:sz="4"/>
-              <w:bottom w:val="single" w:color="C9D3E0" w:sz="4"/>
-              <w:right w:val="single" w:color="C9D3E0" w:sz="4"/>
-            </w:tcBorders>
-            <w:shd w:fill="EEF3FA" w:color="auto" w:val="clear"/>
-            <w:tcMar>
-              <w:top w:type="dxa" w:w="70"/>
-              <w:left w:type="dxa" w:w="100"/>
-              <w:bottom w:type="dxa" w:w="70"/>
-              <w:right w:type="dxa" w:w="100"/>
-            </w:tcMar>
-          </w:tcPr>
-          <w:p>
-            <w:pPr>
-              <w:spacing w:after="40" w:before="0" w:line="264"/>
-            </w:pPr>
-            <w:r>
-              <w:rPr>
-                <w:rFonts w:ascii="Arial" w:cs="Arial" w:eastAsia="Arial" w:hAnsi="Arial"/>
-                <w:sz w:val="19"/>
-                <w:szCs w:val="19"/>
-              </w:rPr>
-              <w:t xml:space="preserve">artifacts/physics/benchmark.json</w:t>
+              <w:t xml:space="preserve">Terminal on our LinuxONE z17, AI chip 3.4×, Granite on the machine</w:t>
             </w:r>
           </w:p>
         </w:tc>
@@ -4532,121 +5308,91 @@
       <w:tr>
         <w:tc>
           <w:tcPr>
-            <w:tcW w:type="dxa" w:w="5000"/>
-            <w:tcBorders>
-              <w:top w:val="single" w:color="C9D3E0" w:sz="4"/>
-              <w:left w:val="single" w:color="C9D3E0" w:sz="4"/>
-              <w:bottom w:val="single" w:color="C9D3E0" w:sz="4"/>
-              <w:right w:val="single" w:color="C9D3E0" w:sz="4"/>
-            </w:tcBorders>
-            <w:tcMar>
-              <w:top w:type="dxa" w:w="70"/>
-              <w:left w:type="dxa" w:w="100"/>
-              <w:bottom w:type="dxa" w:w="70"/>
-              <w:right w:type="dxa" w:w="100"/>
-            </w:tcMar>
-          </w:tcPr>
-          <w:p>
-            <w:pPr>
-              <w:spacing w:after="40" w:before="0" w:line="264"/>
-            </w:pPr>
-            <w:r>
-              <w:rPr>
-                <w:rFonts w:ascii="Arial" w:cs="Arial" w:eastAsia="Arial" w:hAnsi="Arial"/>
-                <w:sz w:val="19"/>
-                <w:szCs w:val="19"/>
-              </w:rPr>
-              <w:t xml:space="preserve">Collision probability is correct</w:t>
-            </w:r>
-          </w:p>
-        </w:tc>
-        <w:tc>
-          <w:tcPr>
-            <w:tcW w:type="dxa" w:w="3700"/>
-            <w:tcBorders>
-              <w:top w:val="single" w:color="C9D3E0" w:sz="4"/>
-              <w:left w:val="single" w:color="C9D3E0" w:sz="4"/>
-              <w:bottom w:val="single" w:color="C9D3E0" w:sz="4"/>
-              <w:right w:val="single" w:color="C9D3E0" w:sz="4"/>
-            </w:tcBorders>
-            <w:tcMar>
-              <w:top w:type="dxa" w:w="70"/>
-              <w:left w:type="dxa" w:w="100"/>
-              <w:bottom w:type="dxa" w:w="70"/>
-              <w:right w:type="dxa" w:w="100"/>
-            </w:tcMar>
-          </w:tcPr>
-          <w:p>
-            <w:pPr>
-              <w:spacing w:after="40" w:before="0" w:line="264"/>
-            </w:pPr>
-            <w:r>
-              <w:rPr>
-                <w:rFonts w:ascii="Arial" w:cs="Arial" w:eastAsia="Arial" w:hAnsi="Arial"/>
-                <w:sz w:val="19"/>
-                <w:szCs w:val="19"/>
-              </w:rPr>
-              <w:t xml:space="preserve">3/3 NASA CARA cases, relative error ≤ 3×10⁻⁶, + 7 invariance checks</w:t>
-            </w:r>
-          </w:p>
-        </w:tc>
-        <w:tc>
-          <w:tcPr>
-            <w:tcW w:type="dxa" w:w="2600"/>
-            <w:tcBorders>
-              <w:top w:val="single" w:color="C9D3E0" w:sz="4"/>
-              <w:left w:val="single" w:color="C9D3E0" w:sz="4"/>
-              <w:bottom w:val="single" w:color="C9D3E0" w:sz="4"/>
-              <w:right w:val="single" w:color="C9D3E0" w:sz="4"/>
-            </w:tcBorders>
-            <w:tcMar>
-              <w:top w:type="dxa" w:w="70"/>
-              <w:left w:type="dxa" w:w="100"/>
-              <w:bottom w:type="dxa" w:w="70"/>
-              <w:right w:type="dxa" w:w="100"/>
-            </w:tcMar>
-          </w:tcPr>
-          <w:p>
-            <w:pPr>
-              <w:spacing w:after="40" w:before="0" w:line="264"/>
-            </w:pPr>
-            <w:r>
-              <w:rPr>
-                <w:rFonts w:ascii="Arial" w:cs="Arial" w:eastAsia="Arial" w:hAnsi="Arial"/>
-                <w:sz w:val="19"/>
-                <w:szCs w:val="19"/>
-              </w:rPr>
-              <w:t xml:space="preserve">LinuxONE</w:t>
-            </w:r>
-          </w:p>
-        </w:tc>
-        <w:tc>
-          <w:tcPr>
-            <w:tcW w:type="dxa" w:w="4098"/>
-            <w:tcBorders>
-              <w:top w:val="single" w:color="C9D3E0" w:sz="4"/>
-              <w:left w:val="single" w:color="C9D3E0" w:sz="4"/>
-              <w:bottom w:val="single" w:color="C9D3E0" w:sz="4"/>
-              <w:right w:val="single" w:color="C9D3E0" w:sz="4"/>
-            </w:tcBorders>
-            <w:tcMar>
-              <w:top w:type="dxa" w:w="70"/>
-              <w:left w:type="dxa" w:w="100"/>
-              <w:bottom w:type="dxa" w:w="70"/>
-              <w:right w:type="dxa" w:w="100"/>
-            </w:tcMar>
-          </w:tcPr>
-          <w:p>
-            <w:pPr>
-              <w:spacing w:after="40" w:before="0" w:line="264"/>
-            </w:pPr>
-            <w:r>
-              <w:rPr>
-                <w:rFonts w:ascii="Arial" w:cs="Arial" w:eastAsia="Arial" w:hAnsi="Arial"/>
-                <w:sz w:val="19"/>
-                <w:szCs w:val="19"/>
-              </w:rPr>
-              <w:t xml:space="preserve">validate-physics</w:t>
+            <w:tcW w:type="dxa" w:w="4300"/>
+            <w:tcBorders>
+              <w:top w:val="single" w:color="C9D3E0" w:sz="4"/>
+              <w:left w:val="single" w:color="C9D3E0" w:sz="4"/>
+              <w:bottom w:val="single" w:color="C9D3E0" w:sz="4"/>
+              <w:right w:val="single" w:color="C9D3E0" w:sz="4"/>
+            </w:tcBorders>
+            <w:tcMar>
+              <w:top w:type="dxa" w:w="70"/>
+              <w:left w:type="dxa" w:w="100"/>
+              <w:bottom w:type="dxa" w:w="70"/>
+              <w:right w:type="dxa" w:w="100"/>
+            </w:tcMar>
+          </w:tcPr>
+          <w:p>
+            <w:pPr>
+              <w:spacing w:after="40" w:before="0" w:line="264"/>
+            </w:pPr>
+            <w:r>
+              <w:rPr>
+                <w:rFonts w:ascii="Arial" w:cs="Arial" w:eastAsia="Arial" w:hAnsi="Arial"/>
+                <w:sz w:val="19"/>
+                <w:szCs w:val="19"/>
+              </w:rPr>
+              <w:t xml:space="preserve">Real-time AI for critical decisions</w:t>
+            </w:r>
+          </w:p>
+        </w:tc>
+        <w:tc>
+          <w:tcPr>
+            <w:tcW w:type="dxa" w:w="5300"/>
+            <w:tcBorders>
+              <w:top w:val="single" w:color="C9D3E0" w:sz="4"/>
+              <w:left w:val="single" w:color="C9D3E0" w:sz="4"/>
+              <w:bottom w:val="single" w:color="C9D3E0" w:sz="4"/>
+              <w:right w:val="single" w:color="C9D3E0" w:sz="4"/>
+            </w:tcBorders>
+            <w:tcMar>
+              <w:top w:type="dxa" w:w="70"/>
+              <w:left w:type="dxa" w:w="100"/>
+              <w:bottom w:type="dxa" w:w="70"/>
+              <w:right w:type="dxa" w:w="100"/>
+            </w:tcMar>
+          </w:tcPr>
+          <w:p>
+            <w:pPr>
+              <w:spacing w:after="40" w:before="0" w:line="264"/>
+            </w:pPr>
+            <w:r>
+              <w:rPr>
+                <w:rFonts w:ascii="Arial" w:cs="Arial" w:eastAsia="Arial" w:hAnsi="Arial"/>
+                <w:sz w:val="19"/>
+                <w:szCs w:val="19"/>
+              </w:rPr>
+              <w:t xml:space="preserve">5, 6</w:t>
+            </w:r>
+          </w:p>
+        </w:tc>
+        <w:tc>
+          <w:tcPr>
+            <w:tcW w:type="dxa" w:w="5798"/>
+            <w:tcBorders>
+              <w:top w:val="single" w:color="C9D3E0" w:sz="4"/>
+              <w:left w:val="single" w:color="C9D3E0" w:sz="4"/>
+              <w:bottom w:val="single" w:color="C9D3E0" w:sz="4"/>
+              <w:right w:val="single" w:color="C9D3E0" w:sz="4"/>
+            </w:tcBorders>
+            <w:tcMar>
+              <w:top w:type="dxa" w:w="70"/>
+              <w:left w:type="dxa" w:w="100"/>
+              <w:bottom w:type="dxa" w:w="70"/>
+              <w:right w:type="dxa" w:w="100"/>
+            </w:tcMar>
+          </w:tcPr>
+          <w:p>
+            <w:pPr>
+              <w:spacing w:after="40" w:before="0" w:line="264"/>
+            </w:pPr>
+            <w:r>
+              <w:rPr>
+                <w:rFonts w:ascii="Arial" w:cs="Arial" w:eastAsia="Arial" w:hAnsi="Arial"/>
+                <w:sz w:val="19"/>
+                <w:szCs w:val="19"/>
+              </w:rPr>
+              <w:t xml:space="preserve">45 ms per alert; 20 vs 0 new dangers</w:t>
             </w:r>
           </w:p>
         </w:tc>
@@ -4654,7 +5400,7 @@
       <w:tr>
         <w:tc>
           <w:tcPr>
-            <w:tcW w:type="dxa" w:w="5000"/>
+            <w:tcW w:type="dxa" w:w="4300"/>
             <w:tcBorders>
               <w:top w:val="single" w:color="C9D3E0" w:sz="4"/>
               <w:left w:val="single" w:color="C9D3E0" w:sz="4"/>
@@ -4679,13 +5425,13 @@
                 <w:sz w:val="19"/>
                 <w:szCs w:val="19"/>
               </w:rPr>
-              <w:t xml:space="preserve">ESA scoring is correct</w:t>
-            </w:r>
-          </w:p>
-        </w:tc>
-        <w:tc>
-          <w:tcPr>
-            <w:tcW w:type="dxa" w:w="3700"/>
+              <w:t xml:space="preserve">Novelty</w:t>
+            </w:r>
+          </w:p>
+        </w:tc>
+        <w:tc>
+          <w:tcPr>
+            <w:tcW w:type="dxa" w:w="5300"/>
             <w:tcBorders>
               <w:top w:val="single" w:color="C9D3E0" w:sz="4"/>
               <w:left w:val="single" w:color="C9D3E0" w:sz="4"/>
@@ -4710,13 +5456,13 @@
                 <w:sz w:val="19"/>
                 <w:szCs w:val="19"/>
               </w:rPr>
-              <w:t xml:space="preserve">baseline L reproduced: 0.69396 (published ≈ 0.694)</w:t>
-            </w:r>
-          </w:p>
-        </w:tc>
-        <w:tc>
-          <w:tcPr>
-            <w:tcW w:type="dxa" w:w="2600"/>
+              <w:t xml:space="preserve">6, 8, 9</w:t>
+            </w:r>
+          </w:p>
+        </w:tc>
+        <w:tc>
+          <w:tcPr>
+            <w:tcW w:type="dxa" w:w="5798"/>
             <w:tcBorders>
               <w:top w:val="single" w:color="C9D3E0" w:sz="4"/>
               <w:left w:val="single" w:color="C9D3E0" w:sz="4"/>
@@ -4741,38 +5487,7 @@
                 <w:sz w:val="19"/>
                 <w:szCs w:val="19"/>
               </w:rPr>
-              <w:t xml:space="preserve">LinuxONE z17 VM</w:t>
-            </w:r>
-          </w:p>
-        </w:tc>
-        <w:tc>
-          <w:tcPr>
-            <w:tcW w:type="dxa" w:w="4098"/>
-            <w:tcBorders>
-              <w:top w:val="single" w:color="C9D3E0" w:sz="4"/>
-              <w:left w:val="single" w:color="C9D3E0" w:sz="4"/>
-              <w:bottom w:val="single" w:color="C9D3E0" w:sz="4"/>
-              <w:right w:val="single" w:color="C9D3E0" w:sz="4"/>
-            </w:tcBorders>
-            <w:shd w:fill="EEF3FA" w:color="auto" w:val="clear"/>
-            <w:tcMar>
-              <w:top w:type="dxa" w:w="70"/>
-              <w:left w:type="dxa" w:w="100"/>
-              <w:bottom w:type="dxa" w:w="70"/>
-              <w:right w:type="dxa" w:w="100"/>
-            </w:tcMar>
-          </w:tcPr>
-          <w:p>
-            <w:pPr>
-              <w:spacing w:after="40" w:before="0" w:line="264"/>
-            </w:pPr>
-            <w:r>
-              <w:rPr>
-                <w:rFonts w:ascii="Arial" w:cs="Arial" w:eastAsia="Arial" w:hAnsi="Arial"/>
-                <w:sz w:val="19"/>
-                <w:szCs w:val="19"/>
-              </w:rPr>
-              <w:t xml:space="preserve">evaluate</w:t>
+              <w:t xml:space="preserve">Checks every object, learns cheaper safe pushes, ranks by harm, explains with checked AI</w:t>
             </w:r>
           </w:p>
         </w:tc>
@@ -4780,865 +5495,91 @@
       <w:tr>
         <w:tc>
           <w:tcPr>
-            <w:tcW w:type="dxa" w:w="5000"/>
-            <w:tcBorders>
-              <w:top w:val="single" w:color="C9D3E0" w:sz="4"/>
-              <w:left w:val="single" w:color="C9D3E0" w:sz="4"/>
-              <w:bottom w:val="single" w:color="C9D3E0" w:sz="4"/>
-              <w:right w:val="single" w:color="C9D3E0" w:sz="4"/>
-            </w:tcBorders>
-            <w:tcMar>
-              <w:top w:type="dxa" w:w="70"/>
-              <w:left w:type="dxa" w:w="100"/>
-              <w:bottom w:type="dxa" w:w="70"/>
-              <w:right w:type="dxa" w:w="100"/>
-            </w:tcMar>
-          </w:tcPr>
-          <w:p>
-            <w:pPr>
-              <w:spacing w:after="40" w:before="0" w:line="264"/>
-            </w:pPr>
-            <w:r>
-              <w:rPr>
-                <w:rFonts w:ascii="Arial" w:cs="Arial" w:eastAsia="Arial" w:hAnsi="Arial"/>
-                <w:sz w:val="19"/>
-                <w:szCs w:val="19"/>
-              </w:rPr>
-              <w:t xml:space="preserve">Learned burn search is cheaper</w:t>
-            </w:r>
-          </w:p>
-        </w:tc>
-        <w:tc>
-          <w:tcPr>
-            <w:tcW w:type="dxa" w:w="3700"/>
-            <w:tcBorders>
-              <w:top w:val="single" w:color="C9D3E0" w:sz="4"/>
-              <w:left w:val="single" w:color="C9D3E0" w:sz="4"/>
-              <w:bottom w:val="single" w:color="C9D3E0" w:sz="4"/>
-              <w:right w:val="single" w:color="C9D3E0" w:sz="4"/>
-            </w:tcBorders>
-            <w:tcMar>
-              <w:top w:type="dxa" w:w="70"/>
-              <w:left w:type="dxa" w:w="100"/>
-              <w:bottom w:type="dxa" w:w="70"/>
-              <w:right w:type="dxa" w:w="100"/>
-            </w:tcMar>
-          </w:tcPr>
-          <w:p>
-            <w:pPr>
-              <w:spacing w:after="40" w:before="0" w:line="264"/>
-            </w:pPr>
-            <w:r>
-              <w:rPr>
-                <w:rFonts w:ascii="Arial" w:cs="Arial" w:eastAsia="Arial" w:hAnsi="Arial"/>
-                <w:sz w:val="19"/>
-                <w:szCs w:val="19"/>
-              </w:rPr>
-              <w:t xml:space="preserve">median Δv 0.875× grid, 95% CI [0.826, 0.889], 30/10/0; random 1.72×</w:t>
-            </w:r>
-          </w:p>
-        </w:tc>
-        <w:tc>
-          <w:tcPr>
-            <w:tcW w:type="dxa" w:w="2600"/>
-            <w:tcBorders>
-              <w:top w:val="single" w:color="C9D3E0" w:sz="4"/>
-              <w:left w:val="single" w:color="C9D3E0" w:sz="4"/>
-              <w:bottom w:val="single" w:color="C9D3E0" w:sz="4"/>
-              <w:right w:val="single" w:color="C9D3E0" w:sz="4"/>
-            </w:tcBorders>
-            <w:tcMar>
-              <w:top w:type="dxa" w:w="70"/>
-              <w:left w:type="dxa" w:w="100"/>
-              <w:bottom w:type="dxa" w:w="70"/>
-              <w:right w:type="dxa" w:w="100"/>
-            </w:tcMar>
-          </w:tcPr>
-          <w:p>
-            <w:pPr>
-              <w:spacing w:after="40" w:before="0" w:line="264"/>
-            </w:pPr>
-            <w:r>
-              <w:rPr>
-                <w:rFonts w:ascii="Arial" w:cs="Arial" w:eastAsia="Arial" w:hAnsi="Arial"/>
-                <w:sz w:val="19"/>
-                <w:szCs w:val="19"/>
-              </w:rPr>
-              <w:t xml:space="preserve">LinuxONE z17 VM</w:t>
-            </w:r>
-          </w:p>
-        </w:tc>
-        <w:tc>
-          <w:tcPr>
-            <w:tcW w:type="dxa" w:w="4098"/>
-            <w:tcBorders>
-              <w:top w:val="single" w:color="C9D3E0" w:sz="4"/>
-              <w:left w:val="single" w:color="C9D3E0" w:sz="4"/>
-              <w:bottom w:val="single" w:color="C9D3E0" w:sz="4"/>
-              <w:right w:val="single" w:color="C9D3E0" w:sz="4"/>
-            </w:tcBorders>
-            <w:tcMar>
-              <w:top w:type="dxa" w:w="70"/>
-              <w:left w:type="dxa" w:w="100"/>
-              <w:bottom w:type="dxa" w:w="70"/>
-              <w:right w:type="dxa" w:w="100"/>
-            </w:tcMar>
-          </w:tcPr>
-          <w:p>
-            <w:pPr>
-              <w:spacing w:after="40" w:before="0" w:line="264"/>
-            </w:pPr>
-            <w:r>
-              <w:rPr>
-                <w:rFonts w:ascii="Arial" w:cs="Arial" w:eastAsia="Arial" w:hAnsi="Arial"/>
-                <w:sz w:val="19"/>
-                <w:szCs w:val="19"/>
-              </w:rPr>
-              <w:t xml:space="preserve">artifacts/optimise/evidence.json</w:t>
-            </w:r>
-          </w:p>
-        </w:tc>
-      </w:tr>
-      <w:tr>
-        <w:tc>
-          <w:tcPr>
-            <w:tcW w:type="dxa" w:w="5000"/>
-            <w:tcBorders>
-              <w:top w:val="single" w:color="C9D3E0" w:sz="4"/>
-              <w:left w:val="single" w:color="C9D3E0" w:sz="4"/>
-              <w:bottom w:val="single" w:color="C9D3E0" w:sz="4"/>
-              <w:right w:val="single" w:color="C9D3E0" w:sz="4"/>
-            </w:tcBorders>
-            <w:shd w:fill="EEF3FA" w:color="auto" w:val="clear"/>
-            <w:tcMar>
-              <w:top w:type="dxa" w:w="70"/>
-              <w:left w:type="dxa" w:w="100"/>
-              <w:bottom w:type="dxa" w:w="70"/>
-              <w:right w:type="dxa" w:w="100"/>
-            </w:tcMar>
-          </w:tcPr>
-          <w:p>
-            <w:pPr>
-              <w:spacing w:after="40" w:before="0" w:line="264"/>
-            </w:pPr>
-            <w:r>
-              <w:rPr>
-                <w:rFonts w:ascii="Arial" w:cs="Arial" w:eastAsia="Arial" w:hAnsi="Arial"/>
-                <w:sz w:val="19"/>
-                <w:szCs w:val="19"/>
-              </w:rPr>
-              <w:t xml:space="preserve">ML ranks dangerous events better</w:t>
-            </w:r>
-          </w:p>
-        </w:tc>
-        <w:tc>
-          <w:tcPr>
-            <w:tcW w:type="dxa" w:w="3700"/>
-            <w:tcBorders>
-              <w:top w:val="single" w:color="C9D3E0" w:sz="4"/>
-              <w:left w:val="single" w:color="C9D3E0" w:sz="4"/>
-              <w:bottom w:val="single" w:color="C9D3E0" w:sz="4"/>
-              <w:right w:val="single" w:color="C9D3E0" w:sz="4"/>
-            </w:tcBorders>
-            <w:shd w:fill="EEF3FA" w:color="auto" w:val="clear"/>
-            <w:tcMar>
-              <w:top w:type="dxa" w:w="70"/>
-              <w:left w:type="dxa" w:w="100"/>
-              <w:bottom w:type="dxa" w:w="70"/>
-              <w:right w:type="dxa" w:w="100"/>
-            </w:tcMar>
-          </w:tcPr>
-          <w:p>
-            <w:pPr>
-              <w:spacing w:after="40" w:before="0" w:line="264"/>
-            </w:pPr>
-            <w:r>
-              <w:rPr>
-                <w:rFonts w:ascii="Arial" w:cs="Arial" w:eastAsia="Arial" w:hAnsi="Arial"/>
-                <w:sz w:val="19"/>
-                <w:szCs w:val="19"/>
-              </w:rPr>
-              <w:t xml:space="preserve">AP 0.7005 vs 0.6651, CI [+0.004, +0.064]</w:t>
-            </w:r>
-          </w:p>
-        </w:tc>
-        <w:tc>
-          <w:tcPr>
-            <w:tcW w:type="dxa" w:w="2600"/>
-            <w:tcBorders>
-              <w:top w:val="single" w:color="C9D3E0" w:sz="4"/>
-              <w:left w:val="single" w:color="C9D3E0" w:sz="4"/>
-              <w:bottom w:val="single" w:color="C9D3E0" w:sz="4"/>
-              <w:right w:val="single" w:color="C9D3E0" w:sz="4"/>
-            </w:tcBorders>
-            <w:shd w:fill="EEF3FA" w:color="auto" w:val="clear"/>
-            <w:tcMar>
-              <w:top w:type="dxa" w:w="70"/>
-              <w:left w:type="dxa" w:w="100"/>
-              <w:bottom w:type="dxa" w:w="70"/>
-              <w:right w:type="dxa" w:w="100"/>
-            </w:tcMar>
-          </w:tcPr>
-          <w:p>
-            <w:pPr>
-              <w:spacing w:after="40" w:before="0" w:line="264"/>
-            </w:pPr>
-            <w:r>
-              <w:rPr>
-                <w:rFonts w:ascii="Arial" w:cs="Arial" w:eastAsia="Arial" w:hAnsi="Arial"/>
-                <w:sz w:val="19"/>
-                <w:szCs w:val="19"/>
-              </w:rPr>
-              <w:t xml:space="preserve">LinuxONE</w:t>
-            </w:r>
-          </w:p>
-        </w:tc>
-        <w:tc>
-          <w:tcPr>
-            <w:tcW w:type="dxa" w:w="4098"/>
-            <w:tcBorders>
-              <w:top w:val="single" w:color="C9D3E0" w:sz="4"/>
-              <w:left w:val="single" w:color="C9D3E0" w:sz="4"/>
-              <w:bottom w:val="single" w:color="C9D3E0" w:sz="4"/>
-              <w:right w:val="single" w:color="C9D3E0" w:sz="4"/>
-            </w:tcBorders>
-            <w:shd w:fill="EEF3FA" w:color="auto" w:val="clear"/>
-            <w:tcMar>
-              <w:top w:type="dxa" w:w="70"/>
-              <w:left w:type="dxa" w:w="100"/>
-              <w:bottom w:type="dxa" w:w="70"/>
-              <w:right w:type="dxa" w:w="100"/>
-            </w:tcMar>
-          </w:tcPr>
-          <w:p>
-            <w:pPr>
-              <w:spacing w:after="40" w:before="0" w:line="264"/>
-            </w:pPr>
-            <w:r>
-              <w:rPr>
-                <w:rFonts w:ascii="Arial" w:cs="Arial" w:eastAsia="Arial" w:hAnsi="Arial"/>
-                <w:sz w:val="19"/>
-                <w:szCs w:val="19"/>
-              </w:rPr>
-              <w:t xml:space="preserve">evaluate-triage</w:t>
-            </w:r>
-          </w:p>
-        </w:tc>
-      </w:tr>
-      <w:tr>
-        <w:tc>
-          <w:tcPr>
-            <w:tcW w:type="dxa" w:w="5000"/>
-            <w:tcBorders>
-              <w:top w:val="single" w:color="C9D3E0" w:sz="4"/>
-              <w:left w:val="single" w:color="C9D3E0" w:sz="4"/>
-              <w:bottom w:val="single" w:color="C9D3E0" w:sz="4"/>
-              <w:right w:val="single" w:color="C9D3E0" w:sz="4"/>
-            </w:tcBorders>
-            <w:tcMar>
-              <w:top w:type="dxa" w:w="70"/>
-              <w:left w:type="dxa" w:w="100"/>
-              <w:bottom w:type="dxa" w:w="70"/>
-              <w:right w:type="dxa" w:w="100"/>
-            </w:tcMar>
-          </w:tcPr>
-          <w:p>
-            <w:pPr>
-              <w:spacing w:after="40" w:before="0" w:line="264"/>
-            </w:pPr>
-            <w:r>
-              <w:rPr>
-                <w:rFonts w:ascii="Arial" w:cs="Arial" w:eastAsia="Arial" w:hAnsi="Arial"/>
-                <w:sz w:val="19"/>
-                <w:szCs w:val="19"/>
-              </w:rPr>
-              <w:t xml:space="preserve">We don't overclaim forecasting</w:t>
-            </w:r>
-          </w:p>
-        </w:tc>
-        <w:tc>
-          <w:tcPr>
-            <w:tcW w:type="dxa" w:w="3700"/>
-            <w:tcBorders>
-              <w:top w:val="single" w:color="C9D3E0" w:sz="4"/>
-              <w:left w:val="single" w:color="C9D3E0" w:sz="4"/>
-              <w:bottom w:val="single" w:color="C9D3E0" w:sz="4"/>
-              <w:right w:val="single" w:color="C9D3E0" w:sz="4"/>
-            </w:tcBorders>
-            <w:tcMar>
-              <w:top w:type="dxa" w:w="70"/>
-              <w:left w:type="dxa" w:w="100"/>
-              <w:bottom w:type="dxa" w:w="70"/>
-              <w:right w:type="dxa" w:w="100"/>
-            </w:tcMar>
-          </w:tcPr>
-          <w:p>
-            <w:pPr>
-              <w:spacing w:after="40" w:before="0" w:line="264"/>
-            </w:pPr>
-            <w:r>
-              <w:rPr>
-                <w:rFonts w:ascii="Arial" w:cs="Arial" w:eastAsia="Arial" w:hAnsi="Arial"/>
-                <w:sz w:val="19"/>
-                <w:szCs w:val="19"/>
-              </w:rPr>
-              <w:t xml:space="preserve">ΔL −0.014, CI [−0.071, +0.040]: not significant, baseline kept</w:t>
-            </w:r>
-          </w:p>
-        </w:tc>
-        <w:tc>
-          <w:tcPr>
-            <w:tcW w:type="dxa" w:w="2600"/>
-            <w:tcBorders>
-              <w:top w:val="single" w:color="C9D3E0" w:sz="4"/>
-              <w:left w:val="single" w:color="C9D3E0" w:sz="4"/>
-              <w:bottom w:val="single" w:color="C9D3E0" w:sz="4"/>
-              <w:right w:val="single" w:color="C9D3E0" w:sz="4"/>
-            </w:tcBorders>
-            <w:tcMar>
-              <w:top w:type="dxa" w:w="70"/>
-              <w:left w:type="dxa" w:w="100"/>
-              <w:bottom w:type="dxa" w:w="70"/>
-              <w:right w:type="dxa" w:w="100"/>
-            </w:tcMar>
-          </w:tcPr>
-          <w:p>
-            <w:pPr>
-              <w:spacing w:after="40" w:before="0" w:line="264"/>
-            </w:pPr>
-            <w:r>
-              <w:rPr>
-                <w:rFonts w:ascii="Arial" w:cs="Arial" w:eastAsia="Arial" w:hAnsi="Arial"/>
-                <w:sz w:val="19"/>
-                <w:szCs w:val="19"/>
-              </w:rPr>
-              <w:t xml:space="preserve">LinuxONE z17 VM</w:t>
-            </w:r>
-          </w:p>
-        </w:tc>
-        <w:tc>
-          <w:tcPr>
-            <w:tcW w:type="dxa" w:w="4098"/>
-            <w:tcBorders>
-              <w:top w:val="single" w:color="C9D3E0" w:sz="4"/>
-              <w:left w:val="single" w:color="C9D3E0" w:sz="4"/>
-              <w:bottom w:val="single" w:color="C9D3E0" w:sz="4"/>
-              <w:right w:val="single" w:color="C9D3E0" w:sz="4"/>
-            </w:tcBorders>
-            <w:tcMar>
-              <w:top w:type="dxa" w:w="70"/>
-              <w:left w:type="dxa" w:w="100"/>
-              <w:bottom w:type="dxa" w:w="70"/>
-              <w:right w:type="dxa" w:w="100"/>
-            </w:tcMar>
-          </w:tcPr>
-          <w:p>
-            <w:pPr>
-              <w:spacing w:after="40" w:before="0" w:line="264"/>
-            </w:pPr>
-            <w:r>
-              <w:rPr>
-                <w:rFonts w:ascii="Arial" w:cs="Arial" w:eastAsia="Arial" w:hAnsi="Arial"/>
-                <w:sz w:val="19"/>
-                <w:szCs w:val="19"/>
-              </w:rPr>
-              <w:t xml:space="preserve">decision-eval</w:t>
-            </w:r>
-          </w:p>
-        </w:tc>
-      </w:tr>
-      <w:tr>
-        <w:tc>
-          <w:tcPr>
-            <w:tcW w:type="dxa" w:w="5000"/>
-            <w:tcBorders>
-              <w:top w:val="single" w:color="C9D3E0" w:sz="4"/>
-              <w:left w:val="single" w:color="C9D3E0" w:sz="4"/>
-              <w:bottom w:val="single" w:color="C9D3E0" w:sz="4"/>
-              <w:right w:val="single" w:color="C9D3E0" w:sz="4"/>
-            </w:tcBorders>
-            <w:shd w:fill="EEF3FA" w:color="auto" w:val="clear"/>
-            <w:tcMar>
-              <w:top w:type="dxa" w:w="70"/>
-              <w:left w:type="dxa" w:w="100"/>
-              <w:bottom w:type="dxa" w:w="70"/>
-              <w:right w:type="dxa" w:w="100"/>
-            </w:tcMar>
-          </w:tcPr>
-          <w:p>
-            <w:pPr>
-              <w:spacing w:after="40" w:before="0" w:line="264"/>
-            </w:pPr>
-            <w:r>
-              <w:rPr>
-                <w:rFonts w:ascii="Arial" w:cs="Arial" w:eastAsia="Arial" w:hAnsi="Arial"/>
-                <w:sz w:val="19"/>
-                <w:szCs w:val="19"/>
-              </w:rPr>
-              <w:t xml:space="preserve">Probability isn't priority</w:t>
-            </w:r>
-          </w:p>
-        </w:tc>
-        <w:tc>
-          <w:tcPr>
-            <w:tcW w:type="dxa" w:w="3700"/>
-            <w:tcBorders>
-              <w:top w:val="single" w:color="C9D3E0" w:sz="4"/>
-              <w:left w:val="single" w:color="C9D3E0" w:sz="4"/>
-              <w:bottom w:val="single" w:color="C9D3E0" w:sz="4"/>
-              <w:right w:val="single" w:color="C9D3E0" w:sz="4"/>
-            </w:tcBorders>
-            <w:shd w:fill="EEF3FA" w:color="auto" w:val="clear"/>
-            <w:tcMar>
-              <w:top w:type="dxa" w:w="70"/>
-              <w:left w:type="dxa" w:w="100"/>
-              <w:bottom w:type="dxa" w:w="70"/>
-              <w:right w:type="dxa" w:w="100"/>
-            </w:tcMar>
-          </w:tcPr>
-          <w:p>
-            <w:pPr>
-              <w:spacing w:after="40" w:before="0" w:line="264"/>
-            </w:pPr>
-            <w:r>
-              <w:rPr>
-                <w:rFonts w:ascii="Arial" w:cs="Arial" w:eastAsia="Arial" w:hAnsi="Arial"/>
-                <w:sz w:val="19"/>
-                <w:szCs w:val="19"/>
-              </w:rPr>
-              <w:t xml:space="preserve">survey of 20: rank 9 by Pc → rank 1 by harm (STARLINK-36112)</w:t>
-            </w:r>
-          </w:p>
-        </w:tc>
-        <w:tc>
-          <w:tcPr>
-            <w:tcW w:type="dxa" w:w="2600"/>
-            <w:tcBorders>
-              <w:top w:val="single" w:color="C9D3E0" w:sz="4"/>
-              <w:left w:val="single" w:color="C9D3E0" w:sz="4"/>
-              <w:bottom w:val="single" w:color="C9D3E0" w:sz="4"/>
-              <w:right w:val="single" w:color="C9D3E0" w:sz="4"/>
-            </w:tcBorders>
-            <w:shd w:fill="EEF3FA" w:color="auto" w:val="clear"/>
-            <w:tcMar>
-              <w:top w:type="dxa" w:w="70"/>
-              <w:left w:type="dxa" w:w="100"/>
-              <w:bottom w:type="dxa" w:w="70"/>
-              <w:right w:type="dxa" w:w="100"/>
-            </w:tcMar>
-          </w:tcPr>
-          <w:p>
-            <w:pPr>
-              <w:spacing w:after="40" w:before="0" w:line="264"/>
-            </w:pPr>
-            <w:r>
-              <w:rPr>
-                <w:rFonts w:ascii="Arial" w:cs="Arial" w:eastAsia="Arial" w:hAnsi="Arial"/>
-                <w:sz w:val="19"/>
-                <w:szCs w:val="19"/>
-              </w:rPr>
-              <w:t xml:space="preserve">LinuxONE z17 VM</w:t>
-            </w:r>
-          </w:p>
-        </w:tc>
-        <w:tc>
-          <w:tcPr>
-            <w:tcW w:type="dxa" w:w="4098"/>
-            <w:tcBorders>
-              <w:top w:val="single" w:color="C9D3E0" w:sz="4"/>
-              <w:left w:val="single" w:color="C9D3E0" w:sz="4"/>
-              <w:bottom w:val="single" w:color="C9D3E0" w:sz="4"/>
-              <w:right w:val="single" w:color="C9D3E0" w:sz="4"/>
-            </w:tcBorders>
-            <w:shd w:fill="EEF3FA" w:color="auto" w:val="clear"/>
-            <w:tcMar>
-              <w:top w:type="dxa" w:w="70"/>
-              <w:left w:type="dxa" w:w="100"/>
-              <w:bottom w:type="dxa" w:w="70"/>
-              <w:right w:type="dxa" w:w="100"/>
-            </w:tcMar>
-          </w:tcPr>
-          <w:p>
-            <w:pPr>
-              <w:spacing w:after="40" w:before="0" w:line="264"/>
-            </w:pPr>
-            <w:r>
-              <w:rPr>
-                <w:rFonts w:ascii="Arial" w:cs="Arial" w:eastAsia="Arial" w:hAnsi="Arial"/>
-                <w:sz w:val="19"/>
-                <w:szCs w:val="19"/>
-              </w:rPr>
-              <w:t xml:space="preserve">consequence --survey 20</w:t>
-            </w:r>
-          </w:p>
-        </w:tc>
-      </w:tr>
-      <w:tr>
-        <w:tc>
-          <w:tcPr>
-            <w:tcW w:type="dxa" w:w="5000"/>
-            <w:tcBorders>
-              <w:top w:val="single" w:color="C9D3E0" w:sz="4"/>
-              <w:left w:val="single" w:color="C9D3E0" w:sz="4"/>
-              <w:bottom w:val="single" w:color="C9D3E0" w:sz="4"/>
-              <w:right w:val="single" w:color="C9D3E0" w:sz="4"/>
-            </w:tcBorders>
-            <w:tcMar>
-              <w:top w:type="dxa" w:w="70"/>
-              <w:left w:type="dxa" w:w="100"/>
-              <w:bottom w:type="dxa" w:w="70"/>
-              <w:right w:type="dxa" w:w="100"/>
-            </w:tcMar>
-          </w:tcPr>
-          <w:p>
-            <w:pPr>
-              <w:spacing w:after="40" w:before="0" w:line="264"/>
-            </w:pPr>
-            <w:r>
-              <w:rPr>
-                <w:rFonts w:ascii="Arial" w:cs="Arial" w:eastAsia="Arial" w:hAnsi="Arial"/>
-                <w:sz w:val="19"/>
-                <w:szCs w:val="19"/>
-              </w:rPr>
-              <w:t xml:space="preserve">Guards on Granite</w:t>
-            </w:r>
-          </w:p>
-        </w:tc>
-        <w:tc>
-          <w:tcPr>
-            <w:tcW w:type="dxa" w:w="3700"/>
-            <w:tcBorders>
-              <w:top w:val="single" w:color="C9D3E0" w:sz="4"/>
-              <w:left w:val="single" w:color="C9D3E0" w:sz="4"/>
-              <w:bottom w:val="single" w:color="C9D3E0" w:sz="4"/>
-              <w:right w:val="single" w:color="C9D3E0" w:sz="4"/>
-            </w:tcBorders>
-            <w:tcMar>
-              <w:top w:type="dxa" w:w="70"/>
-              <w:left w:type="dxa" w:w="100"/>
-              <w:bottom w:type="dxa" w:w="70"/>
-              <w:right w:type="dxa" w:w="100"/>
-            </w:tcMar>
-          </w:tcPr>
-          <w:p>
-            <w:pPr>
-              <w:spacing w:after="40" w:before="0" w:line="264"/>
-            </w:pPr>
-            <w:r>
-              <w:rPr>
-                <w:rFonts w:ascii="Arial" w:cs="Arial" w:eastAsia="Arial" w:hAnsi="Arial"/>
-                <w:sz w:val="19"/>
-                <w:szCs w:val="19"/>
-              </w:rPr>
-              <w:t xml:space="preserve">numeric 78% of changed numbers; claims 80% of Granite-written errors; 0 false alarms</w:t>
-            </w:r>
-          </w:p>
-        </w:tc>
-        <w:tc>
-          <w:tcPr>
-            <w:tcW w:type="dxa" w:w="2600"/>
-            <w:tcBorders>
-              <w:top w:val="single" w:color="C9D3E0" w:sz="4"/>
-              <w:left w:val="single" w:color="C9D3E0" w:sz="4"/>
-              <w:bottom w:val="single" w:color="C9D3E0" w:sz="4"/>
-              <w:right w:val="single" w:color="C9D3E0" w:sz="4"/>
-            </w:tcBorders>
-            <w:tcMar>
-              <w:top w:type="dxa" w:w="70"/>
-              <w:left w:type="dxa" w:w="100"/>
-              <w:bottom w:type="dxa" w:w="70"/>
-              <w:right w:type="dxa" w:w="100"/>
-            </w:tcMar>
-          </w:tcPr>
-          <w:p>
-            <w:pPr>
-              <w:spacing w:after="40" w:before="0" w:line="264"/>
-            </w:pPr>
-            <w:r>
-              <w:rPr>
-                <w:rFonts w:ascii="Arial" w:cs="Arial" w:eastAsia="Arial" w:hAnsi="Arial"/>
-                <w:sz w:val="19"/>
-                <w:szCs w:val="19"/>
-              </w:rPr>
-              <w:t xml:space="preserve">development PC</w:t>
-            </w:r>
-          </w:p>
-        </w:tc>
-        <w:tc>
-          <w:tcPr>
-            <w:tcW w:type="dxa" w:w="4098"/>
-            <w:tcBorders>
-              <w:top w:val="single" w:color="C9D3E0" w:sz="4"/>
-              <w:left w:val="single" w:color="C9D3E0" w:sz="4"/>
-              <w:bottom w:val="single" w:color="C9D3E0" w:sz="4"/>
-              <w:right w:val="single" w:color="C9D3E0" w:sz="4"/>
-            </w:tcBorders>
-            <w:tcMar>
-              <w:top w:type="dxa" w:w="70"/>
-              <w:left w:type="dxa" w:w="100"/>
-              <w:bottom w:type="dxa" w:w="70"/>
-              <w:right w:type="dxa" w:w="100"/>
-            </w:tcMar>
-          </w:tcPr>
-          <w:p>
-            <w:pPr>
-              <w:spacing w:after="40" w:before="0" w:line="264"/>
-            </w:pPr>
-            <w:r>
-              <w:rPr>
-                <w:rFonts w:ascii="Arial" w:cs="Arial" w:eastAsia="Arial" w:hAnsi="Arial"/>
-                <w:sz w:val="19"/>
-                <w:szCs w:val="19"/>
-              </w:rPr>
-              <w:t xml:space="preserve">guard-eval</w:t>
-            </w:r>
-          </w:p>
-        </w:tc>
-      </w:tr>
-      <w:tr>
-        <w:tc>
-          <w:tcPr>
-            <w:tcW w:type="dxa" w:w="5000"/>
-            <w:tcBorders>
-              <w:top w:val="single" w:color="C9D3E0" w:sz="4"/>
-              <w:left w:val="single" w:color="C9D3E0" w:sz="4"/>
-              <w:bottom w:val="single" w:color="C9D3E0" w:sz="4"/>
-              <w:right w:val="single" w:color="C9D3E0" w:sz="4"/>
-            </w:tcBorders>
-            <w:shd w:fill="EEF3FA" w:color="auto" w:val="clear"/>
-            <w:tcMar>
-              <w:top w:type="dxa" w:w="70"/>
-              <w:left w:type="dxa" w:w="100"/>
-              <w:bottom w:type="dxa" w:w="70"/>
-              <w:right w:type="dxa" w:w="100"/>
-            </w:tcMar>
-          </w:tcPr>
-          <w:p>
-            <w:pPr>
-              <w:spacing w:after="40" w:before="0" w:line="264"/>
-            </w:pPr>
-            <w:r>
-              <w:rPr>
-                <w:rFonts w:ascii="Arial" w:cs="Arial" w:eastAsia="Arial" w:hAnsi="Arial"/>
-                <w:sz w:val="19"/>
-                <w:szCs w:val="19"/>
-              </w:rPr>
-              <w:t xml:space="preserve">Telum NNPA speed-up</w:t>
-            </w:r>
-          </w:p>
-        </w:tc>
-        <w:tc>
-          <w:tcPr>
-            <w:tcW w:type="dxa" w:w="3700"/>
-            <w:tcBorders>
-              <w:top w:val="single" w:color="C9D3E0" w:sz="4"/>
-              <w:left w:val="single" w:color="C9D3E0" w:sz="4"/>
-              <w:bottom w:val="single" w:color="C9D3E0" w:sz="4"/>
-              <w:right w:val="single" w:color="C9D3E0" w:sz="4"/>
-            </w:tcBorders>
-            <w:shd w:fill="EEF3FA" w:color="auto" w:val="clear"/>
-            <w:tcMar>
-              <w:top w:type="dxa" w:w="70"/>
-              <w:left w:type="dxa" w:w="100"/>
-              <w:bottom w:type="dxa" w:w="70"/>
-              <w:right w:type="dxa" w:w="100"/>
-            </w:tcMar>
-          </w:tcPr>
-          <w:p>
-            <w:pPr>
-              <w:spacing w:after="40" w:before="0" w:line="264"/>
-            </w:pPr>
-            <w:r>
-              <w:rPr>
-                <w:rFonts w:ascii="Arial" w:cs="Arial" w:eastAsia="Arial" w:hAnsi="Arial"/>
-                <w:sz w:val="19"/>
-                <w:szCs w:val="19"/>
-              </w:rPr>
-              <w:t xml:space="preserve">3.43× at 1M rows (888k vs 259k rows/s), max difference 0.0015</w:t>
-            </w:r>
-          </w:p>
-        </w:tc>
-        <w:tc>
-          <w:tcPr>
-            <w:tcW w:type="dxa" w:w="2600"/>
-            <w:tcBorders>
-              <w:top w:val="single" w:color="C9D3E0" w:sz="4"/>
-              <w:left w:val="single" w:color="C9D3E0" w:sz="4"/>
-              <w:bottom w:val="single" w:color="C9D3E0" w:sz="4"/>
-              <w:right w:val="single" w:color="C9D3E0" w:sz="4"/>
-            </w:tcBorders>
-            <w:shd w:fill="EEF3FA" w:color="auto" w:val="clear"/>
-            <w:tcMar>
-              <w:top w:type="dxa" w:w="70"/>
-              <w:left w:type="dxa" w:w="100"/>
-              <w:bottom w:type="dxa" w:w="70"/>
-              <w:right w:type="dxa" w:w="100"/>
-            </w:tcMar>
-          </w:tcPr>
-          <w:p>
-            <w:pPr>
-              <w:spacing w:after="40" w:before="0" w:line="264"/>
-            </w:pPr>
-            <w:r>
-              <w:rPr>
-                <w:rFonts w:ascii="Arial" w:cs="Arial" w:eastAsia="Arial" w:hAnsi="Arial"/>
-                <w:sz w:val="19"/>
-                <w:szCs w:val="19"/>
-              </w:rPr>
-              <w:t xml:space="preserve">LinuxONE z17 VM</w:t>
-            </w:r>
-          </w:p>
-        </w:tc>
-        <w:tc>
-          <w:tcPr>
-            <w:tcW w:type="dxa" w:w="4098"/>
-            <w:tcBorders>
-              <w:top w:val="single" w:color="C9D3E0" w:sz="4"/>
-              <w:left w:val="single" w:color="C9D3E0" w:sz="4"/>
-              <w:bottom w:val="single" w:color="C9D3E0" w:sz="4"/>
-              <w:right w:val="single" w:color="C9D3E0" w:sz="4"/>
-            </w:tcBorders>
-            <w:shd w:fill="EEF3FA" w:color="auto" w:val="clear"/>
-            <w:tcMar>
-              <w:top w:type="dxa" w:w="70"/>
-              <w:left w:type="dxa" w:w="100"/>
-              <w:bottom w:type="dxa" w:w="70"/>
-              <w:right w:type="dxa" w:w="100"/>
-            </w:tcMar>
-          </w:tcPr>
-          <w:p>
-            <w:pPr>
-              <w:spacing w:after="40" w:before="0" w:line="264"/>
-            </w:pPr>
-            <w:r>
-              <w:rPr>
-                <w:rFonts w:ascii="Arial" w:cs="Arial" w:eastAsia="Arial" w:hAnsi="Arial"/>
-                <w:sz w:val="19"/>
-                <w:szCs w:val="19"/>
-              </w:rPr>
-              <w:t xml:space="preserve">nnpa-bench</w:t>
-            </w:r>
-          </w:p>
-        </w:tc>
-      </w:tr>
-      <w:tr>
-        <w:tc>
-          <w:tcPr>
-            <w:tcW w:type="dxa" w:w="5000"/>
-            <w:tcBorders>
-              <w:top w:val="single" w:color="C9D3E0" w:sz="4"/>
-              <w:left w:val="single" w:color="C9D3E0" w:sz="4"/>
-              <w:bottom w:val="single" w:color="C9D3E0" w:sz="4"/>
-              <w:right w:val="single" w:color="C9D3E0" w:sz="4"/>
-            </w:tcBorders>
-            <w:tcMar>
-              <w:top w:type="dxa" w:w="70"/>
-              <w:left w:type="dxa" w:w="100"/>
-              <w:bottom w:type="dxa" w:w="70"/>
-              <w:right w:type="dxa" w:w="100"/>
-            </w:tcMar>
-          </w:tcPr>
-          <w:p>
-            <w:pPr>
-              <w:spacing w:after="40" w:before="0" w:line="264"/>
-            </w:pPr>
-            <w:r>
-              <w:rPr>
-                <w:rFonts w:ascii="Arial" w:cs="Arial" w:eastAsia="Arial" w:hAnsi="Arial"/>
-                <w:sz w:val="19"/>
-                <w:szCs w:val="19"/>
-              </w:rPr>
-              <w:t xml:space="preserve">Separation is enforced</w:t>
-            </w:r>
-          </w:p>
-        </w:tc>
-        <w:tc>
-          <w:tcPr>
-            <w:tcW w:type="dxa" w:w="3700"/>
-            <w:tcBorders>
-              <w:top w:val="single" w:color="C9D3E0" w:sz="4"/>
-              <w:left w:val="single" w:color="C9D3E0" w:sz="4"/>
-              <w:bottom w:val="single" w:color="C9D3E0" w:sz="4"/>
-              <w:right w:val="single" w:color="C9D3E0" w:sz="4"/>
-            </w:tcBorders>
-            <w:tcMar>
-              <w:top w:type="dxa" w:w="70"/>
-              <w:left w:type="dxa" w:w="100"/>
-              <w:bottom w:type="dxa" w:w="70"/>
-              <w:right w:type="dxa" w:w="100"/>
-            </w:tcMar>
-          </w:tcPr>
-          <w:p>
-            <w:pPr>
-              <w:spacing w:after="40" w:before="0" w:line="264"/>
-            </w:pPr>
-            <w:r>
-              <w:rPr>
-                <w:rFonts w:ascii="Arial" w:cs="Arial" w:eastAsia="Arial" w:hAnsi="Arial"/>
-                <w:sz w:val="19"/>
-                <w:szCs w:val="19"/>
-              </w:rPr>
-              <w:t xml:space="preserve">13 boundary tests; 200+ tests overall</w:t>
-            </w:r>
-          </w:p>
-        </w:tc>
-        <w:tc>
-          <w:tcPr>
-            <w:tcW w:type="dxa" w:w="2600"/>
-            <w:tcBorders>
-              <w:top w:val="single" w:color="C9D3E0" w:sz="4"/>
-              <w:left w:val="single" w:color="C9D3E0" w:sz="4"/>
-              <w:bottom w:val="single" w:color="C9D3E0" w:sz="4"/>
-              <w:right w:val="single" w:color="C9D3E0" w:sz="4"/>
-            </w:tcBorders>
-            <w:tcMar>
-              <w:top w:type="dxa" w:w="70"/>
-              <w:left w:type="dxa" w:w="100"/>
-              <w:bottom w:type="dxa" w:w="70"/>
-              <w:right w:type="dxa" w:w="100"/>
-            </w:tcMar>
-          </w:tcPr>
-          <w:p>
-            <w:pPr>
-              <w:spacing w:after="40" w:before="0" w:line="264"/>
-            </w:pPr>
-            <w:r>
-              <w:rPr>
-                <w:rFonts w:ascii="Arial" w:cs="Arial" w:eastAsia="Arial" w:hAnsi="Arial"/>
-                <w:sz w:val="19"/>
-                <w:szCs w:val="19"/>
-              </w:rPr>
-              <w:t xml:space="preserve">CI / any machine</w:t>
-            </w:r>
-          </w:p>
-        </w:tc>
-        <w:tc>
-          <w:tcPr>
-            <w:tcW w:type="dxa" w:w="4098"/>
-            <w:tcBorders>
-              <w:top w:val="single" w:color="C9D3E0" w:sz="4"/>
-              <w:left w:val="single" w:color="C9D3E0" w:sz="4"/>
-              <w:bottom w:val="single" w:color="C9D3E0" w:sz="4"/>
-              <w:right w:val="single" w:color="C9D3E0" w:sz="4"/>
-            </w:tcBorders>
-            <w:tcMar>
-              <w:top w:type="dxa" w:w="70"/>
-              <w:left w:type="dxa" w:w="100"/>
-              <w:bottom w:type="dxa" w:w="70"/>
-              <w:right w:type="dxa" w:w="100"/>
-            </w:tcMar>
-          </w:tcPr>
-          <w:p>
-            <w:pPr>
-              <w:spacing w:after="40" w:before="0" w:line="264"/>
-            </w:pPr>
-            <w:r>
-              <w:rPr>
-                <w:rFonts w:ascii="Arial" w:cs="Arial" w:eastAsia="Arial" w:hAnsi="Arial"/>
-                <w:sz w:val="19"/>
-                <w:szCs w:val="19"/>
-              </w:rPr>
-              <w:t xml:space="preserve">tests/test_boundaries.py</w:t>
+            <w:tcW w:type="dxa" w:w="4300"/>
+            <w:tcBorders>
+              <w:top w:val="single" w:color="C9D3E0" w:sz="4"/>
+              <w:left w:val="single" w:color="C9D3E0" w:sz="4"/>
+              <w:bottom w:val="single" w:color="C9D3E0" w:sz="4"/>
+              <w:right w:val="single" w:color="C9D3E0" w:sz="4"/>
+            </w:tcBorders>
+            <w:tcMar>
+              <w:top w:type="dxa" w:w="70"/>
+              <w:left w:type="dxa" w:w="100"/>
+              <w:bottom w:type="dxa" w:w="70"/>
+              <w:right w:type="dxa" w:w="100"/>
+            </w:tcMar>
+          </w:tcPr>
+          <w:p>
+            <w:pPr>
+              <w:spacing w:after="40" w:before="0" w:line="264"/>
+            </w:pPr>
+            <w:r>
+              <w:rPr>
+                <w:rFonts w:ascii="Arial" w:cs="Arial" w:eastAsia="Arial" w:hAnsi="Arial"/>
+                <w:sz w:val="19"/>
+                <w:szCs w:val="19"/>
+              </w:rPr>
+              <w:t xml:space="preserve">Execution</w:t>
+            </w:r>
+          </w:p>
+        </w:tc>
+        <w:tc>
+          <w:tcPr>
+            <w:tcW w:type="dxa" w:w="5300"/>
+            <w:tcBorders>
+              <w:top w:val="single" w:color="C9D3E0" w:sz="4"/>
+              <w:left w:val="single" w:color="C9D3E0" w:sz="4"/>
+              <w:bottom w:val="single" w:color="C9D3E0" w:sz="4"/>
+              <w:right w:val="single" w:color="C9D3E0" w:sz="4"/>
+            </w:tcBorders>
+            <w:tcMar>
+              <w:top w:type="dxa" w:w="70"/>
+              <w:left w:type="dxa" w:w="100"/>
+              <w:bottom w:type="dxa" w:w="70"/>
+              <w:right w:type="dxa" w:w="100"/>
+            </w:tcMar>
+          </w:tcPr>
+          <w:p>
+            <w:pPr>
+              <w:spacing w:after="40" w:before="0" w:line="264"/>
+            </w:pPr>
+            <w:r>
+              <w:rPr>
+                <w:rFonts w:ascii="Arial" w:cs="Arial" w:eastAsia="Arial" w:hAnsi="Arial"/>
+                <w:sz w:val="19"/>
+                <w:szCs w:val="19"/>
+              </w:rPr>
+              <w:t xml:space="preserve">All</w:t>
+            </w:r>
+          </w:p>
+        </w:tc>
+        <w:tc>
+          <w:tcPr>
+            <w:tcW w:type="dxa" w:w="5798"/>
+            <w:tcBorders>
+              <w:top w:val="single" w:color="C9D3E0" w:sz="4"/>
+              <w:left w:val="single" w:color="C9D3E0" w:sz="4"/>
+              <w:bottom w:val="single" w:color="C9D3E0" w:sz="4"/>
+              <w:right w:val="single" w:color="C9D3E0" w:sz="4"/>
+            </w:tcBorders>
+            <w:tcMar>
+              <w:top w:type="dxa" w:w="70"/>
+              <w:left w:type="dxa" w:w="100"/>
+              <w:bottom w:type="dxa" w:w="70"/>
+              <w:right w:type="dxa" w:w="100"/>
+            </w:tcMar>
+          </w:tcPr>
+          <w:p>
+            <w:pPr>
+              <w:spacing w:after="40" w:before="0" w:line="264"/>
+            </w:pPr>
+            <w:r>
+              <w:rPr>
+                <w:rFonts w:ascii="Arial" w:cs="Arial" w:eastAsia="Arial" w:hAnsi="Arial"/>
+                <w:sz w:val="19"/>
+                <w:szCs w:val="19"/>
+              </w:rPr>
+              <w:t xml:space="preserve">One continuous story, under 3:00, every number on screen</w:t>
             </w:r>
           </w:p>
         </w:tc>
@@ -5659,7 +5600,1426 @@
           <w:sz w:val="30"/>
           <w:szCs w:val="30"/>
         </w:rPr>
-        <w:t xml:space="preserve">How it works underneath</w:t>
+        <w:t xml:space="preserve">Proof bank (for captions and judges' questions)</w:t>
+      </w:r>
+    </w:p>
+    <w:tbl>
+      <w:tblPr>
+        <w:tblW w:type="dxa" w:w="15398"/>
+        <w:tblBorders>
+          <w:top w:val="single" w:color="auto" w:sz="4"/>
+          <w:left w:val="single" w:color="auto" w:sz="4"/>
+          <w:bottom w:val="single" w:color="auto" w:sz="4"/>
+          <w:right w:val="single" w:color="auto" w:sz="4"/>
+          <w:insideH w:val="single" w:color="auto" w:sz="4"/>
+          <w:insideV w:val="single" w:color="auto" w:sz="4"/>
+        </w:tblBorders>
+        <w:tblLayout w:type="fixed"/>
+      </w:tblPr>
+      <w:tblGrid>
+        <w:gridCol w:w="4600"/>
+        <w:gridCol w:w="4300"/>
+        <w:gridCol w:w="2500"/>
+        <w:gridCol w:w="3998"/>
+      </w:tblGrid>
+      <w:tr>
+        <w:trPr>
+          <w:tblHeader/>
+        </w:trPr>
+        <w:tc>
+          <w:tcPr>
+            <w:tcW w:type="dxa" w:w="4600"/>
+            <w:tcBorders>
+              <w:top w:val="single" w:color="C9D3E0" w:sz="4"/>
+              <w:left w:val="single" w:color="C9D3E0" w:sz="4"/>
+              <w:bottom w:val="single" w:color="C9D3E0" w:sz="4"/>
+              <w:right w:val="single" w:color="C9D3E0" w:sz="4"/>
+            </w:tcBorders>
+            <w:shd w:fill="0F2A4A" w:color="auto" w:val="clear"/>
+            <w:tcMar>
+              <w:top w:type="dxa" w:w="70"/>
+              <w:left w:type="dxa" w:w="100"/>
+              <w:bottom w:type="dxa" w:w="70"/>
+              <w:right w:type="dxa" w:w="100"/>
+            </w:tcMar>
+          </w:tcPr>
+          <w:p>
+            <w:pPr>
+              <w:spacing w:after="0" w:before="0" w:line="264"/>
+            </w:pPr>
+            <w:r>
+              <w:rPr>
+                <w:rFonts w:ascii="Arial" w:cs="Arial" w:eastAsia="Arial" w:hAnsi="Arial"/>
+                <w:b/>
+                <w:bCs/>
+                <w:color w:val="FFFFFF"/>
+                <w:sz w:val="18"/>
+                <w:szCs w:val="18"/>
+              </w:rPr>
+              <w:t xml:space="preserve">Claim</w:t>
+            </w:r>
+          </w:p>
+        </w:tc>
+        <w:tc>
+          <w:tcPr>
+            <w:tcW w:type="dxa" w:w="4300"/>
+            <w:tcBorders>
+              <w:top w:val="single" w:color="C9D3E0" w:sz="4"/>
+              <w:left w:val="single" w:color="C9D3E0" w:sz="4"/>
+              <w:bottom w:val="single" w:color="C9D3E0" w:sz="4"/>
+              <w:right w:val="single" w:color="C9D3E0" w:sz="4"/>
+            </w:tcBorders>
+            <w:shd w:fill="0F2A4A" w:color="auto" w:val="clear"/>
+            <w:tcMar>
+              <w:top w:type="dxa" w:w="70"/>
+              <w:left w:type="dxa" w:w="100"/>
+              <w:bottom w:type="dxa" w:w="70"/>
+              <w:right w:type="dxa" w:w="100"/>
+            </w:tcMar>
+          </w:tcPr>
+          <w:p>
+            <w:pPr>
+              <w:spacing w:after="0" w:before="0" w:line="264"/>
+            </w:pPr>
+            <w:r>
+              <w:rPr>
+                <w:rFonts w:ascii="Arial" w:cs="Arial" w:eastAsia="Arial" w:hAnsi="Arial"/>
+                <w:b/>
+                <w:bCs/>
+                <w:color w:val="FFFFFF"/>
+                <w:sz w:val="18"/>
+                <w:szCs w:val="18"/>
+              </w:rPr>
+              <w:t xml:space="preserve">Number</w:t>
+            </w:r>
+          </w:p>
+        </w:tc>
+        <w:tc>
+          <w:tcPr>
+            <w:tcW w:type="dxa" w:w="2500"/>
+            <w:tcBorders>
+              <w:top w:val="single" w:color="C9D3E0" w:sz="4"/>
+              <w:left w:val="single" w:color="C9D3E0" w:sz="4"/>
+              <w:bottom w:val="single" w:color="C9D3E0" w:sz="4"/>
+              <w:right w:val="single" w:color="C9D3E0" w:sz="4"/>
+            </w:tcBorders>
+            <w:shd w:fill="0F2A4A" w:color="auto" w:val="clear"/>
+            <w:tcMar>
+              <w:top w:type="dxa" w:w="70"/>
+              <w:left w:type="dxa" w:w="100"/>
+              <w:bottom w:type="dxa" w:w="70"/>
+              <w:right w:type="dxa" w:w="100"/>
+            </w:tcMar>
+          </w:tcPr>
+          <w:p>
+            <w:pPr>
+              <w:spacing w:after="0" w:before="0" w:line="264"/>
+            </w:pPr>
+            <w:r>
+              <w:rPr>
+                <w:rFonts w:ascii="Arial" w:cs="Arial" w:eastAsia="Arial" w:hAnsi="Arial"/>
+                <w:b/>
+                <w:bCs/>
+                <w:color w:val="FFFFFF"/>
+                <w:sz w:val="18"/>
+                <w:szCs w:val="18"/>
+              </w:rPr>
+              <w:t xml:space="preserve">Measured on</w:t>
+            </w:r>
+          </w:p>
+        </w:tc>
+        <w:tc>
+          <w:tcPr>
+            <w:tcW w:type="dxa" w:w="3998"/>
+            <w:tcBorders>
+              <w:top w:val="single" w:color="C9D3E0" w:sz="4"/>
+              <w:left w:val="single" w:color="C9D3E0" w:sz="4"/>
+              <w:bottom w:val="single" w:color="C9D3E0" w:sz="4"/>
+              <w:right w:val="single" w:color="C9D3E0" w:sz="4"/>
+            </w:tcBorders>
+            <w:shd w:fill="0F2A4A" w:color="auto" w:val="clear"/>
+            <w:tcMar>
+              <w:top w:type="dxa" w:w="70"/>
+              <w:left w:type="dxa" w:w="100"/>
+              <w:bottom w:type="dxa" w:w="70"/>
+              <w:right w:type="dxa" w:w="100"/>
+            </w:tcMar>
+          </w:tcPr>
+          <w:p>
+            <w:pPr>
+              <w:spacing w:after="0" w:before="0" w:line="264"/>
+            </w:pPr>
+            <w:r>
+              <w:rPr>
+                <w:rFonts w:ascii="Arial" w:cs="Arial" w:eastAsia="Arial" w:hAnsi="Arial"/>
+                <w:b/>
+                <w:bCs/>
+                <w:color w:val="FFFFFF"/>
+                <w:sz w:val="18"/>
+                <w:szCs w:val="18"/>
+              </w:rPr>
+              <w:t xml:space="preserve">Where it comes from</w:t>
+            </w:r>
+          </w:p>
+        </w:tc>
+      </w:tr>
+      <w:tr>
+        <w:tc>
+          <w:tcPr>
+            <w:tcW w:type="dxa" w:w="4600"/>
+            <w:tcBorders>
+              <w:top w:val="single" w:color="C9D3E0" w:sz="4"/>
+              <w:left w:val="single" w:color="C9D3E0" w:sz="4"/>
+              <w:bottom w:val="single" w:color="C9D3E0" w:sz="4"/>
+              <w:right w:val="single" w:color="C9D3E0" w:sz="4"/>
+            </w:tcBorders>
+            <w:tcMar>
+              <w:top w:type="dxa" w:w="70"/>
+              <w:left w:type="dxa" w:w="100"/>
+              <w:bottom w:type="dxa" w:w="70"/>
+              <w:right w:type="dxa" w:w="100"/>
+            </w:tcMar>
+          </w:tcPr>
+          <w:p>
+            <w:pPr>
+              <w:spacing w:after="40" w:before="0" w:line="264"/>
+            </w:pPr>
+            <w:r>
+              <w:rPr>
+                <w:rFonts w:ascii="Arial" w:cs="Arial" w:eastAsia="Arial" w:hAnsi="Arial"/>
+                <w:sz w:val="19"/>
+                <w:szCs w:val="19"/>
+              </w:rPr>
+              <w:t xml:space="preserve">Each alert answered in real time</w:t>
+            </w:r>
+          </w:p>
+        </w:tc>
+        <w:tc>
+          <w:tcPr>
+            <w:tcW w:type="dxa" w:w="4300"/>
+            <w:tcBorders>
+              <w:top w:val="single" w:color="C9D3E0" w:sz="4"/>
+              <w:left w:val="single" w:color="C9D3E0" w:sz="4"/>
+              <w:bottom w:val="single" w:color="C9D3E0" w:sz="4"/>
+              <w:right w:val="single" w:color="C9D3E0" w:sz="4"/>
+            </w:tcBorders>
+            <w:tcMar>
+              <w:top w:type="dxa" w:w="70"/>
+              <w:left w:type="dxa" w:w="100"/>
+              <w:bottom w:type="dxa" w:w="70"/>
+              <w:right w:type="dxa" w:w="100"/>
+            </w:tcMar>
+          </w:tcPr>
+          <w:p>
+            <w:pPr>
+              <w:spacing w:after="40" w:before="0" w:line="264"/>
+            </w:pPr>
+            <w:r>
+              <w:rPr>
+                <w:rFonts w:ascii="Arial" w:cs="Arial" w:eastAsia="Arial" w:hAnsi="Arial"/>
+                <w:sz w:val="19"/>
+                <w:szCs w:val="19"/>
+              </w:rPr>
+              <w:t xml:space="preserve">45 ms median, 49 ms at the 95th percentile</w:t>
+            </w:r>
+          </w:p>
+        </w:tc>
+        <w:tc>
+          <w:tcPr>
+            <w:tcW w:type="dxa" w:w="2500"/>
+            <w:tcBorders>
+              <w:top w:val="single" w:color="C9D3E0" w:sz="4"/>
+              <w:left w:val="single" w:color="C9D3E0" w:sz="4"/>
+              <w:bottom w:val="single" w:color="C9D3E0" w:sz="4"/>
+              <w:right w:val="single" w:color="C9D3E0" w:sz="4"/>
+            </w:tcBorders>
+            <w:tcMar>
+              <w:top w:type="dxa" w:w="70"/>
+              <w:left w:type="dxa" w:w="100"/>
+              <w:bottom w:type="dxa" w:w="70"/>
+              <w:right w:type="dxa" w:w="100"/>
+            </w:tcMar>
+          </w:tcPr>
+          <w:p>
+            <w:pPr>
+              <w:spacing w:after="40" w:before="0" w:line="264"/>
+            </w:pPr>
+            <w:r>
+              <w:rPr>
+                <w:rFonts w:ascii="Arial" w:cs="Arial" w:eastAsia="Arial" w:hAnsi="Arial"/>
+                <w:sz w:val="19"/>
+                <w:szCs w:val="19"/>
+              </w:rPr>
+              <w:t xml:space="preserve">LinuxONE z17</w:t>
+            </w:r>
+          </w:p>
+        </w:tc>
+        <w:tc>
+          <w:tcPr>
+            <w:tcW w:type="dxa" w:w="3998"/>
+            <w:tcBorders>
+              <w:top w:val="single" w:color="C9D3E0" w:sz="4"/>
+              <w:left w:val="single" w:color="C9D3E0" w:sz="4"/>
+              <w:bottom w:val="single" w:color="C9D3E0" w:sz="4"/>
+              <w:right w:val="single" w:color="C9D3E0" w:sz="4"/>
+            </w:tcBorders>
+            <w:tcMar>
+              <w:top w:type="dxa" w:w="70"/>
+              <w:left w:type="dxa" w:w="100"/>
+              <w:bottom w:type="dxa" w:w="70"/>
+              <w:right w:type="dxa" w:w="100"/>
+            </w:tcMar>
+          </w:tcPr>
+          <w:p>
+            <w:pPr>
+              <w:spacing w:after="40" w:before="0" w:line="264"/>
+            </w:pPr>
+            <w:r>
+              <w:rPr>
+                <w:rFonts w:ascii="Arial" w:cs="Arial" w:eastAsia="Arial" w:hAnsi="Arial"/>
+                <w:sz w:val="19"/>
+                <w:szCs w:val="19"/>
+              </w:rPr>
+              <w:t xml:space="preserve">artifacts/runtime/metrics.json</w:t>
+            </w:r>
+          </w:p>
+        </w:tc>
+      </w:tr>
+      <w:tr>
+        <w:tc>
+          <w:tcPr>
+            <w:tcW w:type="dxa" w:w="4600"/>
+            <w:tcBorders>
+              <w:top w:val="single" w:color="C9D3E0" w:sz="4"/>
+              <w:left w:val="single" w:color="C9D3E0" w:sz="4"/>
+              <w:bottom w:val="single" w:color="C9D3E0" w:sz="4"/>
+              <w:right w:val="single" w:color="C9D3E0" w:sz="4"/>
+            </w:tcBorders>
+            <w:shd w:fill="EEF3FA" w:color="auto" w:val="clear"/>
+            <w:tcMar>
+              <w:top w:type="dxa" w:w="70"/>
+              <w:left w:type="dxa" w:w="100"/>
+              <w:bottom w:type="dxa" w:w="70"/>
+              <w:right w:type="dxa" w:w="100"/>
+            </w:tcMar>
+          </w:tcPr>
+          <w:p>
+            <w:pPr>
+              <w:spacing w:after="40" w:before="0" w:line="264"/>
+            </w:pPr>
+            <w:r>
+              <w:rPr>
+                <w:rFonts w:ascii="Arial" w:cs="Arial" w:eastAsia="Arial" w:hAnsi="Arial"/>
+                <w:sz w:val="19"/>
+                <w:szCs w:val="19"/>
+              </w:rPr>
+              <w:t xml:space="preserve">Checking every object prevents new dangers</w:t>
+            </w:r>
+          </w:p>
+        </w:tc>
+        <w:tc>
+          <w:tcPr>
+            <w:tcW w:type="dxa" w:w="4300"/>
+            <w:tcBorders>
+              <w:top w:val="single" w:color="C9D3E0" w:sz="4"/>
+              <w:left w:val="single" w:color="C9D3E0" w:sz="4"/>
+              <w:bottom w:val="single" w:color="C9D3E0" w:sz="4"/>
+              <w:right w:val="single" w:color="C9D3E0" w:sz="4"/>
+            </w:tcBorders>
+            <w:shd w:fill="EEF3FA" w:color="auto" w:val="clear"/>
+            <w:tcMar>
+              <w:top w:type="dxa" w:w="70"/>
+              <w:left w:type="dxa" w:w="100"/>
+              <w:bottom w:type="dxa" w:w="70"/>
+              <w:right w:type="dxa" w:w="100"/>
+            </w:tcMar>
+          </w:tcPr>
+          <w:p>
+            <w:pPr>
+              <w:spacing w:after="40" w:before="0" w:line="264"/>
+            </w:pPr>
+            <w:r>
+              <w:rPr>
+                <w:rFonts w:ascii="Arial" w:cs="Arial" w:eastAsia="Arial" w:hAnsi="Arial"/>
+                <w:sz w:val="19"/>
+                <w:szCs w:val="19"/>
+              </w:rPr>
+              <w:t xml:space="preserve">obvious push 20 new dangers, OrbitGuard 0, same fuel, 10 of 10 impossible cases correctly refused</w:t>
+            </w:r>
+          </w:p>
+        </w:tc>
+        <w:tc>
+          <w:tcPr>
+            <w:tcW w:type="dxa" w:w="2500"/>
+            <w:tcBorders>
+              <w:top w:val="single" w:color="C9D3E0" w:sz="4"/>
+              <w:left w:val="single" w:color="C9D3E0" w:sz="4"/>
+              <w:bottom w:val="single" w:color="C9D3E0" w:sz="4"/>
+              <w:right w:val="single" w:color="C9D3E0" w:sz="4"/>
+            </w:tcBorders>
+            <w:shd w:fill="EEF3FA" w:color="auto" w:val="clear"/>
+            <w:tcMar>
+              <w:top w:type="dxa" w:w="70"/>
+              <w:left w:type="dxa" w:w="100"/>
+              <w:bottom w:type="dxa" w:w="70"/>
+              <w:right w:type="dxa" w:w="100"/>
+            </w:tcMar>
+          </w:tcPr>
+          <w:p>
+            <w:pPr>
+              <w:spacing w:after="40" w:before="0" w:line="264"/>
+            </w:pPr>
+            <w:r>
+              <w:rPr>
+                <w:rFonts w:ascii="Arial" w:cs="Arial" w:eastAsia="Arial" w:hAnsi="Arial"/>
+                <w:sz w:val="19"/>
+                <w:szCs w:val="19"/>
+              </w:rPr>
+              <w:t xml:space="preserve">LinuxONE z17</w:t>
+            </w:r>
+          </w:p>
+        </w:tc>
+        <w:tc>
+          <w:tcPr>
+            <w:tcW w:type="dxa" w:w="3998"/>
+            <w:tcBorders>
+              <w:top w:val="single" w:color="C9D3E0" w:sz="4"/>
+              <w:left w:val="single" w:color="C9D3E0" w:sz="4"/>
+              <w:bottom w:val="single" w:color="C9D3E0" w:sz="4"/>
+              <w:right w:val="single" w:color="C9D3E0" w:sz="4"/>
+            </w:tcBorders>
+            <w:shd w:fill="EEF3FA" w:color="auto" w:val="clear"/>
+            <w:tcMar>
+              <w:top w:type="dxa" w:w="70"/>
+              <w:left w:type="dxa" w:w="100"/>
+              <w:bottom w:type="dxa" w:w="70"/>
+              <w:right w:type="dxa" w:w="100"/>
+            </w:tcMar>
+          </w:tcPr>
+          <w:p>
+            <w:pPr>
+              <w:spacing w:after="40" w:before="0" w:line="264"/>
+            </w:pPr>
+            <w:r>
+              <w:rPr>
+                <w:rFonts w:ascii="Arial" w:cs="Arial" w:eastAsia="Arial" w:hAnsi="Arial"/>
+                <w:sz w:val="19"/>
+                <w:szCs w:val="19"/>
+              </w:rPr>
+              <w:t xml:space="preserve">artifacts/physics/benchmark.json</w:t>
+            </w:r>
+          </w:p>
+        </w:tc>
+      </w:tr>
+      <w:tr>
+        <w:tc>
+          <w:tcPr>
+            <w:tcW w:type="dxa" w:w="4600"/>
+            <w:tcBorders>
+              <w:top w:val="single" w:color="C9D3E0" w:sz="4"/>
+              <w:left w:val="single" w:color="C9D3E0" w:sz="4"/>
+              <w:bottom w:val="single" w:color="C9D3E0" w:sz="4"/>
+              <w:right w:val="single" w:color="C9D3E0" w:sz="4"/>
+            </w:tcBorders>
+            <w:tcMar>
+              <w:top w:type="dxa" w:w="70"/>
+              <w:left w:type="dxa" w:w="100"/>
+              <w:bottom w:type="dxa" w:w="70"/>
+              <w:right w:type="dxa" w:w="100"/>
+            </w:tcMar>
+          </w:tcPr>
+          <w:p>
+            <w:pPr>
+              <w:spacing w:after="40" w:before="0" w:line="264"/>
+            </w:pPr>
+            <w:r>
+              <w:rPr>
+                <w:rFonts w:ascii="Arial" w:cs="Arial" w:eastAsia="Arial" w:hAnsi="Arial"/>
+                <w:sz w:val="19"/>
+                <w:szCs w:val="19"/>
+              </w:rPr>
+              <w:t xml:space="preserve">Live space-station check</w:t>
+            </w:r>
+          </w:p>
+        </w:tc>
+        <w:tc>
+          <w:tcPr>
+            <w:tcW w:type="dxa" w:w="4300"/>
+            <w:tcBorders>
+              <w:top w:val="single" w:color="C9D3E0" w:sz="4"/>
+              <w:left w:val="single" w:color="C9D3E0" w:sz="4"/>
+              <w:bottom w:val="single" w:color="C9D3E0" w:sz="4"/>
+              <w:right w:val="single" w:color="C9D3E0" w:sz="4"/>
+            </w:tcBorders>
+            <w:tcMar>
+              <w:top w:type="dxa" w:w="70"/>
+              <w:left w:type="dxa" w:w="100"/>
+              <w:bottom w:type="dxa" w:w="70"/>
+              <w:right w:type="dxa" w:w="100"/>
+            </w:tcMar>
+          </w:tcPr>
+          <w:p>
+            <w:pPr>
+              <w:spacing w:after="40" w:before="0" w:line="264"/>
+            </w:pPr>
+            <w:r>
+              <w:rPr>
+                <w:rFonts w:ascii="Arial" w:cs="Arial" w:eastAsia="Arial" w:hAnsi="Arial"/>
+                <w:sz w:val="19"/>
+                <w:szCs w:val="19"/>
+              </w:rPr>
+              <w:t xml:space="preserve">144 pushes × 6,753 objects, 77 s</w:t>
+            </w:r>
+          </w:p>
+        </w:tc>
+        <w:tc>
+          <w:tcPr>
+            <w:tcW w:type="dxa" w:w="2500"/>
+            <w:tcBorders>
+              <w:top w:val="single" w:color="C9D3E0" w:sz="4"/>
+              <w:left w:val="single" w:color="C9D3E0" w:sz="4"/>
+              <w:bottom w:val="single" w:color="C9D3E0" w:sz="4"/>
+              <w:right w:val="single" w:color="C9D3E0" w:sz="4"/>
+            </w:tcBorders>
+            <w:tcMar>
+              <w:top w:type="dxa" w:w="70"/>
+              <w:left w:type="dxa" w:w="100"/>
+              <w:bottom w:type="dxa" w:w="70"/>
+              <w:right w:type="dxa" w:w="100"/>
+            </w:tcMar>
+          </w:tcPr>
+          <w:p>
+            <w:pPr>
+              <w:spacing w:after="40" w:before="0" w:line="264"/>
+            </w:pPr>
+            <w:r>
+              <w:rPr>
+                <w:rFonts w:ascii="Arial" w:cs="Arial" w:eastAsia="Arial" w:hAnsi="Arial"/>
+                <w:sz w:val="19"/>
+                <w:szCs w:val="19"/>
+              </w:rPr>
+              <w:t xml:space="preserve">LinuxONE z17</w:t>
+            </w:r>
+          </w:p>
+        </w:tc>
+        <w:tc>
+          <w:tcPr>
+            <w:tcW w:type="dxa" w:w="3998"/>
+            <w:tcBorders>
+              <w:top w:val="single" w:color="C9D3E0" w:sz="4"/>
+              <w:left w:val="single" w:color="C9D3E0" w:sz="4"/>
+              <w:bottom w:val="single" w:color="C9D3E0" w:sz="4"/>
+              <w:right w:val="single" w:color="C9D3E0" w:sz="4"/>
+            </w:tcBorders>
+            <w:tcMar>
+              <w:top w:type="dxa" w:w="70"/>
+              <w:left w:type="dxa" w:w="100"/>
+              <w:bottom w:type="dxa" w:w="70"/>
+              <w:right w:type="dxa" w:w="100"/>
+            </w:tcMar>
+          </w:tcPr>
+          <w:p>
+            <w:pPr>
+              <w:spacing w:after="40" w:before="0" w:line="264"/>
+            </w:pPr>
+            <w:r>
+              <w:rPr>
+                <w:rFonts w:ascii="Arial" w:cs="Arial" w:eastAsia="Arial" w:hAnsi="Arial"/>
+                <w:sz w:val="19"/>
+                <w:szCs w:val="19"/>
+              </w:rPr>
+              <w:t xml:space="preserve">artifacts/live/out/facts_25544.json</w:t>
+            </w:r>
+          </w:p>
+        </w:tc>
+      </w:tr>
+      <w:tr>
+        <w:tc>
+          <w:tcPr>
+            <w:tcW w:type="dxa" w:w="4600"/>
+            <w:tcBorders>
+              <w:top w:val="single" w:color="C9D3E0" w:sz="4"/>
+              <w:left w:val="single" w:color="C9D3E0" w:sz="4"/>
+              <w:bottom w:val="single" w:color="C9D3E0" w:sz="4"/>
+              <w:right w:val="single" w:color="C9D3E0" w:sz="4"/>
+            </w:tcBorders>
+            <w:shd w:fill="EEF3FA" w:color="auto" w:val="clear"/>
+            <w:tcMar>
+              <w:top w:type="dxa" w:w="70"/>
+              <w:left w:type="dxa" w:w="100"/>
+              <w:bottom w:type="dxa" w:w="70"/>
+              <w:right w:type="dxa" w:w="100"/>
+            </w:tcMar>
+          </w:tcPr>
+          <w:p>
+            <w:pPr>
+              <w:spacing w:after="40" w:before="0" w:line="264"/>
+            </w:pPr>
+            <w:r>
+              <w:rPr>
+                <w:rFonts w:ascii="Arial" w:cs="Arial" w:eastAsia="Arial" w:hAnsi="Arial"/>
+                <w:sz w:val="19"/>
+                <w:szCs w:val="19"/>
+              </w:rPr>
+              <w:t xml:space="preserve">Collision maths is correct</w:t>
+            </w:r>
+          </w:p>
+        </w:tc>
+        <w:tc>
+          <w:tcPr>
+            <w:tcW w:type="dxa" w:w="4300"/>
+            <w:tcBorders>
+              <w:top w:val="single" w:color="C9D3E0" w:sz="4"/>
+              <w:left w:val="single" w:color="C9D3E0" w:sz="4"/>
+              <w:bottom w:val="single" w:color="C9D3E0" w:sz="4"/>
+              <w:right w:val="single" w:color="C9D3E0" w:sz="4"/>
+            </w:tcBorders>
+            <w:shd w:fill="EEF3FA" w:color="auto" w:val="clear"/>
+            <w:tcMar>
+              <w:top w:type="dxa" w:w="70"/>
+              <w:left w:type="dxa" w:w="100"/>
+              <w:bottom w:type="dxa" w:w="70"/>
+              <w:right w:type="dxa" w:w="100"/>
+            </w:tcMar>
+          </w:tcPr>
+          <w:p>
+            <w:pPr>
+              <w:spacing w:after="40" w:before="0" w:line="264"/>
+            </w:pPr>
+            <w:r>
+              <w:rPr>
+                <w:rFonts w:ascii="Arial" w:cs="Arial" w:eastAsia="Arial" w:hAnsi="Arial"/>
+                <w:sz w:val="19"/>
+                <w:szCs w:val="19"/>
+              </w:rPr>
+              <w:t xml:space="preserve">3 of 3 NASA reference cases, error below 3 in a million</w:t>
+            </w:r>
+          </w:p>
+        </w:tc>
+        <w:tc>
+          <w:tcPr>
+            <w:tcW w:type="dxa" w:w="2500"/>
+            <w:tcBorders>
+              <w:top w:val="single" w:color="C9D3E0" w:sz="4"/>
+              <w:left w:val="single" w:color="C9D3E0" w:sz="4"/>
+              <w:bottom w:val="single" w:color="C9D3E0" w:sz="4"/>
+              <w:right w:val="single" w:color="C9D3E0" w:sz="4"/>
+            </w:tcBorders>
+            <w:shd w:fill="EEF3FA" w:color="auto" w:val="clear"/>
+            <w:tcMar>
+              <w:top w:type="dxa" w:w="70"/>
+              <w:left w:type="dxa" w:w="100"/>
+              <w:bottom w:type="dxa" w:w="70"/>
+              <w:right w:type="dxa" w:w="100"/>
+            </w:tcMar>
+          </w:tcPr>
+          <w:p>
+            <w:pPr>
+              <w:spacing w:after="40" w:before="0" w:line="264"/>
+            </w:pPr>
+            <w:r>
+              <w:rPr>
+                <w:rFonts w:ascii="Arial" w:cs="Arial" w:eastAsia="Arial" w:hAnsi="Arial"/>
+                <w:sz w:val="19"/>
+                <w:szCs w:val="19"/>
+              </w:rPr>
+              <w:t xml:space="preserve">LinuxONE</w:t>
+            </w:r>
+          </w:p>
+        </w:tc>
+        <w:tc>
+          <w:tcPr>
+            <w:tcW w:type="dxa" w:w="3998"/>
+            <w:tcBorders>
+              <w:top w:val="single" w:color="C9D3E0" w:sz="4"/>
+              <w:left w:val="single" w:color="C9D3E0" w:sz="4"/>
+              <w:bottom w:val="single" w:color="C9D3E0" w:sz="4"/>
+              <w:right w:val="single" w:color="C9D3E0" w:sz="4"/>
+            </w:tcBorders>
+            <w:shd w:fill="EEF3FA" w:color="auto" w:val="clear"/>
+            <w:tcMar>
+              <w:top w:type="dxa" w:w="70"/>
+              <w:left w:type="dxa" w:w="100"/>
+              <w:bottom w:type="dxa" w:w="70"/>
+              <w:right w:type="dxa" w:w="100"/>
+            </w:tcMar>
+          </w:tcPr>
+          <w:p>
+            <w:pPr>
+              <w:spacing w:after="40" w:before="0" w:line="264"/>
+            </w:pPr>
+            <w:r>
+              <w:rPr>
+                <w:rFonts w:ascii="Arial" w:cs="Arial" w:eastAsia="Arial" w:hAnsi="Arial"/>
+                <w:sz w:val="19"/>
+                <w:szCs w:val="19"/>
+              </w:rPr>
+              <w:t xml:space="preserve">orbitguard validate-physics</w:t>
+            </w:r>
+          </w:p>
+        </w:tc>
+      </w:tr>
+      <w:tr>
+        <w:tc>
+          <w:tcPr>
+            <w:tcW w:type="dxa" w:w="4600"/>
+            <w:tcBorders>
+              <w:top w:val="single" w:color="C9D3E0" w:sz="4"/>
+              <w:left w:val="single" w:color="C9D3E0" w:sz="4"/>
+              <w:bottom w:val="single" w:color="C9D3E0" w:sz="4"/>
+              <w:right w:val="single" w:color="C9D3E0" w:sz="4"/>
+            </w:tcBorders>
+            <w:tcMar>
+              <w:top w:type="dxa" w:w="70"/>
+              <w:left w:type="dxa" w:w="100"/>
+              <w:bottom w:type="dxa" w:w="70"/>
+              <w:right w:type="dxa" w:w="100"/>
+            </w:tcMar>
+          </w:tcPr>
+          <w:p>
+            <w:pPr>
+              <w:spacing w:after="40" w:before="0" w:line="264"/>
+            </w:pPr>
+            <w:r>
+              <w:rPr>
+                <w:rFonts w:ascii="Arial" w:cs="Arial" w:eastAsia="Arial" w:hAnsi="Arial"/>
+                <w:sz w:val="19"/>
+                <w:szCs w:val="19"/>
+              </w:rPr>
+              <w:t xml:space="preserve">Learning saves fuel</w:t>
+            </w:r>
+          </w:p>
+        </w:tc>
+        <w:tc>
+          <w:tcPr>
+            <w:tcW w:type="dxa" w:w="4300"/>
+            <w:tcBorders>
+              <w:top w:val="single" w:color="C9D3E0" w:sz="4"/>
+              <w:left w:val="single" w:color="C9D3E0" w:sz="4"/>
+              <w:bottom w:val="single" w:color="C9D3E0" w:sz="4"/>
+              <w:right w:val="single" w:color="C9D3E0" w:sz="4"/>
+            </w:tcBorders>
+            <w:tcMar>
+              <w:top w:type="dxa" w:w="70"/>
+              <w:left w:type="dxa" w:w="100"/>
+              <w:bottom w:type="dxa" w:w="70"/>
+              <w:right w:type="dxa" w:w="100"/>
+            </w:tcMar>
+          </w:tcPr>
+          <w:p>
+            <w:pPr>
+              <w:spacing w:after="40" w:before="0" w:line="264"/>
+            </w:pPr>
+            <w:r>
+              <w:rPr>
+                <w:rFonts w:ascii="Arial" w:cs="Arial" w:eastAsia="Arial" w:hAnsi="Arial"/>
+                <w:sz w:val="19"/>
+                <w:szCs w:val="19"/>
+              </w:rPr>
+              <w:t xml:space="preserve">12.5% less (95% range 11–17%); 30 better / 10 equal / 0 worse in 40 solvable tests; random guessing +72%</w:t>
+            </w:r>
+          </w:p>
+        </w:tc>
+        <w:tc>
+          <w:tcPr>
+            <w:tcW w:type="dxa" w:w="2500"/>
+            <w:tcBorders>
+              <w:top w:val="single" w:color="C9D3E0" w:sz="4"/>
+              <w:left w:val="single" w:color="C9D3E0" w:sz="4"/>
+              <w:bottom w:val="single" w:color="C9D3E0" w:sz="4"/>
+              <w:right w:val="single" w:color="C9D3E0" w:sz="4"/>
+            </w:tcBorders>
+            <w:tcMar>
+              <w:top w:type="dxa" w:w="70"/>
+              <w:left w:type="dxa" w:w="100"/>
+              <w:bottom w:type="dxa" w:w="70"/>
+              <w:right w:type="dxa" w:w="100"/>
+            </w:tcMar>
+          </w:tcPr>
+          <w:p>
+            <w:pPr>
+              <w:spacing w:after="40" w:before="0" w:line="264"/>
+            </w:pPr>
+            <w:r>
+              <w:rPr>
+                <w:rFonts w:ascii="Arial" w:cs="Arial" w:eastAsia="Arial" w:hAnsi="Arial"/>
+                <w:sz w:val="19"/>
+                <w:szCs w:val="19"/>
+              </w:rPr>
+              <w:t xml:space="preserve">LinuxONE z17</w:t>
+            </w:r>
+          </w:p>
+        </w:tc>
+        <w:tc>
+          <w:tcPr>
+            <w:tcW w:type="dxa" w:w="3998"/>
+            <w:tcBorders>
+              <w:top w:val="single" w:color="C9D3E0" w:sz="4"/>
+              <w:left w:val="single" w:color="C9D3E0" w:sz="4"/>
+              <w:bottom w:val="single" w:color="C9D3E0" w:sz="4"/>
+              <w:right w:val="single" w:color="C9D3E0" w:sz="4"/>
+            </w:tcBorders>
+            <w:tcMar>
+              <w:top w:type="dxa" w:w="70"/>
+              <w:left w:type="dxa" w:w="100"/>
+              <w:bottom w:type="dxa" w:w="70"/>
+              <w:right w:type="dxa" w:w="100"/>
+            </w:tcMar>
+          </w:tcPr>
+          <w:p>
+            <w:pPr>
+              <w:spacing w:after="40" w:before="0" w:line="264"/>
+            </w:pPr>
+            <w:r>
+              <w:rPr>
+                <w:rFonts w:ascii="Arial" w:cs="Arial" w:eastAsia="Arial" w:hAnsi="Arial"/>
+                <w:sz w:val="19"/>
+                <w:szCs w:val="19"/>
+              </w:rPr>
+              <w:t xml:space="preserve">artifacts/optimise/evidence.json</w:t>
+            </w:r>
+          </w:p>
+        </w:tc>
+      </w:tr>
+      <w:tr>
+        <w:tc>
+          <w:tcPr>
+            <w:tcW w:type="dxa" w:w="4600"/>
+            <w:tcBorders>
+              <w:top w:val="single" w:color="C9D3E0" w:sz="4"/>
+              <w:left w:val="single" w:color="C9D3E0" w:sz="4"/>
+              <w:bottom w:val="single" w:color="C9D3E0" w:sz="4"/>
+              <w:right w:val="single" w:color="C9D3E0" w:sz="4"/>
+            </w:tcBorders>
+            <w:shd w:fill="EEF3FA" w:color="auto" w:val="clear"/>
+            <w:tcMar>
+              <w:top w:type="dxa" w:w="70"/>
+              <w:left w:type="dxa" w:w="100"/>
+              <w:bottom w:type="dxa" w:w="70"/>
+              <w:right w:type="dxa" w:w="100"/>
+            </w:tcMar>
+          </w:tcPr>
+          <w:p>
+            <w:pPr>
+              <w:spacing w:after="40" w:before="0" w:line="264"/>
+            </w:pPr>
+            <w:r>
+              <w:rPr>
+                <w:rFonts w:ascii="Arial" w:cs="Arial" w:eastAsia="Arial" w:hAnsi="Arial"/>
+                <w:sz w:val="19"/>
+                <w:szCs w:val="19"/>
+              </w:rPr>
+              <w:t xml:space="preserve">We don't oversell forecasting</w:t>
+            </w:r>
+          </w:p>
+        </w:tc>
+        <w:tc>
+          <w:tcPr>
+            <w:tcW w:type="dxa" w:w="4300"/>
+            <w:tcBorders>
+              <w:top w:val="single" w:color="C9D3E0" w:sz="4"/>
+              <w:left w:val="single" w:color="C9D3E0" w:sz="4"/>
+              <w:bottom w:val="single" w:color="C9D3E0" w:sz="4"/>
+              <w:right w:val="single" w:color="C9D3E0" w:sz="4"/>
+            </w:tcBorders>
+            <w:shd w:fill="EEF3FA" w:color="auto" w:val="clear"/>
+            <w:tcMar>
+              <w:top w:type="dxa" w:w="70"/>
+              <w:left w:type="dxa" w:w="100"/>
+              <w:bottom w:type="dxa" w:w="70"/>
+              <w:right w:type="dxa" w:w="100"/>
+            </w:tcMar>
+          </w:tcPr>
+          <w:p>
+            <w:pPr>
+              <w:spacing w:after="40" w:before="0" w:line="264"/>
+            </w:pPr>
+            <w:r>
+              <w:rPr>
+                <w:rFonts w:ascii="Arial" w:cs="Arial" w:eastAsia="Arial" w:hAnsi="Arial"/>
+                <w:sz w:val="19"/>
+                <w:szCs w:val="19"/>
+              </w:rPr>
+              <w:t xml:space="preserve">AI not significantly better than the simple rule, so the rule is kept</w:t>
+            </w:r>
+          </w:p>
+        </w:tc>
+        <w:tc>
+          <w:tcPr>
+            <w:tcW w:type="dxa" w:w="2500"/>
+            <w:tcBorders>
+              <w:top w:val="single" w:color="C9D3E0" w:sz="4"/>
+              <w:left w:val="single" w:color="C9D3E0" w:sz="4"/>
+              <w:bottom w:val="single" w:color="C9D3E0" w:sz="4"/>
+              <w:right w:val="single" w:color="C9D3E0" w:sz="4"/>
+            </w:tcBorders>
+            <w:shd w:fill="EEF3FA" w:color="auto" w:val="clear"/>
+            <w:tcMar>
+              <w:top w:type="dxa" w:w="70"/>
+              <w:left w:type="dxa" w:w="100"/>
+              <w:bottom w:type="dxa" w:w="70"/>
+              <w:right w:type="dxa" w:w="100"/>
+            </w:tcMar>
+          </w:tcPr>
+          <w:p>
+            <w:pPr>
+              <w:spacing w:after="40" w:before="0" w:line="264"/>
+            </w:pPr>
+            <w:r>
+              <w:rPr>
+                <w:rFonts w:ascii="Arial" w:cs="Arial" w:eastAsia="Arial" w:hAnsi="Arial"/>
+                <w:sz w:val="19"/>
+                <w:szCs w:val="19"/>
+              </w:rPr>
+              <w:t xml:space="preserve">LinuxONE z17</w:t>
+            </w:r>
+          </w:p>
+        </w:tc>
+        <w:tc>
+          <w:tcPr>
+            <w:tcW w:type="dxa" w:w="3998"/>
+            <w:tcBorders>
+              <w:top w:val="single" w:color="C9D3E0" w:sz="4"/>
+              <w:left w:val="single" w:color="C9D3E0" w:sz="4"/>
+              <w:bottom w:val="single" w:color="C9D3E0" w:sz="4"/>
+              <w:right w:val="single" w:color="C9D3E0" w:sz="4"/>
+            </w:tcBorders>
+            <w:shd w:fill="EEF3FA" w:color="auto" w:val="clear"/>
+            <w:tcMar>
+              <w:top w:type="dxa" w:w="70"/>
+              <w:left w:type="dxa" w:w="100"/>
+              <w:bottom w:type="dxa" w:w="70"/>
+              <w:right w:type="dxa" w:w="100"/>
+            </w:tcMar>
+          </w:tcPr>
+          <w:p>
+            <w:pPr>
+              <w:spacing w:after="40" w:before="0" w:line="264"/>
+            </w:pPr>
+            <w:r>
+              <w:rPr>
+                <w:rFonts w:ascii="Arial" w:cs="Arial" w:eastAsia="Arial" w:hAnsi="Arial"/>
+                <w:sz w:val="19"/>
+                <w:szCs w:val="19"/>
+              </w:rPr>
+              <w:t xml:space="preserve">orbitguard decision-eval</w:t>
+            </w:r>
+          </w:p>
+        </w:tc>
+      </w:tr>
+      <w:tr>
+        <w:tc>
+          <w:tcPr>
+            <w:tcW w:type="dxa" w:w="4600"/>
+            <w:tcBorders>
+              <w:top w:val="single" w:color="C9D3E0" w:sz="4"/>
+              <w:left w:val="single" w:color="C9D3E0" w:sz="4"/>
+              <w:bottom w:val="single" w:color="C9D3E0" w:sz="4"/>
+              <w:right w:val="single" w:color="C9D3E0" w:sz="4"/>
+            </w:tcBorders>
+            <w:tcMar>
+              <w:top w:type="dxa" w:w="70"/>
+              <w:left w:type="dxa" w:w="100"/>
+              <w:bottom w:type="dxa" w:w="70"/>
+              <w:right w:type="dxa" w:w="100"/>
+            </w:tcMar>
+          </w:tcPr>
+          <w:p>
+            <w:pPr>
+              <w:spacing w:after="40" w:before="0" w:line="264"/>
+            </w:pPr>
+            <w:r>
+              <w:rPr>
+                <w:rFonts w:ascii="Arial" w:cs="Arial" w:eastAsia="Arial" w:hAnsi="Arial"/>
+                <w:sz w:val="19"/>
+                <w:szCs w:val="19"/>
+              </w:rPr>
+              <w:t xml:space="preserve">AI ranks the alert queue a bit better</w:t>
+            </w:r>
+          </w:p>
+        </w:tc>
+        <w:tc>
+          <w:tcPr>
+            <w:tcW w:type="dxa" w:w="4300"/>
+            <w:tcBorders>
+              <w:top w:val="single" w:color="C9D3E0" w:sz="4"/>
+              <w:left w:val="single" w:color="C9D3E0" w:sz="4"/>
+              <w:bottom w:val="single" w:color="C9D3E0" w:sz="4"/>
+              <w:right w:val="single" w:color="C9D3E0" w:sz="4"/>
+            </w:tcBorders>
+            <w:tcMar>
+              <w:top w:type="dxa" w:w="70"/>
+              <w:left w:type="dxa" w:w="100"/>
+              <w:bottom w:type="dxa" w:w="70"/>
+              <w:right w:type="dxa" w:w="100"/>
+            </w:tcMar>
+          </w:tcPr>
+          <w:p>
+            <w:pPr>
+              <w:spacing w:after="40" w:before="0" w:line="264"/>
+            </w:pPr>
+            <w:r>
+              <w:rPr>
+                <w:rFonts w:ascii="Arial" w:cs="Arial" w:eastAsia="Arial" w:hAnsi="Arial"/>
+                <w:sz w:val="19"/>
+                <w:szCs w:val="19"/>
+              </w:rPr>
+              <w:t xml:space="preserve">average precision 0.70 vs 0.67, statistically significant</w:t>
+            </w:r>
+          </w:p>
+        </w:tc>
+        <w:tc>
+          <w:tcPr>
+            <w:tcW w:type="dxa" w:w="2500"/>
+            <w:tcBorders>
+              <w:top w:val="single" w:color="C9D3E0" w:sz="4"/>
+              <w:left w:val="single" w:color="C9D3E0" w:sz="4"/>
+              <w:bottom w:val="single" w:color="C9D3E0" w:sz="4"/>
+              <w:right w:val="single" w:color="C9D3E0" w:sz="4"/>
+            </w:tcBorders>
+            <w:tcMar>
+              <w:top w:type="dxa" w:w="70"/>
+              <w:left w:type="dxa" w:w="100"/>
+              <w:bottom w:type="dxa" w:w="70"/>
+              <w:right w:type="dxa" w:w="100"/>
+            </w:tcMar>
+          </w:tcPr>
+          <w:p>
+            <w:pPr>
+              <w:spacing w:after="40" w:before="0" w:line="264"/>
+            </w:pPr>
+            <w:r>
+              <w:rPr>
+                <w:rFonts w:ascii="Arial" w:cs="Arial" w:eastAsia="Arial" w:hAnsi="Arial"/>
+                <w:sz w:val="19"/>
+                <w:szCs w:val="19"/>
+              </w:rPr>
+              <w:t xml:space="preserve">LinuxONE</w:t>
+            </w:r>
+          </w:p>
+        </w:tc>
+        <w:tc>
+          <w:tcPr>
+            <w:tcW w:type="dxa" w:w="3998"/>
+            <w:tcBorders>
+              <w:top w:val="single" w:color="C9D3E0" w:sz="4"/>
+              <w:left w:val="single" w:color="C9D3E0" w:sz="4"/>
+              <w:bottom w:val="single" w:color="C9D3E0" w:sz="4"/>
+              <w:right w:val="single" w:color="C9D3E0" w:sz="4"/>
+            </w:tcBorders>
+            <w:tcMar>
+              <w:top w:type="dxa" w:w="70"/>
+              <w:left w:type="dxa" w:w="100"/>
+              <w:bottom w:type="dxa" w:w="70"/>
+              <w:right w:type="dxa" w:w="100"/>
+            </w:tcMar>
+          </w:tcPr>
+          <w:p>
+            <w:pPr>
+              <w:spacing w:after="40" w:before="0" w:line="264"/>
+            </w:pPr>
+            <w:r>
+              <w:rPr>
+                <w:rFonts w:ascii="Arial" w:cs="Arial" w:eastAsia="Arial" w:hAnsi="Arial"/>
+                <w:sz w:val="19"/>
+                <w:szCs w:val="19"/>
+              </w:rPr>
+              <w:t xml:space="preserve">orbitguard evaluate-triage</w:t>
+            </w:r>
+          </w:p>
+        </w:tc>
+      </w:tr>
+      <w:tr>
+        <w:tc>
+          <w:tcPr>
+            <w:tcW w:type="dxa" w:w="4600"/>
+            <w:tcBorders>
+              <w:top w:val="single" w:color="C9D3E0" w:sz="4"/>
+              <w:left w:val="single" w:color="C9D3E0" w:sz="4"/>
+              <w:bottom w:val="single" w:color="C9D3E0" w:sz="4"/>
+              <w:right w:val="single" w:color="C9D3E0" w:sz="4"/>
+            </w:tcBorders>
+            <w:shd w:fill="EEF3FA" w:color="auto" w:val="clear"/>
+            <w:tcMar>
+              <w:top w:type="dxa" w:w="70"/>
+              <w:left w:type="dxa" w:w="100"/>
+              <w:bottom w:type="dxa" w:w="70"/>
+              <w:right w:type="dxa" w:w="100"/>
+            </w:tcMar>
+          </w:tcPr>
+          <w:p>
+            <w:pPr>
+              <w:spacing w:after="40" w:before="0" w:line="264"/>
+            </w:pPr>
+            <w:r>
+              <w:rPr>
+                <w:rFonts w:ascii="Arial" w:cs="Arial" w:eastAsia="Arial" w:hAnsi="Arial"/>
+                <w:sz w:val="19"/>
+                <w:szCs w:val="19"/>
+              </w:rPr>
+              <w:t xml:space="preserve">Chance isn't harm</w:t>
+            </w:r>
+          </w:p>
+        </w:tc>
+        <w:tc>
+          <w:tcPr>
+            <w:tcW w:type="dxa" w:w="4300"/>
+            <w:tcBorders>
+              <w:top w:val="single" w:color="C9D3E0" w:sz="4"/>
+              <w:left w:val="single" w:color="C9D3E0" w:sz="4"/>
+              <w:bottom w:val="single" w:color="C9D3E0" w:sz="4"/>
+              <w:right w:val="single" w:color="C9D3E0" w:sz="4"/>
+            </w:tcBorders>
+            <w:shd w:fill="EEF3FA" w:color="auto" w:val="clear"/>
+            <w:tcMar>
+              <w:top w:type="dxa" w:w="70"/>
+              <w:left w:type="dxa" w:w="100"/>
+              <w:bottom w:type="dxa" w:w="70"/>
+              <w:right w:type="dxa" w:w="100"/>
+            </w:tcMar>
+          </w:tcPr>
+          <w:p>
+            <w:pPr>
+              <w:spacing w:after="40" w:before="0" w:line="264"/>
+            </w:pPr>
+            <w:r>
+              <w:rPr>
+                <w:rFonts w:ascii="Arial" w:cs="Arial" w:eastAsia="Arial" w:hAnsi="Arial"/>
+                <w:sz w:val="19"/>
+                <w:szCs w:val="19"/>
+              </w:rPr>
+              <w:t xml:space="preserve">9th by chance of collision → 1st by harm, in a survey of 20 real events</w:t>
+            </w:r>
+          </w:p>
+        </w:tc>
+        <w:tc>
+          <w:tcPr>
+            <w:tcW w:type="dxa" w:w="2500"/>
+            <w:tcBorders>
+              <w:top w:val="single" w:color="C9D3E0" w:sz="4"/>
+              <w:left w:val="single" w:color="C9D3E0" w:sz="4"/>
+              <w:bottom w:val="single" w:color="C9D3E0" w:sz="4"/>
+              <w:right w:val="single" w:color="C9D3E0" w:sz="4"/>
+            </w:tcBorders>
+            <w:shd w:fill="EEF3FA" w:color="auto" w:val="clear"/>
+            <w:tcMar>
+              <w:top w:type="dxa" w:w="70"/>
+              <w:left w:type="dxa" w:w="100"/>
+              <w:bottom w:type="dxa" w:w="70"/>
+              <w:right w:type="dxa" w:w="100"/>
+            </w:tcMar>
+          </w:tcPr>
+          <w:p>
+            <w:pPr>
+              <w:spacing w:after="40" w:before="0" w:line="264"/>
+            </w:pPr>
+            <w:r>
+              <w:rPr>
+                <w:rFonts w:ascii="Arial" w:cs="Arial" w:eastAsia="Arial" w:hAnsi="Arial"/>
+                <w:sz w:val="19"/>
+                <w:szCs w:val="19"/>
+              </w:rPr>
+              <w:t xml:space="preserve">LinuxONE z17</w:t>
+            </w:r>
+          </w:p>
+        </w:tc>
+        <w:tc>
+          <w:tcPr>
+            <w:tcW w:type="dxa" w:w="3998"/>
+            <w:tcBorders>
+              <w:top w:val="single" w:color="C9D3E0" w:sz="4"/>
+              <w:left w:val="single" w:color="C9D3E0" w:sz="4"/>
+              <w:bottom w:val="single" w:color="C9D3E0" w:sz="4"/>
+              <w:right w:val="single" w:color="C9D3E0" w:sz="4"/>
+            </w:tcBorders>
+            <w:shd w:fill="EEF3FA" w:color="auto" w:val="clear"/>
+            <w:tcMar>
+              <w:top w:type="dxa" w:w="70"/>
+              <w:left w:type="dxa" w:w="100"/>
+              <w:bottom w:type="dxa" w:w="70"/>
+              <w:right w:type="dxa" w:w="100"/>
+            </w:tcMar>
+          </w:tcPr>
+          <w:p>
+            <w:pPr>
+              <w:spacing w:after="40" w:before="0" w:line="264"/>
+            </w:pPr>
+            <w:r>
+              <w:rPr>
+                <w:rFonts w:ascii="Arial" w:cs="Arial" w:eastAsia="Arial" w:hAnsi="Arial"/>
+                <w:sz w:val="19"/>
+                <w:szCs w:val="19"/>
+              </w:rPr>
+              <w:t xml:space="preserve">orbitguard consequence --survey 20</w:t>
+            </w:r>
+          </w:p>
+        </w:tc>
+      </w:tr>
+      <w:tr>
+        <w:tc>
+          <w:tcPr>
+            <w:tcW w:type="dxa" w:w="4600"/>
+            <w:tcBorders>
+              <w:top w:val="single" w:color="C9D3E0" w:sz="4"/>
+              <w:left w:val="single" w:color="C9D3E0" w:sz="4"/>
+              <w:bottom w:val="single" w:color="C9D3E0" w:sz="4"/>
+              <w:right w:val="single" w:color="C9D3E0" w:sz="4"/>
+            </w:tcBorders>
+            <w:tcMar>
+              <w:top w:type="dxa" w:w="70"/>
+              <w:left w:type="dxa" w:w="100"/>
+              <w:bottom w:type="dxa" w:w="70"/>
+              <w:right w:type="dxa" w:w="100"/>
+            </w:tcMar>
+          </w:tcPr>
+          <w:p>
+            <w:pPr>
+              <w:spacing w:after="40" w:before="0" w:line="264"/>
+            </w:pPr>
+            <w:r>
+              <w:rPr>
+                <w:rFonts w:ascii="Arial" w:cs="Arial" w:eastAsia="Arial" w:hAnsi="Arial"/>
+                <w:sz w:val="19"/>
+                <w:szCs w:val="19"/>
+              </w:rPr>
+              <w:t xml:space="preserve">AI chip speed-up</w:t>
+            </w:r>
+          </w:p>
+        </w:tc>
+        <w:tc>
+          <w:tcPr>
+            <w:tcW w:type="dxa" w:w="4300"/>
+            <w:tcBorders>
+              <w:top w:val="single" w:color="C9D3E0" w:sz="4"/>
+              <w:left w:val="single" w:color="C9D3E0" w:sz="4"/>
+              <w:bottom w:val="single" w:color="C9D3E0" w:sz="4"/>
+              <w:right w:val="single" w:color="C9D3E0" w:sz="4"/>
+            </w:tcBorders>
+            <w:tcMar>
+              <w:top w:type="dxa" w:w="70"/>
+              <w:left w:type="dxa" w:w="100"/>
+              <w:bottom w:type="dxa" w:w="70"/>
+              <w:right w:type="dxa" w:w="100"/>
+            </w:tcMar>
+          </w:tcPr>
+          <w:p>
+            <w:pPr>
+              <w:spacing w:after="40" w:before="0" w:line="264"/>
+            </w:pPr>
+            <w:r>
+              <w:rPr>
+                <w:rFonts w:ascii="Arial" w:cs="Arial" w:eastAsia="Arial" w:hAnsi="Arial"/>
+                <w:sz w:val="19"/>
+                <w:szCs w:val="19"/>
+              </w:rPr>
+              <w:t xml:space="preserve">3.4× at 1 million rows, same answers to within 0.0015</w:t>
+            </w:r>
+          </w:p>
+        </w:tc>
+        <w:tc>
+          <w:tcPr>
+            <w:tcW w:type="dxa" w:w="2500"/>
+            <w:tcBorders>
+              <w:top w:val="single" w:color="C9D3E0" w:sz="4"/>
+              <w:left w:val="single" w:color="C9D3E0" w:sz="4"/>
+              <w:bottom w:val="single" w:color="C9D3E0" w:sz="4"/>
+              <w:right w:val="single" w:color="C9D3E0" w:sz="4"/>
+            </w:tcBorders>
+            <w:tcMar>
+              <w:top w:type="dxa" w:w="70"/>
+              <w:left w:type="dxa" w:w="100"/>
+              <w:bottom w:type="dxa" w:w="70"/>
+              <w:right w:type="dxa" w:w="100"/>
+            </w:tcMar>
+          </w:tcPr>
+          <w:p>
+            <w:pPr>
+              <w:spacing w:after="40" w:before="0" w:line="264"/>
+            </w:pPr>
+            <w:r>
+              <w:rPr>
+                <w:rFonts w:ascii="Arial" w:cs="Arial" w:eastAsia="Arial" w:hAnsi="Arial"/>
+                <w:sz w:val="19"/>
+                <w:szCs w:val="19"/>
+              </w:rPr>
+              <w:t xml:space="preserve">LinuxONE z17</w:t>
+            </w:r>
+          </w:p>
+        </w:tc>
+        <w:tc>
+          <w:tcPr>
+            <w:tcW w:type="dxa" w:w="3998"/>
+            <w:tcBorders>
+              <w:top w:val="single" w:color="C9D3E0" w:sz="4"/>
+              <w:left w:val="single" w:color="C9D3E0" w:sz="4"/>
+              <w:bottom w:val="single" w:color="C9D3E0" w:sz="4"/>
+              <w:right w:val="single" w:color="C9D3E0" w:sz="4"/>
+            </w:tcBorders>
+            <w:tcMar>
+              <w:top w:type="dxa" w:w="70"/>
+              <w:left w:type="dxa" w:w="100"/>
+              <w:bottom w:type="dxa" w:w="70"/>
+              <w:right w:type="dxa" w:w="100"/>
+            </w:tcMar>
+          </w:tcPr>
+          <w:p>
+            <w:pPr>
+              <w:spacing w:after="40" w:before="0" w:line="264"/>
+            </w:pPr>
+            <w:r>
+              <w:rPr>
+                <w:rFonts w:ascii="Arial" w:cs="Arial" w:eastAsia="Arial" w:hAnsi="Arial"/>
+                <w:sz w:val="19"/>
+                <w:szCs w:val="19"/>
+              </w:rPr>
+              <w:t xml:space="preserve">orbitguard nnpa-bench</w:t>
+            </w:r>
+          </w:p>
+        </w:tc>
+      </w:tr>
+      <w:tr>
+        <w:tc>
+          <w:tcPr>
+            <w:tcW w:type="dxa" w:w="4600"/>
+            <w:tcBorders>
+              <w:top w:val="single" w:color="C9D3E0" w:sz="4"/>
+              <w:left w:val="single" w:color="C9D3E0" w:sz="4"/>
+              <w:bottom w:val="single" w:color="C9D3E0" w:sz="4"/>
+              <w:right w:val="single" w:color="C9D3E0" w:sz="4"/>
+            </w:tcBorders>
+            <w:shd w:fill="EEF3FA" w:color="auto" w:val="clear"/>
+            <w:tcMar>
+              <w:top w:type="dxa" w:w="70"/>
+              <w:left w:type="dxa" w:w="100"/>
+              <w:bottom w:type="dxa" w:w="70"/>
+              <w:right w:type="dxa" w:w="100"/>
+            </w:tcMar>
+          </w:tcPr>
+          <w:p>
+            <w:pPr>
+              <w:spacing w:after="40" w:before="0" w:line="264"/>
+            </w:pPr>
+            <w:r>
+              <w:rPr>
+                <w:rFonts w:ascii="Arial" w:cs="Arial" w:eastAsia="Arial" w:hAnsi="Arial"/>
+                <w:sz w:val="19"/>
+                <w:szCs w:val="19"/>
+              </w:rPr>
+              <w:t xml:space="preserve">Granite on the machine</w:t>
+            </w:r>
+          </w:p>
+        </w:tc>
+        <w:tc>
+          <w:tcPr>
+            <w:tcW w:type="dxa" w:w="4300"/>
+            <w:tcBorders>
+              <w:top w:val="single" w:color="C9D3E0" w:sz="4"/>
+              <w:left w:val="single" w:color="C9D3E0" w:sz="4"/>
+              <w:bottom w:val="single" w:color="C9D3E0" w:sz="4"/>
+              <w:right w:val="single" w:color="C9D3E0" w:sz="4"/>
+            </w:tcBorders>
+            <w:shd w:fill="EEF3FA" w:color="auto" w:val="clear"/>
+            <w:tcMar>
+              <w:top w:type="dxa" w:w="70"/>
+              <w:left w:type="dxa" w:w="100"/>
+              <w:bottom w:type="dxa" w:w="70"/>
+              <w:right w:type="dxa" w:w="100"/>
+            </w:tcMar>
+          </w:tcPr>
+          <w:p>
+            <w:pPr>
+              <w:spacing w:after="40" w:before="0" w:line="264"/>
+            </w:pPr>
+            <w:r>
+              <w:rPr>
+                <w:rFonts w:ascii="Arial" w:cs="Arial" w:eastAsia="Arial" w:hAnsi="Arial"/>
+                <w:sz w:val="19"/>
+                <w:szCs w:val="19"/>
+              </w:rPr>
+              <w:t xml:space="preserve">brief written by Granite 3.3 2B on s390x, all numbers checked</w:t>
+            </w:r>
+          </w:p>
+        </w:tc>
+        <w:tc>
+          <w:tcPr>
+            <w:tcW w:type="dxa" w:w="2500"/>
+            <w:tcBorders>
+              <w:top w:val="single" w:color="C9D3E0" w:sz="4"/>
+              <w:left w:val="single" w:color="C9D3E0" w:sz="4"/>
+              <w:bottom w:val="single" w:color="C9D3E0" w:sz="4"/>
+              <w:right w:val="single" w:color="C9D3E0" w:sz="4"/>
+            </w:tcBorders>
+            <w:shd w:fill="EEF3FA" w:color="auto" w:val="clear"/>
+            <w:tcMar>
+              <w:top w:type="dxa" w:w="70"/>
+              <w:left w:type="dxa" w:w="100"/>
+              <w:bottom w:type="dxa" w:w="70"/>
+              <w:right w:type="dxa" w:w="100"/>
+            </w:tcMar>
+          </w:tcPr>
+          <w:p>
+            <w:pPr>
+              <w:spacing w:after="40" w:before="0" w:line="264"/>
+            </w:pPr>
+            <w:r>
+              <w:rPr>
+                <w:rFonts w:ascii="Arial" w:cs="Arial" w:eastAsia="Arial" w:hAnsi="Arial"/>
+                <w:sz w:val="19"/>
+                <w:szCs w:val="19"/>
+              </w:rPr>
+              <w:t xml:space="preserve">LinuxONE z17</w:t>
+            </w:r>
+          </w:p>
+        </w:tc>
+        <w:tc>
+          <w:tcPr>
+            <w:tcW w:type="dxa" w:w="3998"/>
+            <w:tcBorders>
+              <w:top w:val="single" w:color="C9D3E0" w:sz="4"/>
+              <w:left w:val="single" w:color="C9D3E0" w:sz="4"/>
+              <w:bottom w:val="single" w:color="C9D3E0" w:sz="4"/>
+              <w:right w:val="single" w:color="C9D3E0" w:sz="4"/>
+            </w:tcBorders>
+            <w:shd w:fill="EEF3FA" w:color="auto" w:val="clear"/>
+            <w:tcMar>
+              <w:top w:type="dxa" w:w="70"/>
+              <w:left w:type="dxa" w:w="100"/>
+              <w:bottom w:type="dxa" w:w="70"/>
+              <w:right w:type="dxa" w:w="100"/>
+            </w:tcMar>
+          </w:tcPr>
+          <w:p>
+            <w:pPr>
+              <w:spacing w:after="40" w:before="0" w:line="264"/>
+            </w:pPr>
+            <w:r>
+              <w:rPr>
+                <w:rFonts w:ascii="Arial" w:cs="Arial" w:eastAsia="Arial" w:hAnsi="Arial"/>
+                <w:sz w:val="19"/>
+                <w:szCs w:val="19"/>
+              </w:rPr>
+              <w:t xml:space="preserve">Live catalogue · Operator brief</w:t>
+            </w:r>
+          </w:p>
+        </w:tc>
+      </w:tr>
+    </w:tbl>
+    <w:p>
+      <w:pPr>
+        <w:pStyle w:val="Heading1"/>
+        <w:keepNext/>
+        <w:spacing w:after="120" w:before="280"/>
+      </w:pPr>
+      <w:r>
+        <w:rPr>
+          <w:rFonts w:ascii="Arial" w:cs="Arial" w:eastAsia="Arial" w:hAnsi="Arial"/>
+          <w:b/>
+          <w:bCs/>
+          <w:color w:val="0F2A4A"/>
+          <w:sz w:val="30"/>
+          <w:szCs w:val="30"/>
+        </w:rPr>
+        <w:t xml:space="preserve">How it works, in plain words</w:t>
       </w:r>
     </w:p>
     <w:p>
@@ -5672,7 +7032,7 @@
           <w:sz w:val="19"/>
           <w:szCs w:val="19"/>
         </w:rPr>
-        <w:t xml:space="preserve">For the narrator, and for the Q&amp;A after the video. One line per stage, in the order data flows.</w:t>
+        <w:t xml:space="preserve">For the narrator and for questions after the video. The technical name is in brackets for anyone who asks.</w:t>
       </w:r>
     </w:p>
     <w:p>
@@ -5692,7 +7052,7 @@
           <w:sz w:val="19"/>
           <w:szCs w:val="19"/>
         </w:rPr>
-        <w:t xml:space="preserve">Alerts in.</w:t>
+        <w:t xml:space="preserve">Alerts in. </w:t>
       </w:r>
       <w:r>
         <w:rPr>
@@ -5700,7 +7060,7 @@
           <w:sz w:val="19"/>
           <w:szCs w:val="19"/>
         </w:rPr>
-        <w:t xml:space="preserve"> ESA conjunction data messages (CDMs). Only messages at least 48 hours before closest approach are used; later ones and anything label-like are rejected at the API.</w:t>
+        <w:t xml:space="preserve">Warning messages about close passes, from the European Space Agency's public data set. We only use messages that arrive at least two days before the pass, as an operator would. (ESA conjunction data messages, CDMs.)</w:t>
       </w:r>
     </w:p>
     <w:p>
@@ -5720,7 +7080,7 @@
           <w:sz w:val="19"/>
           <w:szCs w:val="19"/>
         </w:rPr>
-        <w:t xml:space="preserve">Detect.</w:t>
+        <w:t xml:space="preserve">Is it real? </w:t>
       </w:r>
       <w:r>
         <w:rPr>
@@ -5728,7 +7088,7 @@
           <w:sz w:val="19"/>
           <w:szCs w:val="19"/>
         </w:rPr>
-        <w:t xml:space="preserve"> A cross-validated rule layer, a calibrated logistic classifier for P(final risk ≥ 10⁻⁶) and quantile gradient boosting for an 80% interval give act / wait / monitor with reasons. A gradient-boosted triage model ranks the queue; IBM Snap ML gives an independent second opinion and flags disagreement.</w:t>
+        <w:t xml:space="preserve">Three small AI models read the history of messages and give: act, wait or keep watching; how likely the event is to turn serious; and a range of how serious. (Cross-validated rules, a calibrated logistic classifier, quantile gradient boosting.)</w:t>
       </w:r>
     </w:p>
     <w:p>
@@ -5748,7 +7108,7 @@
           <w:sz w:val="19"/>
           <w:szCs w:val="19"/>
         </w:rPr>
-        <w:t xml:space="preserve">Orbits.</w:t>
+        <w:t xml:space="preserve">Where is everything? </w:t>
       </w:r>
       <w:r>
         <w:rPr>
@@ -5756,7 +7116,7 @@
           <w:sz w:val="19"/>
           <w:szCs w:val="19"/>
         </w:rPr>
-        <w:t xml:space="preserve"> The real CelesTrak catalogue (~18,600 objects) is propagated with SGP4 (C extension built for s390x). Burns are applied with a J2 perturbation model, and docked vehicles are filtered by comparing orbits at a common epoch.</w:t>
+        <w:t xml:space="preserve">We take the public list of ~18,600 tracked objects and work out where each will be over the next three days. (CelesTrak catalogue, SGP4 orbit propagation.)</w:t>
       </w:r>
     </w:p>
     <w:p>
@@ -5776,7 +7136,7 @@
           <w:sz w:val="19"/>
           <w:szCs w:val="19"/>
         </w:rPr>
-        <w:t xml:space="preserve">Screen.</w:t>
+        <w:t xml:space="preserve">Where to? </w:t>
       </w:r>
       <w:r>
         <w:rPr>
@@ -5784,7 +7144,7 @@
           <w:sz w:val="19"/>
           <w:szCs w:val="19"/>
         </w:rPr>
-        <w:t xml:space="preserve"> 145 candidate burns (6 directions × 6 sizes × 4 lead times) are screened in a process pool against every object in the altitude band. Each close approach is refined to its true time of closest approach.</w:t>
+        <w:t xml:space="preserve">We try 144 different pushes: six directions, six sizes, four timings. For each, we find every close pass it creates with any object and work out the chance of collision, three times over with different amounts of position error. A push is accepted only if every chance stays below 1 in 10,000; if none pass, OrbitGuard says so instead of guessing. (Encounter-plane collision probability at 0.5×, 1× and 2× the assumed covariance.)</w:t>
       </w:r>
     </w:p>
     <w:p>
@@ -5804,7 +7164,7 @@
           <w:sz w:val="19"/>
           <w:szCs w:val="19"/>
         </w:rPr>
-        <w:t xml:space="preserve">Gate.</w:t>
+        <w:t xml:space="preserve">Saving fuel. </w:t>
       </w:r>
       <w:r>
         <w:rPr>
@@ -5812,7 +7172,7 @@
           <w:sz w:val="19"/>
           <w:szCs w:val="19"/>
         </w:rPr>
-        <w:t xml:space="preserve"> Collision probability is the Gaussian integral over the hard-body disk in the encounter plane, at 0.5×, 1× and 2× the assumed position error. A burn is accepted only if it meets the miss target and every encounter's worst case stays ≤ 10⁻⁴; otherwise the tool abstains.</w:t>
+        <w:t xml:space="preserve">A learning model looks at the pushes tried so far, predicts where the safe ones are, and proposes the next try where it expects the biggest fuel saving. The physics check above has the final word on every proposal. (Constrained Bayesian optimisation with a Gaussian process.)</w:t>
       </w:r>
     </w:p>
     <w:p>
@@ -5832,7 +7192,7 @@
           <w:sz w:val="19"/>
           <w:szCs w:val="19"/>
         </w:rPr>
-        <w:t xml:space="preserve">Learn.</w:t>
+        <w:t xml:space="preserve">What would a crash cost? </w:t>
       </w:r>
       <w:r>
         <w:rPr>
@@ -5840,7 +7200,7 @@
           <w:sz w:val="19"/>
           <w:szCs w:val="19"/>
         </w:rPr>
-        <w:t xml:space="preserve"> Constrained Bayesian optimisation: a Gaussian process (Matérn kernel) models the safety margin over burn size and time; the next burn tried maximises expected Δv saving × probability of being safe. Every proposal goes through the same physics gate.</w:t>
+        <w:t xml:space="preserve">A standard NASA model predicts the cloud of fragments; we count how many working satellites would pass through it over 30 days. (NASA standard break-up model, kinetic-gas exposure.)</w:t>
       </w:r>
     </w:p>
     <w:p>
@@ -5860,7 +7220,7 @@
           <w:sz w:val="19"/>
           <w:szCs w:val="19"/>
         </w:rPr>
-        <w:t xml:space="preserve">Weigh.</w:t>
+        <w:t xml:space="preserve">Explaining it. </w:t>
       </w:r>
       <w:r>
         <w:rPr>
@@ -5868,7 +7228,7 @@
           <w:sz w:val="19"/>
           <w:szCs w:val="19"/>
         </w:rPr>
-        <w:t xml:space="preserve"> NASA standard break-up model for the fragment cloud, 30-day exposure of every active satellite, expected harm = probability × consequence; a catalogue-wide close-approach network finds super-spreaders.</w:t>
+        <w:t xml:space="preserve">IBM's Granite language model runs on our LinuxONE server and writes the operator brief from the calculated facts. Two checks compare every number and every claim against those facts; if anything disagrees, a safe template is shown instead. (Granite 3.3 2B, big-endian build in llama.cpp; numeric guard and claim checker.)</w:t>
       </w:r>
     </w:p>
     <w:p>
@@ -5888,7 +7248,7 @@
           <w:sz w:val="19"/>
           <w:szCs w:val="19"/>
         </w:rPr>
-        <w:t xml:space="preserve">Explain.</w:t>
+        <w:t xml:space="preserve">Keeping records. </w:t>
       </w:r>
       <w:r>
         <w:rPr>
@@ -5896,35 +7256,7 @@
           <w:sz w:val="19"/>
           <w:szCs w:val="19"/>
         </w:rPr>
-        <w:t xml:space="preserve"> IBM Granite 3.3 2B (big-endian GGUF in llama.cpp, on the VM) writes the brief and answers Ask questions through read-only JSON tool calls. A numeric guard and a claim checker reject anything that disagrees with the computed facts.</w:t>
-      </w:r>
-    </w:p>
-    <w:p>
-      <w:pPr>
-        <w:pStyle w:val="ListParagraph"/>
-        <w:numPr>
-          <w:ilvl w:val="0"/>
-          <w:numId w:val="2"/>
-        </w:numPr>
-        <w:spacing w:after="50" w:line="260"/>
-      </w:pPr>
-      <w:r>
-        <w:rPr>
-          <w:rFonts w:ascii="Arial" w:cs="Arial" w:eastAsia="Arial" w:hAnsi="Arial"/>
-          <w:b/>
-          <w:bCs/>
-          <w:sz w:val="19"/>
-          <w:szCs w:val="19"/>
-        </w:rPr>
-        <w:t xml:space="preserve">Account.</w:t>
-      </w:r>
-      <w:r>
-        <w:rPr>
-          <w:rFonts w:ascii="Arial" w:cs="Arial" w:eastAsia="Arial" w:hAnsi="Arial"/>
-          <w:sz w:val="19"/>
-          <w:szCs w:val="19"/>
-        </w:rPr>
-        <w:t xml:space="preserve"> Every forecast, screen, brief, question and operator choice is appended to a SHA-256 hash chain; models and evidence are fingerprinted.</w:t>
+        <w:t xml:space="preserve">Every recommendation and every operator choice is written to a log where each entry is locked to the one before, so any later edit is detectable. (SHA-256 hash chain.)</w:t>
       </w:r>
     </w:p>
     <w:p>
@@ -6031,7 +7363,7 @@
                 <w:sz w:val="18"/>
                 <w:szCs w:val="18"/>
               </w:rPr>
-              <w:t xml:space="preserve">Live capture (console via SSH tunnel)</w:t>
+              <w:t xml:space="preserve">Recorded live from our LinuxONE server</w:t>
             </w:r>
           </w:p>
         </w:tc>
@@ -6065,7 +7397,7 @@
                 <w:sz w:val="18"/>
                 <w:szCs w:val="18"/>
               </w:rPr>
-              <w:t xml:space="preserve">Motion graphics (built in code)</w:t>
+              <w:t xml:space="preserve">Built as animation</w:t>
             </w:r>
           </w:p>
         </w:tc>
@@ -6097,7 +7429,7 @@
                 <w:sz w:val="19"/>
                 <w:szCs w:val="19"/>
               </w:rPr>
-              <w:t xml:space="preserve">1, 2, 11</w:t>
+              <w:t xml:space="preserve">1, 12</w:t>
             </w:r>
           </w:p>
         </w:tc>
@@ -6157,7 +7489,7 @@
                 <w:sz w:val="19"/>
                 <w:szCs w:val="19"/>
               </w:rPr>
-              <w:t xml:space="preserve">Particle globe, thruster flashes, 2009 break-up cloud, A-B-C ribbon trap, title</w:t>
+              <w:t xml:space="preserve">Night desk, alert card, countdown</w:t>
             </w:r>
           </w:p>
         </w:tc>
@@ -6190,7 +7522,7 @@
                 <w:sz w:val="19"/>
                 <w:szCs w:val="19"/>
               </w:rPr>
-              <w:t xml:space="preserve">3</w:t>
+              <w:t xml:space="preserve">2, 3</w:t>
             </w:r>
           </w:p>
         </w:tc>
@@ -6221,7 +7553,7 @@
                 <w:sz w:val="19"/>
                 <w:szCs w:val="19"/>
               </w:rPr>
-              <w:t xml:space="preserve">Encounters population chart (end frame)</w:t>
+              <w:t xml:space="preserve">—</w:t>
             </w:r>
           </w:p>
         </w:tc>
@@ -6252,7 +7584,7 @@
                 <w:sz w:val="19"/>
                 <w:szCs w:val="19"/>
               </w:rPr>
-              <w:t xml:space="preserve">Dot rain, team tiles</w:t>
+              <w:t xml:space="preserve">Globe of real tracked objects, dodge flashes, 2009 crash, 66-of-8,293 dot rain, A-B-C sketch</w:t>
             </w:r>
           </w:p>
         </w:tc>
@@ -6314,7 +7646,7 @@
                 <w:sz w:val="19"/>
                 <w:szCs w:val="19"/>
               </w:rPr>
-              <w:t xml:space="preserve">Terminal on the VM (real)</w:t>
+              <w:t xml:space="preserve">Terminal: uname -m, lscpu, nnpa flag, docker ps</w:t>
             </w:r>
           </w:p>
         </w:tc>
@@ -6344,7 +7676,7 @@
                 <w:sz w:val="19"/>
                 <w:szCs w:val="19"/>
               </w:rPr>
-              <w:t xml:space="preserve">Word-to-badge morph</w:t>
+              <w:t xml:space="preserve">Words flying into the corner badge</w:t>
             </w:r>
           </w:p>
         </w:tc>
@@ -6408,7 +7740,7 @@
                 <w:sz w:val="19"/>
                 <w:szCs w:val="19"/>
               </w:rPr>
-              <w:t xml:space="preserve">Encounters → Play stream, header latency strip</w:t>
+              <w:t xml:space="preserve">Encounters → Play stream</w:t>
             </w:r>
           </w:p>
         </w:tc>
@@ -6439,7 +7771,7 @@
                 <w:sz w:val="19"/>
                 <w:szCs w:val="19"/>
               </w:rPr>
-              <w:t xml:space="preserve">CDM cards into the chip, split-flap counter, feature x-ray</w:t>
+              <w:t xml:space="preserve">Decision tags, flip counter, fast-forward clock</w:t>
             </w:r>
           </w:p>
         </w:tc>
@@ -6501,7 +7833,7 @@
                 <w:sz w:val="19"/>
                 <w:szCs w:val="19"/>
               </w:rPr>
-              <w:t xml:space="preserve">Manoeuvre planning: Compare policies, orbital view</w:t>
+              <w:t xml:space="preserve">Manoeuvre planning → Avoid B only / OrbitGuard</w:t>
             </w:r>
           </w:p>
         </w:tc>
@@ -6531,7 +7863,7 @@
                 <w:sz w:val="19"/>
                 <w:szCs w:val="19"/>
               </w:rPr>
-              <w:t xml:space="preserve">Burn fan, encounter-plane ellipse, hazard bars</w:t>
+              <w:t xml:space="preserve">Fan of paths, breathing uncertainty bubbles, 20 vs 0 bars</w:t>
             </w:r>
           </w:p>
         </w:tc>
@@ -6595,7 +7927,7 @@
                 <w:sz w:val="19"/>
                 <w:szCs w:val="19"/>
               </w:rPr>
-              <w:t xml:space="preserve">Validation: NASA reference table</w:t>
+              <w:t xml:space="preserve">Live catalogue → 25544 → Find and screen</w:t>
             </w:r>
           </w:p>
         </w:tc>
@@ -6626,7 +7958,7 @@
                 <w:sz w:val="19"/>
                 <w:szCs w:val="19"/>
               </w:rPr>
-              <w:t xml:space="preserve">Vault + hash, boundary walls</w:t>
+              <w:t xml:space="preserve">Zoom from planner into the real globe</w:t>
             </w:r>
           </w:p>
         </w:tc>
@@ -6688,7 +8020,7 @@
                 <w:sz w:val="19"/>
                 <w:szCs w:val="19"/>
               </w:rPr>
-              <w:t xml:space="preserve">Live catalogue: Find and screen, stage bar, burn table</w:t>
+              <w:t xml:space="preserve">Validation → Learned burn search card</w:t>
             </w:r>
           </w:p>
         </w:tc>
@@ -6718,7 +8050,7 @@
                 <w:sz w:val="19"/>
                 <w:szCs w:val="19"/>
               </w:rPr>
-              <w:t xml:space="preserve">GP safe-region map, Δv bar</w:t>
+              <w:t xml:space="preserve">Safe-zone map with fog lifting, fuel gauge</w:t>
             </w:r>
           </w:p>
         </w:tc>
@@ -6782,7 +8114,7 @@
                 <w:sz w:val="19"/>
                 <w:szCs w:val="19"/>
               </w:rPr>
-              <w:t xml:space="preserve">Operator brief, Ask panel</w:t>
+              <w:t xml:space="preserve">Live catalogue → If they collide, Operator brief</w:t>
             </w:r>
           </w:p>
         </w:tc>
@@ -6813,7 +8145,7 @@
                 <w:sz w:val="19"/>
                 <w:szCs w:val="19"/>
               </w:rPr>
-              <w:t xml:space="preserve">Bump chart, grounding threads</w:t>
+              <w:t xml:space="preserve">Wreckage ring, ranking flip, threads from numbers to facts</w:t>
             </w:r>
           </w:p>
         </w:tc>
@@ -6845,7 +8177,7 @@
                 <w:sz w:val="19"/>
                 <w:szCs w:val="19"/>
               </w:rPr>
-              <w:t xml:space="preserve">10</w:t>
+              <w:t xml:space="preserve">10, 11</w:t>
             </w:r>
           </w:p>
         </w:tc>
@@ -6875,7 +8207,7 @@
                 <w:sz w:val="19"/>
                 <w:szCs w:val="19"/>
               </w:rPr>
-              <w:t xml:space="preserve">nnpa-bench output (terminal)</w:t>
+              <w:t xml:space="preserve">Validation → NASA table; terminal nnpa-bench</w:t>
             </w:r>
           </w:p>
         </w:tc>
@@ -6905,7 +8237,7 @@
                 <w:sz w:val="19"/>
                 <w:szCs w:val="19"/>
               </w:rPr>
-              <w:t xml:space="preserve">Chip macro, hash chain, architecture build</w:t>
+              <w:t xml:space="preserve">Ticks flowing into the checks panel, CPU vs AI-chip race, lock</w:t>
             </w:r>
           </w:p>
         </w:tc>
@@ -6944,7 +8276,7 @@
           <w:sz w:val="19"/>
           <w:szCs w:val="19"/>
         </w:rPr>
-        <w:t xml:space="preserve">Check the service on the VM: docker ps --filter name=orbitguard and curl localhost:8080/api/platform. The watchdog in tmux restarts it if health checks fail.</w:t>
+        <w:t xml:space="preserve">Check the service on the server (the watchdog restarts it if it stops answering) and open the tunnel to http://localhost:8080.</w:t>
       </w:r>
     </w:p>
     <w:p>
@@ -6962,7 +8294,7 @@
           <w:sz w:val="19"/>
           <w:szCs w:val="19"/>
         </w:rPr>
-        <w:t xml:space="preserve">Open the SSH tunnel and the console at http://localhost:8080. Hard-refresh. Browser 1440×900, 100% zoom, notifications off.</w:t>
+        <w:t xml:space="preserve">Warm up: play one alert stream, run the A-B-C plan once, run Find and screen for 25544, and confirm the Granite brief is cached (it takes about 10 minutes to write on 3 cores).</w:t>
       </w:r>
     </w:p>
     <w:p>
@@ -6980,7 +8312,7 @@
           <w:sz w:val="19"/>
           <w:szCs w:val="19"/>
         </w:rPr>
-        <w:t xml:space="preserve">Warm up: play one encounter stream (fills the latency strip), screen the B/C scenario once, run Find and screen for 25544, let the Granite brief finish (about 10 minutes on 3 vCPUs, cached afterwards), and pre-ask the three suggested questions so they return instantly, labelled cached.</w:t>
+        <w:t xml:space="preserve">If the space-station event has passed, run Find and screen again and change 'less than four kilometres' and 'twenty centimetres' to the new on-screen values.</w:t>
       </w:r>
     </w:p>
     <w:p>
@@ -6998,450 +8330,9 @@
           <w:sz w:val="19"/>
           <w:szCs w:val="19"/>
         </w:rPr>
-        <w:t xml:space="preserve">If the ISS event has passed or the closest object changed, re-run Find and screen and read the new values off the screen. Update 'under four kilometres' to match.</w:t>
+        <w:t xml:space="preserve">Record each scene as its own clip and join them on the transitions described above. Check the length is under 3:00.</w:t>
       </w:r>
     </w:p>
-    <w:p>
-      <w:pPr>
-        <w:pStyle w:val="ListParagraph"/>
-        <w:numPr>
-          <w:ilvl w:val="0"/>
-          <w:numId w:val="2"/>
-        </w:numPr>
-        <w:spacing w:after="50" w:line="260"/>
-      </w:pPr>
-      <w:r>
-        <w:rPr>
-          <w:rFonts w:ascii="Arial" w:cs="Arial" w:eastAsia="Arial" w:hAnsi="Arial"/>
-          <w:sz w:val="19"/>
-          <w:szCs w:val="19"/>
-        </w:rPr>
-        <w:t xml:space="preserve">Record each scene as its own clip; assemble; check the final length is under 3:00 before uploading.</w:t>
-      </w:r>
-    </w:p>
-    <w:p>
-      <w:pPr>
-        <w:pStyle w:val="Heading2"/>
-        <w:keepNext/>
-        <w:spacing w:after="80" w:before="200"/>
-      </w:pPr>
-      <w:r>
-        <w:rPr>
-          <w:rFonts w:ascii="Arial" w:cs="Arial" w:eastAsia="Arial" w:hAnsi="Arial"/>
-          <w:b/>
-          <w:bCs/>
-          <w:color w:val="1F6FEB"/>
-          <w:sz w:val="23"/>
-          <w:szCs w:val="23"/>
-        </w:rPr>
-        <w:t xml:space="preserve">Numbers to re-read on the day</w:t>
-      </w:r>
-    </w:p>
-    <w:tbl>
-      <w:tblPr>
-        <w:tblW w:type="dxa" w:w="15398"/>
-        <w:tblBorders>
-          <w:top w:val="single" w:color="auto" w:sz="4"/>
-          <w:left w:val="single" w:color="auto" w:sz="4"/>
-          <w:bottom w:val="single" w:color="auto" w:sz="4"/>
-          <w:right w:val="single" w:color="auto" w:sz="4"/>
-          <w:insideH w:val="single" w:color="auto" w:sz="4"/>
-          <w:insideV w:val="single" w:color="auto" w:sz="4"/>
-        </w:tblBorders>
-        <w:tblLayout w:type="fixed"/>
-      </w:tblPr>
-      <w:tblGrid>
-        <w:gridCol w:w="3600"/>
-        <w:gridCol w:w="4600"/>
-        <w:gridCol w:w="7198"/>
-      </w:tblGrid>
-      <w:tr>
-        <w:trPr>
-          <w:tblHeader/>
-        </w:trPr>
-        <w:tc>
-          <w:tcPr>
-            <w:tcW w:type="dxa" w:w="3600"/>
-            <w:tcBorders>
-              <w:top w:val="single" w:color="C9D3E0" w:sz="4"/>
-              <w:left w:val="single" w:color="C9D3E0" w:sz="4"/>
-              <w:bottom w:val="single" w:color="C9D3E0" w:sz="4"/>
-              <w:right w:val="single" w:color="C9D3E0" w:sz="4"/>
-            </w:tcBorders>
-            <w:shd w:fill="0F2A4A" w:color="auto" w:val="clear"/>
-            <w:tcMar>
-              <w:top w:type="dxa" w:w="70"/>
-              <w:left w:type="dxa" w:w="100"/>
-              <w:bottom w:type="dxa" w:w="70"/>
-              <w:right w:type="dxa" w:w="100"/>
-            </w:tcMar>
-          </w:tcPr>
-          <w:p>
-            <w:pPr>
-              <w:spacing w:after="0" w:before="0" w:line="264"/>
-            </w:pPr>
-            <w:r>
-              <w:rPr>
-                <w:rFonts w:ascii="Arial" w:cs="Arial" w:eastAsia="Arial" w:hAnsi="Arial"/>
-                <w:b/>
-                <w:bCs/>
-                <w:color w:val="FFFFFF"/>
-                <w:sz w:val="18"/>
-                <w:szCs w:val="18"/>
-              </w:rPr>
-              <w:t xml:space="preserve">Placeholder</w:t>
-            </w:r>
-          </w:p>
-        </w:tc>
-        <w:tc>
-          <w:tcPr>
-            <w:tcW w:type="dxa" w:w="4600"/>
-            <w:tcBorders>
-              <w:top w:val="single" w:color="C9D3E0" w:sz="4"/>
-              <w:left w:val="single" w:color="C9D3E0" w:sz="4"/>
-              <w:bottom w:val="single" w:color="C9D3E0" w:sz="4"/>
-              <w:right w:val="single" w:color="C9D3E0" w:sz="4"/>
-            </w:tcBorders>
-            <w:shd w:fill="0F2A4A" w:color="auto" w:val="clear"/>
-            <w:tcMar>
-              <w:top w:type="dxa" w:w="70"/>
-              <w:left w:type="dxa" w:w="100"/>
-              <w:bottom w:type="dxa" w:w="70"/>
-              <w:right w:type="dxa" w:w="100"/>
-            </w:tcMar>
-          </w:tcPr>
-          <w:p>
-            <w:pPr>
-              <w:spacing w:after="0" w:before="0" w:line="264"/>
-            </w:pPr>
-            <w:r>
-              <w:rPr>
-                <w:rFonts w:ascii="Arial" w:cs="Arial" w:eastAsia="Arial" w:hAnsi="Arial"/>
-                <w:b/>
-                <w:bCs/>
-                <w:color w:val="FFFFFF"/>
-                <w:sz w:val="18"/>
-                <w:szCs w:val="18"/>
-              </w:rPr>
-              <w:t xml:space="preserve">Value now (VM, 17 Oct 2026)</w:t>
-            </w:r>
-          </w:p>
-        </w:tc>
-        <w:tc>
-          <w:tcPr>
-            <w:tcW w:type="dxa" w:w="7198"/>
-            <w:tcBorders>
-              <w:top w:val="single" w:color="C9D3E0" w:sz="4"/>
-              <w:left w:val="single" w:color="C9D3E0" w:sz="4"/>
-              <w:bottom w:val="single" w:color="C9D3E0" w:sz="4"/>
-              <w:right w:val="single" w:color="C9D3E0" w:sz="4"/>
-            </w:tcBorders>
-            <w:shd w:fill="0F2A4A" w:color="auto" w:val="clear"/>
-            <w:tcMar>
-              <w:top w:type="dxa" w:w="70"/>
-              <w:left w:type="dxa" w:w="100"/>
-              <w:bottom w:type="dxa" w:w="70"/>
-              <w:right w:type="dxa" w:w="100"/>
-            </w:tcMar>
-          </w:tcPr>
-          <w:p>
-            <w:pPr>
-              <w:spacing w:after="0" w:before="0" w:line="264"/>
-            </w:pPr>
-            <w:r>
-              <w:rPr>
-                <w:rFonts w:ascii="Arial" w:cs="Arial" w:eastAsia="Arial" w:hAnsi="Arial"/>
-                <w:b/>
-                <w:bCs/>
-                <w:color w:val="FFFFFF"/>
-                <w:sz w:val="18"/>
-                <w:szCs w:val="18"/>
-              </w:rPr>
-              <w:t xml:space="preserve">Where to read it</w:t>
-            </w:r>
-          </w:p>
-        </w:tc>
-      </w:tr>
-      <w:tr>
-        <w:tc>
-          <w:tcPr>
-            <w:tcW w:type="dxa" w:w="3600"/>
-            <w:tcBorders>
-              <w:top w:val="single" w:color="C9D3E0" w:sz="4"/>
-              <w:left w:val="single" w:color="C9D3E0" w:sz="4"/>
-              <w:bottom w:val="single" w:color="C9D3E0" w:sz="4"/>
-              <w:right w:val="single" w:color="C9D3E0" w:sz="4"/>
-            </w:tcBorders>
-            <w:tcMar>
-              <w:top w:type="dxa" w:w="70"/>
-              <w:left w:type="dxa" w:w="100"/>
-              <w:bottom w:type="dxa" w:w="70"/>
-              <w:right w:type="dxa" w:w="100"/>
-            </w:tcMar>
-          </w:tcPr>
-          <w:p>
-            <w:pPr>
-              <w:spacing w:after="40" w:before="0" w:line="264"/>
-            </w:pPr>
-            <w:r>
-              <w:rPr>
-                <w:rFonts w:ascii="Arial" w:cs="Arial" w:eastAsia="Arial" w:hAnsi="Arial"/>
-                <w:sz w:val="19"/>
-                <w:szCs w:val="19"/>
-              </w:rPr>
-              <w:t xml:space="preserve">{forecast_p50_ms}</w:t>
-            </w:r>
-          </w:p>
-        </w:tc>
-        <w:tc>
-          <w:tcPr>
-            <w:tcW w:type="dxa" w:w="4600"/>
-            <w:tcBorders>
-              <w:top w:val="single" w:color="C9D3E0" w:sz="4"/>
-              <w:left w:val="single" w:color="C9D3E0" w:sz="4"/>
-              <w:bottom w:val="single" w:color="C9D3E0" w:sz="4"/>
-              <w:right w:val="single" w:color="C9D3E0" w:sz="4"/>
-            </w:tcBorders>
-            <w:tcMar>
-              <w:top w:type="dxa" w:w="70"/>
-              <w:left w:type="dxa" w:w="100"/>
-              <w:bottom w:type="dxa" w:w="70"/>
-              <w:right w:type="dxa" w:w="100"/>
-            </w:tcMar>
-          </w:tcPr>
-          <w:p>
-            <w:pPr>
-              <w:spacing w:after="40" w:before="0" w:line="264"/>
-            </w:pPr>
-            <w:r>
-              <w:rPr>
-                <w:rFonts w:ascii="Arial" w:cs="Arial" w:eastAsia="Arial" w:hAnsi="Arial"/>
-                <w:sz w:val="19"/>
-                <w:szCs w:val="19"/>
-              </w:rPr>
-              <w:t xml:space="preserve">45</w:t>
-            </w:r>
-          </w:p>
-        </w:tc>
-        <w:tc>
-          <w:tcPr>
-            <w:tcW w:type="dxa" w:w="7198"/>
-            <w:tcBorders>
-              <w:top w:val="single" w:color="C9D3E0" w:sz="4"/>
-              <w:left w:val="single" w:color="C9D3E0" w:sz="4"/>
-              <w:bottom w:val="single" w:color="C9D3E0" w:sz="4"/>
-              <w:right w:val="single" w:color="C9D3E0" w:sz="4"/>
-            </w:tcBorders>
-            <w:tcMar>
-              <w:top w:type="dxa" w:w="70"/>
-              <w:left w:type="dxa" w:w="100"/>
-              <w:bottom w:type="dxa" w:w="70"/>
-              <w:right w:type="dxa" w:w="100"/>
-            </w:tcMar>
-          </w:tcPr>
-          <w:p>
-            <w:pPr>
-              <w:spacing w:after="40" w:before="0" w:line="264"/>
-            </w:pPr>
-            <w:r>
-              <w:rPr>
-                <w:rFonts w:ascii="Arial" w:cs="Arial" w:eastAsia="Arial" w:hAnsi="Arial"/>
-                <w:sz w:val="19"/>
-                <w:szCs w:val="19"/>
-              </w:rPr>
-              <w:t xml:space="preserve">Header real-time strip, or artifacts/runtime/metrics.json</w:t>
-            </w:r>
-          </w:p>
-        </w:tc>
-      </w:tr>
-      <w:tr>
-        <w:tc>
-          <w:tcPr>
-            <w:tcW w:type="dxa" w:w="3600"/>
-            <w:tcBorders>
-              <w:top w:val="single" w:color="C9D3E0" w:sz="4"/>
-              <w:left w:val="single" w:color="C9D3E0" w:sz="4"/>
-              <w:bottom w:val="single" w:color="C9D3E0" w:sz="4"/>
-              <w:right w:val="single" w:color="C9D3E0" w:sz="4"/>
-            </w:tcBorders>
-            <w:shd w:fill="EEF3FA" w:color="auto" w:val="clear"/>
-            <w:tcMar>
-              <w:top w:type="dxa" w:w="70"/>
-              <w:left w:type="dxa" w:w="100"/>
-              <w:bottom w:type="dxa" w:w="70"/>
-              <w:right w:type="dxa" w:w="100"/>
-            </w:tcMar>
-          </w:tcPr>
-          <w:p>
-            <w:pPr>
-              <w:spacing w:after="40" w:before="0" w:line="264"/>
-            </w:pPr>
-            <w:r>
-              <w:rPr>
-                <w:rFonts w:ascii="Arial" w:cs="Arial" w:eastAsia="Arial" w:hAnsi="Arial"/>
-                <w:sz w:val="19"/>
-                <w:szCs w:val="19"/>
-              </w:rPr>
-              <w:t xml:space="preserve">{n_burns}, {n_objects}, {screen_total_s}</w:t>
-            </w:r>
-          </w:p>
-        </w:tc>
-        <w:tc>
-          <w:tcPr>
-            <w:tcW w:type="dxa" w:w="4600"/>
-            <w:tcBorders>
-              <w:top w:val="single" w:color="C9D3E0" w:sz="4"/>
-              <w:left w:val="single" w:color="C9D3E0" w:sz="4"/>
-              <w:bottom w:val="single" w:color="C9D3E0" w:sz="4"/>
-              <w:right w:val="single" w:color="C9D3E0" w:sz="4"/>
-            </w:tcBorders>
-            <w:shd w:fill="EEF3FA" w:color="auto" w:val="clear"/>
-            <w:tcMar>
-              <w:top w:type="dxa" w:w="70"/>
-              <w:left w:type="dxa" w:w="100"/>
-              <w:bottom w:type="dxa" w:w="70"/>
-              <w:right w:type="dxa" w:w="100"/>
-            </w:tcMar>
-          </w:tcPr>
-          <w:p>
-            <w:pPr>
-              <w:spacing w:after="40" w:before="0" w:line="264"/>
-            </w:pPr>
-            <w:r>
-              <w:rPr>
-                <w:rFonts w:ascii="Arial" w:cs="Arial" w:eastAsia="Arial" w:hAnsi="Arial"/>
-                <w:sz w:val="19"/>
-                <w:szCs w:val="19"/>
-              </w:rPr>
-              <w:t xml:space="preserve">144, 6,753, 77</w:t>
-            </w:r>
-          </w:p>
-        </w:tc>
-        <w:tc>
-          <w:tcPr>
-            <w:tcW w:type="dxa" w:w="7198"/>
-            <w:tcBorders>
-              <w:top w:val="single" w:color="C9D3E0" w:sz="4"/>
-              <w:left w:val="single" w:color="C9D3E0" w:sz="4"/>
-              <w:bottom w:val="single" w:color="C9D3E0" w:sz="4"/>
-              <w:right w:val="single" w:color="C9D3E0" w:sz="4"/>
-            </w:tcBorders>
-            <w:shd w:fill="EEF3FA" w:color="auto" w:val="clear"/>
-            <w:tcMar>
-              <w:top w:type="dxa" w:w="70"/>
-              <w:left w:type="dxa" w:w="100"/>
-              <w:bottom w:type="dxa" w:w="70"/>
-              <w:right w:type="dxa" w:w="100"/>
-            </w:tcMar>
-          </w:tcPr>
-          <w:p>
-            <w:pPr>
-              <w:spacing w:after="40" w:before="0" w:line="264"/>
-            </w:pPr>
-            <w:r>
-              <w:rPr>
-                <w:rFonts w:ascii="Arial" w:cs="Arial" w:eastAsia="Arial" w:hAnsi="Arial"/>
-                <w:sz w:val="19"/>
-                <w:szCs w:val="19"/>
-              </w:rPr>
-              <w:t xml:space="preserve">Live catalogue stage bar for NORAD 25544</w:t>
-            </w:r>
-          </w:p>
-        </w:tc>
-      </w:tr>
-      <w:tr>
-        <w:tc>
-          <w:tcPr>
-            <w:tcW w:type="dxa" w:w="3600"/>
-            <w:tcBorders>
-              <w:top w:val="single" w:color="C9D3E0" w:sz="4"/>
-              <w:left w:val="single" w:color="C9D3E0" w:sz="4"/>
-              <w:bottom w:val="single" w:color="C9D3E0" w:sz="4"/>
-              <w:right w:val="single" w:color="C9D3E0" w:sz="4"/>
-            </w:tcBorders>
-            <w:tcMar>
-              <w:top w:type="dxa" w:w="70"/>
-              <w:left w:type="dxa" w:w="100"/>
-              <w:bottom w:type="dxa" w:w="70"/>
-              <w:right w:type="dxa" w:w="100"/>
-            </w:tcMar>
-          </w:tcPr>
-          <w:p>
-            <w:pPr>
-              <w:spacing w:after="40" w:before="0" w:line="264"/>
-            </w:pPr>
-            <w:r>
-              <w:rPr>
-                <w:rFonts w:ascii="Arial" w:cs="Arial" w:eastAsia="Arial" w:hAnsi="Arial"/>
-                <w:sz w:val="19"/>
-                <w:szCs w:val="19"/>
-              </w:rPr>
-              <w:t xml:space="preserve">NNPA speed-up</w:t>
-            </w:r>
-          </w:p>
-        </w:tc>
-        <w:tc>
-          <w:tcPr>
-            <w:tcW w:type="dxa" w:w="4600"/>
-            <w:tcBorders>
-              <w:top w:val="single" w:color="C9D3E0" w:sz="4"/>
-              <w:left w:val="single" w:color="C9D3E0" w:sz="4"/>
-              <w:bottom w:val="single" w:color="C9D3E0" w:sz="4"/>
-              <w:right w:val="single" w:color="C9D3E0" w:sz="4"/>
-            </w:tcBorders>
-            <w:tcMar>
-              <w:top w:type="dxa" w:w="70"/>
-              <w:left w:type="dxa" w:w="100"/>
-              <w:bottom w:type="dxa" w:w="70"/>
-              <w:right w:type="dxa" w:w="100"/>
-            </w:tcMar>
-          </w:tcPr>
-          <w:p>
-            <w:pPr>
-              <w:spacing w:after="40" w:before="0" w:line="264"/>
-            </w:pPr>
-            <w:r>
-              <w:rPr>
-                <w:rFonts w:ascii="Arial" w:cs="Arial" w:eastAsia="Arial" w:hAnsi="Arial"/>
-                <w:sz w:val="19"/>
-                <w:szCs w:val="19"/>
-              </w:rPr>
-              <w:t xml:space="preserve">3.4× at 1M rows</w:t>
-            </w:r>
-          </w:p>
-        </w:tc>
-        <w:tc>
-          <w:tcPr>
-            <w:tcW w:type="dxa" w:w="7198"/>
-            <w:tcBorders>
-              <w:top w:val="single" w:color="C9D3E0" w:sz="4"/>
-              <w:left w:val="single" w:color="C9D3E0" w:sz="4"/>
-              <w:bottom w:val="single" w:color="C9D3E0" w:sz="4"/>
-              <w:right w:val="single" w:color="C9D3E0" w:sz="4"/>
-            </w:tcBorders>
-            <w:tcMar>
-              <w:top w:type="dxa" w:w="70"/>
-              <w:left w:type="dxa" w:w="100"/>
-              <w:bottom w:type="dxa" w:w="70"/>
-              <w:right w:type="dxa" w:w="100"/>
-            </w:tcMar>
-          </w:tcPr>
-          <w:p>
-            <w:pPr>
-              <w:spacing w:after="40" w:before="0" w:line="264"/>
-            </w:pPr>
-            <w:r>
-              <w:rPr>
-                <w:rFonts w:ascii="Arial" w:cs="Arial" w:eastAsia="Arial" w:hAnsi="Arial"/>
-                <w:sz w:val="19"/>
-                <w:szCs w:val="19"/>
-              </w:rPr>
-              <w:t xml:space="preserve">artifacts/nnpa/nnpa_bench_yash-ibm.json</w:t>
-            </w:r>
-          </w:p>
-        </w:tc>
-      </w:tr>
-    </w:tbl>
     <w:p>
       <w:pPr>
         <w:pStyle w:val="Heading2"/>
@@ -7477,7 +8368,7 @@
           <w:sz w:val="19"/>
           <w:szCs w:val="19"/>
         </w:rPr>
-        <w:t xml:space="preserve">Not 'predicts collisions'. </w:t>
+        <w:t xml:space="preserve">'Might hit', not 'will hit'. </w:t>
       </w:r>
       <w:r>
         <w:rPr>
@@ -7485,7 +8376,7 @@
           <w:sz w:val="19"/>
           <w:szCs w:val="19"/>
         </w:rPr>
-        <w:t xml:space="preserve">Say it forecasts the later reported risk.</w:t>
+        <w:t xml:space="preserve">Alerts are estimates.</w:t>
       </w:r>
     </w:p>
     <w:p>
@@ -7505,7 +8396,7 @@
           <w:sz w:val="19"/>
           <w:szCs w:val="19"/>
         </w:rPr>
-        <w:t xml:space="preserve">Not 'guaranteed safe'. </w:t>
+        <w:t xml:space="preserve">'Safer', not 'guaranteed safe'. </w:t>
       </w:r>
       <w:r>
         <w:rPr>
@@ -7513,7 +8404,7 @@
           <w:sz w:val="19"/>
           <w:szCs w:val="19"/>
         </w:rPr>
-        <w:t xml:space="preserve">Say no hazardous encounter was found among the screened burns and objects.</w:t>
+        <w:t xml:space="preserve">We checked every listed object and push, not every possibility.</w:t>
       </w:r>
     </w:p>
     <w:p>
@@ -7533,7 +8424,7 @@
           <w:sz w:val="19"/>
           <w:szCs w:val="19"/>
         </w:rPr>
-        <w:t xml:space="preserve">Not 'our model beats ESA'. </w:t>
+        <w:t xml:space="preserve">The person decides. </w:t>
       </w:r>
       <w:r>
         <w:rPr>
@@ -7541,7 +8432,7 @@
           <w:sz w:val="19"/>
           <w:szCs w:val="19"/>
         </w:rPr>
-        <w:t xml:space="preserve">Say we tested it, it wasn't significantly better at forecasting, so we kept the baseline; it is better at ranking and at finding cheaper safe burns.</w:t>
+        <w:t xml:space="preserve">OrbitGuard recommends; it never commands the satellite.</w:t>
       </w:r>
     </w:p>
     <w:p>
@@ -7561,7 +8452,7 @@
           <w:sz w:val="19"/>
           <w:szCs w:val="19"/>
         </w:rPr>
-        <w:t xml:space="preserve">Not 'AI decides the burn'. </w:t>
+        <w:t xml:space="preserve">Granite explains; it doesn't decide. </w:t>
       </w:r>
       <w:r>
         <w:rPr>
@@ -7569,7 +8460,7 @@
           <w:sz w:val="19"/>
           <w:szCs w:val="19"/>
         </w:rPr>
-        <w:t xml:space="preserve">Physics decides what's safe, the learned search only proposes, the operator decides.</w:t>
+        <w:t xml:space="preserve">The physics decides what's safe.</w:t>
       </w:r>
     </w:p>
     <w:p>
@@ -7589,7 +8480,7 @@
           <w:sz w:val="19"/>
           <w:szCs w:val="19"/>
         </w:rPr>
-        <w:t xml:space="preserve">Not 'Snap ML runs faster on Telum'. </w:t>
+        <w:t xml:space="preserve">Plain words first. </w:t>
       </w:r>
       <w:r>
         <w:rPr>
@@ -7597,35 +8488,7 @@
           <w:sz w:val="19"/>
           <w:szCs w:val="19"/>
         </w:rPr>
-        <w:t xml:space="preserve">We measured it: identical predictions, but slower than its CPU path on this VM, so we use CPU. The 3.4× is TensorFlow + zDNN.</w:t>
-      </w:r>
-    </w:p>
-    <w:p>
-      <w:pPr>
-        <w:pStyle w:val="ListParagraph"/>
-        <w:numPr>
-          <w:ilvl w:val="0"/>
-          <w:numId w:val="2"/>
-        </w:numPr>
-        <w:spacing w:after="50" w:line="260"/>
-      </w:pPr>
-      <w:r>
-        <w:rPr>
-          <w:rFonts w:ascii="Arial" w:cs="Arial" w:eastAsia="Arial" w:hAnsi="Arial"/>
-          <w:b/>
-          <w:bCs/>
-          <w:sz w:val="19"/>
-          <w:szCs w:val="19"/>
-        </w:rPr>
-        <w:t xml:space="preserve">Avoid </w:t>
-      </w:r>
-      <w:r>
-        <w:rPr>
-          <w:rFonts w:ascii="Arial" w:cs="Arial" w:eastAsia="Arial" w:hAnsi="Arial"/>
-          <w:sz w:val="19"/>
-          <w:szCs w:val="19"/>
-        </w:rPr>
-        <w:t xml:space="preserve">'leverage', 'seamless', 'cutting-edge', 'revolutionary'.</w:t>
+        <w:t xml:space="preserve">Say 'push' before 'burn', 'chance of collision' instead of 'Pc', 'position error' instead of 'covariance'.</w:t>
       </w:r>
     </w:p>
     <w:p>
@@ -7641,7 +8504,7 @@
           <w:sz w:val="16"/>
           <w:szCs w:val="16"/>
         </w:rPr>
-        <w:t xml:space="preserve">Sources: ESA Space Environment Report 2025 (esa.int); SpaceX semi-annual Starlink report to the FCC, 31 Dec 2025; ESA Collision Avoidance Challenge (Uriot et al., arXiv:2008.03069); NASA CARA Analysis Tools; all other numbers from this repository's artefacts as listed in the proof bank.</w:t>
+        <w:t xml:space="preserve">Sources: ESA Space Environment Report 2025; SpaceX semi-annual Starlink report to the FCC (31 Dec 2025); ESA Collision Avoidance Challenge data (Uriot et al., arXiv:2008.03069); NASA CARA Analysis Tools; IBM Z Datathon participant guidebook (share of financial transactions on mainframes); all other numbers from this repository's artefacts as listed in the proof bank.</w:t>
       </w:r>
     </w:p>
     <w:sectPr>
